--- a/docs/生产工艺流程追溯系统数据库设计与功能说明文档_V1.8_ER重设计版.docx
+++ b/docs/生产工艺流程追溯系统数据库设计与功能说明文档_V1.8_ER重设计版.docx
@@ -2998,6 +2998,12 @@
             <w:insideH w:val="single" w:color="BFBFBF" w:sz="4" w:space="0"/>
             <w:insideV w:val="single" w:color="BFBFBF" w:sz="4" w:space="0"/>
           </w:tblBorders>
+          <w:tblCellMar>
+            <w:top w:w="0" w:type="dxa"/>
+            <w:left w:w="108" w:type="dxa"/>
+            <w:bottom w:w="0" w:type="dxa"/>
+            <w:right w:w="108" w:type="dxa"/>
+          </w:tblCellMar>
         </w:tblPrEx>
         <w:trPr>
           <w:jc w:val="center"/>
@@ -5919,6 +5925,12 @@
             <w:insideH w:val="single" w:color="BFBFBF" w:sz="4" w:space="0"/>
             <w:insideV w:val="single" w:color="BFBFBF" w:sz="4" w:space="0"/>
           </w:tblBorders>
+          <w:tblCellMar>
+            <w:top w:w="0" w:type="dxa"/>
+            <w:left w:w="108" w:type="dxa"/>
+            <w:bottom w:w="0" w:type="dxa"/>
+            <w:right w:w="108" w:type="dxa"/>
+          </w:tblCellMar>
         </w:tblPrEx>
         <w:trPr>
           <w:jc w:val="center"/>
@@ -8457,12 +8469,6 @@
             <w:insideH w:val="single" w:color="BFBFBF" w:sz="4" w:space="0"/>
             <w:insideV w:val="single" w:color="BFBFBF" w:sz="4" w:space="0"/>
           </w:tblBorders>
-          <w:tblCellMar>
-            <w:top w:w="0" w:type="dxa"/>
-            <w:left w:w="108" w:type="dxa"/>
-            <w:bottom w:w="0" w:type="dxa"/>
-            <w:right w:w="108" w:type="dxa"/>
-          </w:tblCellMar>
         </w:tblPrEx>
         <w:trPr>
           <w:jc w:val="center"/>
@@ -9374,12 +9380,6 @@
             <w:insideH w:val="single" w:color="BFBFBF" w:sz="4" w:space="0"/>
             <w:insideV w:val="single" w:color="BFBFBF" w:sz="4" w:space="0"/>
           </w:tblBorders>
-          <w:tblCellMar>
-            <w:top w:w="0" w:type="dxa"/>
-            <w:left w:w="108" w:type="dxa"/>
-            <w:bottom w:w="0" w:type="dxa"/>
-            <w:right w:w="108" w:type="dxa"/>
-          </w:tblCellMar>
         </w:tblPrEx>
         <w:trPr>
           <w:jc w:val="center"/>
@@ -9677,12 +9677,6 @@
             <w:insideH w:val="single" w:color="BFBFBF" w:sz="4" w:space="0"/>
             <w:insideV w:val="single" w:color="BFBFBF" w:sz="4" w:space="0"/>
           </w:tblBorders>
-          <w:tblCellMar>
-            <w:top w:w="0" w:type="dxa"/>
-            <w:left w:w="108" w:type="dxa"/>
-            <w:bottom w:w="0" w:type="dxa"/>
-            <w:right w:w="108" w:type="dxa"/>
-          </w:tblCellMar>
         </w:tblPrEx>
         <w:trPr>
           <w:jc w:val="center"/>
@@ -9919,6 +9913,12 @@
             <w:insideH w:val="single" w:color="BFBFBF" w:sz="4" w:space="0"/>
             <w:insideV w:val="single" w:color="BFBFBF" w:sz="4" w:space="0"/>
           </w:tblBorders>
+          <w:tblCellMar>
+            <w:top w:w="0" w:type="dxa"/>
+            <w:left w:w="108" w:type="dxa"/>
+            <w:bottom w:w="0" w:type="dxa"/>
+            <w:right w:w="108" w:type="dxa"/>
+          </w:tblCellMar>
         </w:tblPrEx>
         <w:trPr>
           <w:jc w:val="center"/>
@@ -10527,12 +10527,6 @@
             <w:insideH w:val="single" w:color="BFBFBF" w:sz="4" w:space="0"/>
             <w:insideV w:val="single" w:color="BFBFBF" w:sz="4" w:space="0"/>
           </w:tblBorders>
-          <w:tblCellMar>
-            <w:top w:w="0" w:type="dxa"/>
-            <w:left w:w="108" w:type="dxa"/>
-            <w:bottom w:w="0" w:type="dxa"/>
-            <w:right w:w="108" w:type="dxa"/>
-          </w:tblCellMar>
         </w:tblPrEx>
         <w:trPr>
           <w:jc w:val="center"/>
@@ -13148,12 +13142,6 @@
             <w:insideH w:val="single" w:color="BFBFBF" w:sz="4" w:space="0"/>
             <w:insideV w:val="single" w:color="BFBFBF" w:sz="4" w:space="0"/>
           </w:tblBorders>
-          <w:tblCellMar>
-            <w:top w:w="0" w:type="dxa"/>
-            <w:left w:w="108" w:type="dxa"/>
-            <w:bottom w:w="0" w:type="dxa"/>
-            <w:right w:w="108" w:type="dxa"/>
-          </w:tblCellMar>
         </w:tblPrEx>
         <w:trPr>
           <w:jc w:val="center"/>
@@ -13249,12 +13237,6 @@
             <w:insideH w:val="single" w:color="BFBFBF" w:sz="4" w:space="0"/>
             <w:insideV w:val="single" w:color="BFBFBF" w:sz="4" w:space="0"/>
           </w:tblBorders>
-          <w:tblCellMar>
-            <w:top w:w="0" w:type="dxa"/>
-            <w:left w:w="108" w:type="dxa"/>
-            <w:bottom w:w="0" w:type="dxa"/>
-            <w:right w:w="108" w:type="dxa"/>
-          </w:tblCellMar>
         </w:tblPrEx>
         <w:trPr>
           <w:jc w:val="center"/>
@@ -14456,12 +14438,6 @@
             <w:insideH w:val="single" w:color="BFBFBF" w:sz="4" w:space="0"/>
             <w:insideV w:val="single" w:color="BFBFBF" w:sz="4" w:space="0"/>
           </w:tblBorders>
-          <w:tblCellMar>
-            <w:top w:w="0" w:type="dxa"/>
-            <w:left w:w="108" w:type="dxa"/>
-            <w:bottom w:w="0" w:type="dxa"/>
-            <w:right w:w="108" w:type="dxa"/>
-          </w:tblCellMar>
         </w:tblPrEx>
         <w:trPr>
           <w:jc w:val="center"/>
@@ -14759,12 +14735,6 @@
             <w:insideH w:val="single" w:color="BFBFBF" w:sz="4" w:space="0"/>
             <w:insideV w:val="single" w:color="BFBFBF" w:sz="4" w:space="0"/>
           </w:tblBorders>
-          <w:tblCellMar>
-            <w:top w:w="0" w:type="dxa"/>
-            <w:left w:w="108" w:type="dxa"/>
-            <w:bottom w:w="0" w:type="dxa"/>
-            <w:right w:w="108" w:type="dxa"/>
-          </w:tblCellMar>
         </w:tblPrEx>
         <w:trPr>
           <w:jc w:val="center"/>
@@ -15304,12 +15274,6 @@
             <w:insideH w:val="single" w:color="BFBFBF" w:sz="4" w:space="0"/>
             <w:insideV w:val="single" w:color="BFBFBF" w:sz="4" w:space="0"/>
           </w:tblBorders>
-          <w:tblCellMar>
-            <w:top w:w="0" w:type="dxa"/>
-            <w:left w:w="108" w:type="dxa"/>
-            <w:bottom w:w="0" w:type="dxa"/>
-            <w:right w:w="108" w:type="dxa"/>
-          </w:tblCellMar>
         </w:tblPrEx>
         <w:trPr>
           <w:jc w:val="center"/>
@@ -15673,8 +15637,6 @@
               </w:rPr>
               <w:t>产品属性</w:t>
             </w:r>
-            <w:bookmarkStart w:id="0" w:name="_GoBack"/>
-            <w:bookmarkEnd w:id="0"/>
           </w:p>
         </w:tc>
         <w:tc>
@@ -15724,6 +15686,101 @@
                 <w:sz w:val="15"/>
               </w:rPr>
               <w:t>finished/semi_finished/material/auxiliary，对应成品/半成品/原材料/辅料</w:t>
+            </w:r>
+          </w:p>
+        </w:tc>
+      </w:tr>
+      <w:tr>
+        <w:tblPrEx>
+          <w:tblBorders>
+            <w:top w:val="single" w:color="BFBFBF" w:sz="4" w:space="0"/>
+            <w:left w:val="single" w:color="BFBFBF" w:sz="4" w:space="0"/>
+            <w:bottom w:val="single" w:color="BFBFBF" w:sz="4" w:space="0"/>
+            <w:right w:val="single" w:color="BFBFBF" w:sz="4" w:space="0"/>
+            <w:insideH w:val="single" w:color="BFBFBF" w:sz="4" w:space="0"/>
+            <w:insideV w:val="single" w:color="BFBFBF" w:sz="4" w:space="0"/>
+          </w:tblBorders>
+        </w:tblPrEx>
+        <w:trPr>
+          <w:jc w:val="center"/>
+        </w:trPr>
+        <w:tc>
+          <w:tcPr>
+            <w:tcW w:w="2268" w:type="dxa"/>
+            <w:vAlign w:val="center"/>
+          </w:tcPr>
+          <w:p>
+            <w:pPr>
+              <w:spacing w:after="0" w:line="240" w:lineRule="auto"/>
+              <w:jc w:val="left"/>
+            </w:pPr>
+            <w:r>
+              <w:rPr>
+                <w:rFonts w:ascii="微软雅黑" w:hAnsi="微软雅黑" w:eastAsia="微软雅黑"/>
+                <w:b w:val="0"/>
+                <w:sz w:val="15"/>
+              </w:rPr>
+              <w:t>status</w:t>
+            </w:r>
+          </w:p>
+        </w:tc>
+        <w:tc>
+          <w:tcPr>
+            <w:tcW w:w="1984" w:type="dxa"/>
+            <w:vAlign w:val="center"/>
+          </w:tcPr>
+          <w:p>
+            <w:pPr>
+              <w:spacing w:after="0" w:line="240" w:lineRule="auto"/>
+              <w:jc w:val="left"/>
+            </w:pPr>
+            <w:r>
+              <w:rPr>
+                <w:rFonts w:ascii="微软雅黑" w:hAnsi="微软雅黑" w:eastAsia="微软雅黑"/>
+                <w:b w:val="0"/>
+                <w:sz w:val="15"/>
+              </w:rPr>
+              <w:t>状态</w:t>
+            </w:r>
+          </w:p>
+        </w:tc>
+        <w:tc>
+          <w:tcPr>
+            <w:tcW w:w="2381" w:type="dxa"/>
+            <w:vAlign w:val="center"/>
+          </w:tcPr>
+          <w:p>
+            <w:pPr>
+              <w:spacing w:after="0" w:line="240" w:lineRule="auto"/>
+              <w:jc w:val="left"/>
+            </w:pPr>
+            <w:r>
+              <w:rPr>
+                <w:rFonts w:ascii="微软雅黑" w:hAnsi="微软雅黑" w:eastAsia="微软雅黑"/>
+                <w:b w:val="0"/>
+                <w:sz w:val="15"/>
+              </w:rPr>
+              <w:t>VARCHAR(50)</w:t>
+            </w:r>
+          </w:p>
+        </w:tc>
+        <w:tc>
+          <w:tcPr>
+            <w:tcW w:w="3402" w:type="dxa"/>
+            <w:vAlign w:val="center"/>
+          </w:tcPr>
+          <w:p>
+            <w:pPr>
+              <w:spacing w:after="0" w:line="240" w:lineRule="auto"/>
+              <w:jc w:val="left"/>
+            </w:pPr>
+            <w:r>
+              <w:rPr>
+                <w:rFonts w:ascii="微软雅黑" w:hAnsi="微软雅黑" w:eastAsia="微软雅黑"/>
+                <w:b w:val="0"/>
+                <w:sz w:val="15"/>
+              </w:rPr>
+              <w:t>active/disabled</w:t>
             </w:r>
           </w:p>
         </w:tc>
@@ -15764,7 +15821,7 @@
                 <w:b w:val="0"/>
                 <w:sz w:val="15"/>
               </w:rPr>
-              <w:t>status</w:t>
+              <w:t>remark</w:t>
             </w:r>
           </w:p>
         </w:tc>
@@ -15784,7 +15841,7 @@
                 <w:b w:val="0"/>
                 <w:sz w:val="15"/>
               </w:rPr>
-              <w:t>状态</w:t>
+              <w:t>备注</w:t>
             </w:r>
           </w:p>
         </w:tc>
@@ -15804,7 +15861,7 @@
                 <w:b w:val="0"/>
                 <w:sz w:val="15"/>
               </w:rPr>
-              <w:t>VARCHAR(50)</w:t>
+              <w:t>TEXT NULL</w:t>
             </w:r>
           </w:p>
         </w:tc>
@@ -15824,7 +15881,7 @@
                 <w:b w:val="0"/>
                 <w:sz w:val="15"/>
               </w:rPr>
-              <w:t>active/disabled</w:t>
+              <w:t>可选说明</w:t>
             </w:r>
           </w:p>
         </w:tc>
@@ -15865,7 +15922,7 @@
                 <w:b w:val="0"/>
                 <w:sz w:val="15"/>
               </w:rPr>
-              <w:t>remark</w:t>
+              <w:t>created_by</w:t>
             </w:r>
           </w:p>
         </w:tc>
@@ -15885,7 +15942,7 @@
                 <w:b w:val="0"/>
                 <w:sz w:val="15"/>
               </w:rPr>
-              <w:t>备注</w:t>
+              <w:t>创建人ID</w:t>
             </w:r>
           </w:p>
         </w:tc>
@@ -15905,7 +15962,7 @@
                 <w:b w:val="0"/>
                 <w:sz w:val="15"/>
               </w:rPr>
-              <w:t>TEXT NULL</w:t>
+              <w:t>BIGINT FK NULL</w:t>
             </w:r>
           </w:p>
         </w:tc>
@@ -15925,7 +15982,7 @@
                 <w:b w:val="0"/>
                 <w:sz w:val="15"/>
               </w:rPr>
-              <w:t>可选说明</w:t>
+              <w:t>关联 users.id，记录创建人</w:t>
             </w:r>
           </w:p>
         </w:tc>
@@ -15966,7 +16023,7 @@
                 <w:b w:val="0"/>
                 <w:sz w:val="15"/>
               </w:rPr>
-              <w:t>created_by</w:t>
+              <w:t>created_at</w:t>
             </w:r>
           </w:p>
         </w:tc>
@@ -15986,7 +16043,7 @@
                 <w:b w:val="0"/>
                 <w:sz w:val="15"/>
               </w:rPr>
-              <w:t>创建人ID</w:t>
+              <w:t>创建时间</w:t>
             </w:r>
           </w:p>
         </w:tc>
@@ -16006,7 +16063,7 @@
                 <w:b w:val="0"/>
                 <w:sz w:val="15"/>
               </w:rPr>
-              <w:t>BIGINT FK NULL</w:t>
+              <w:t>DATETIME NOT NULL</w:t>
             </w:r>
           </w:p>
         </w:tc>
@@ -16026,7 +16083,7 @@
                 <w:b w:val="0"/>
                 <w:sz w:val="15"/>
               </w:rPr>
-              <w:t>关联 users.id，记录创建人</w:t>
+              <w:t>默认当前时间</w:t>
             </w:r>
           </w:p>
         </w:tc>
@@ -16067,7 +16124,7 @@
                 <w:b w:val="0"/>
                 <w:sz w:val="15"/>
               </w:rPr>
-              <w:t>created_at</w:t>
+              <w:t>updated_by</w:t>
             </w:r>
           </w:p>
         </w:tc>
@@ -16087,7 +16144,7 @@
                 <w:b w:val="0"/>
                 <w:sz w:val="15"/>
               </w:rPr>
-              <w:t>创建时间</w:t>
+              <w:t>更新人ID</w:t>
             </w:r>
           </w:p>
         </w:tc>
@@ -16107,7 +16164,7 @@
                 <w:b w:val="0"/>
                 <w:sz w:val="15"/>
               </w:rPr>
-              <w:t>DATETIME NOT NULL</w:t>
+              <w:t>BIGINT FK NULL</w:t>
             </w:r>
           </w:p>
         </w:tc>
@@ -16127,7 +16184,7 @@
                 <w:b w:val="0"/>
                 <w:sz w:val="15"/>
               </w:rPr>
-              <w:t>默认当前时间</w:t>
+              <w:t>关联 users.id，记录最后修改人</w:t>
             </w:r>
           </w:p>
         </w:tc>
@@ -16168,7 +16225,7 @@
                 <w:b w:val="0"/>
                 <w:sz w:val="15"/>
               </w:rPr>
-              <w:t>updated_by</w:t>
+              <w:t>updated_at</w:t>
             </w:r>
           </w:p>
         </w:tc>
@@ -16188,7 +16245,7 @@
                 <w:b w:val="0"/>
                 <w:sz w:val="15"/>
               </w:rPr>
-              <w:t>更新人ID</w:t>
+              <w:t>更新时间</w:t>
             </w:r>
           </w:p>
         </w:tc>
@@ -16208,7 +16265,7 @@
                 <w:b w:val="0"/>
                 <w:sz w:val="15"/>
               </w:rPr>
-              <w:t>BIGINT FK NULL</w:t>
+              <w:t>DATETIME NULL</w:t>
             </w:r>
           </w:p>
         </w:tc>
@@ -16228,7 +16285,7 @@
                 <w:b w:val="0"/>
                 <w:sz w:val="15"/>
               </w:rPr>
-              <w:t>关联 users.id，记录最后修改人</w:t>
+              <w:t>最后修改时间</w:t>
             </w:r>
           </w:p>
         </w:tc>
@@ -16269,7 +16326,7 @@
                 <w:b w:val="0"/>
                 <w:sz w:val="15"/>
               </w:rPr>
-              <w:t>updated_at</w:t>
+              <w:t>is_deleted</w:t>
             </w:r>
           </w:p>
         </w:tc>
@@ -16289,7 +16346,7 @@
                 <w:b w:val="0"/>
                 <w:sz w:val="15"/>
               </w:rPr>
-              <w:t>更新时间</w:t>
+              <w:t>是否删除</w:t>
             </w:r>
           </w:p>
         </w:tc>
@@ -16309,7 +16366,7 @@
                 <w:b w:val="0"/>
                 <w:sz w:val="15"/>
               </w:rPr>
-              <w:t>DATETIME NULL</w:t>
+              <w:t>TINYINT DEFAULT 0</w:t>
             </w:r>
           </w:p>
         </w:tc>
@@ -16329,7 +16386,7 @@
                 <w:b w:val="0"/>
                 <w:sz w:val="15"/>
               </w:rPr>
-              <w:t>最后修改时间</w:t>
+              <w:t>软删除标记：0未删除，1已删除</w:t>
             </w:r>
           </w:p>
         </w:tc>
@@ -16370,7 +16427,7 @@
                 <w:b w:val="0"/>
                 <w:sz w:val="15"/>
               </w:rPr>
-              <w:t>is_deleted</w:t>
+              <w:t>deleted_by</w:t>
             </w:r>
           </w:p>
         </w:tc>
@@ -16390,7 +16447,7 @@
                 <w:b w:val="0"/>
                 <w:sz w:val="15"/>
               </w:rPr>
-              <w:t>是否删除</w:t>
+              <w:t>删除人ID</w:t>
             </w:r>
           </w:p>
         </w:tc>
@@ -16410,7 +16467,7 @@
                 <w:b w:val="0"/>
                 <w:sz w:val="15"/>
               </w:rPr>
-              <w:t>TINYINT DEFAULT 0</w:t>
+              <w:t>BIGINT FK NULL</w:t>
             </w:r>
           </w:p>
         </w:tc>
@@ -16430,7 +16487,7 @@
                 <w:b w:val="0"/>
                 <w:sz w:val="15"/>
               </w:rPr>
-              <w:t>软删除标记：0未删除，1已删除</w:t>
+              <w:t>关联 users.id，软删除人</w:t>
             </w:r>
           </w:p>
         </w:tc>
@@ -16445,113 +16502,6 @@
             <w:insideH w:val="single" w:color="BFBFBF" w:sz="4" w:space="0"/>
             <w:insideV w:val="single" w:color="BFBFBF" w:sz="4" w:space="0"/>
           </w:tblBorders>
-          <w:tblCellMar>
-            <w:top w:w="0" w:type="dxa"/>
-            <w:left w:w="108" w:type="dxa"/>
-            <w:bottom w:w="0" w:type="dxa"/>
-            <w:right w:w="108" w:type="dxa"/>
-          </w:tblCellMar>
-        </w:tblPrEx>
-        <w:trPr>
-          <w:jc w:val="center"/>
-        </w:trPr>
-        <w:tc>
-          <w:tcPr>
-            <w:tcW w:w="2268" w:type="dxa"/>
-            <w:vAlign w:val="center"/>
-          </w:tcPr>
-          <w:p>
-            <w:pPr>
-              <w:spacing w:after="0" w:line="240" w:lineRule="auto"/>
-              <w:jc w:val="left"/>
-            </w:pPr>
-            <w:r>
-              <w:rPr>
-                <w:rFonts w:ascii="微软雅黑" w:hAnsi="微软雅黑" w:eastAsia="微软雅黑"/>
-                <w:b w:val="0"/>
-                <w:sz w:val="15"/>
-              </w:rPr>
-              <w:t>deleted_by</w:t>
-            </w:r>
-          </w:p>
-        </w:tc>
-        <w:tc>
-          <w:tcPr>
-            <w:tcW w:w="1984" w:type="dxa"/>
-            <w:vAlign w:val="center"/>
-          </w:tcPr>
-          <w:p>
-            <w:pPr>
-              <w:spacing w:after="0" w:line="240" w:lineRule="auto"/>
-              <w:jc w:val="left"/>
-            </w:pPr>
-            <w:r>
-              <w:rPr>
-                <w:rFonts w:ascii="微软雅黑" w:hAnsi="微软雅黑" w:eastAsia="微软雅黑"/>
-                <w:b w:val="0"/>
-                <w:sz w:val="15"/>
-              </w:rPr>
-              <w:t>删除人ID</w:t>
-            </w:r>
-          </w:p>
-        </w:tc>
-        <w:tc>
-          <w:tcPr>
-            <w:tcW w:w="2381" w:type="dxa"/>
-            <w:vAlign w:val="center"/>
-          </w:tcPr>
-          <w:p>
-            <w:pPr>
-              <w:spacing w:after="0" w:line="240" w:lineRule="auto"/>
-              <w:jc w:val="left"/>
-            </w:pPr>
-            <w:r>
-              <w:rPr>
-                <w:rFonts w:ascii="微软雅黑" w:hAnsi="微软雅黑" w:eastAsia="微软雅黑"/>
-                <w:b w:val="0"/>
-                <w:sz w:val="15"/>
-              </w:rPr>
-              <w:t>BIGINT FK NULL</w:t>
-            </w:r>
-          </w:p>
-        </w:tc>
-        <w:tc>
-          <w:tcPr>
-            <w:tcW w:w="3402" w:type="dxa"/>
-            <w:vAlign w:val="center"/>
-          </w:tcPr>
-          <w:p>
-            <w:pPr>
-              <w:spacing w:after="0" w:line="240" w:lineRule="auto"/>
-              <w:jc w:val="left"/>
-            </w:pPr>
-            <w:r>
-              <w:rPr>
-                <w:rFonts w:ascii="微软雅黑" w:hAnsi="微软雅黑" w:eastAsia="微软雅黑"/>
-                <w:b w:val="0"/>
-                <w:sz w:val="15"/>
-              </w:rPr>
-              <w:t>关联 users.id，软删除人</w:t>
-            </w:r>
-          </w:p>
-        </w:tc>
-      </w:tr>
-      <w:tr>
-        <w:tblPrEx>
-          <w:tblBorders>
-            <w:top w:val="single" w:color="BFBFBF" w:sz="4" w:space="0"/>
-            <w:left w:val="single" w:color="BFBFBF" w:sz="4" w:space="0"/>
-            <w:bottom w:val="single" w:color="BFBFBF" w:sz="4" w:space="0"/>
-            <w:right w:val="single" w:color="BFBFBF" w:sz="4" w:space="0"/>
-            <w:insideH w:val="single" w:color="BFBFBF" w:sz="4" w:space="0"/>
-            <w:insideV w:val="single" w:color="BFBFBF" w:sz="4" w:space="0"/>
-          </w:tblBorders>
-          <w:tblCellMar>
-            <w:top w:w="0" w:type="dxa"/>
-            <w:left w:w="108" w:type="dxa"/>
-            <w:bottom w:w="0" w:type="dxa"/>
-            <w:right w:w="108" w:type="dxa"/>
-          </w:tblCellMar>
         </w:tblPrEx>
         <w:trPr>
           <w:jc w:val="center"/>
@@ -16687,12 +16637,6 @@
             <w:insideH w:val="single" w:color="BFBFBF" w:sz="4" w:space="0"/>
             <w:insideV w:val="single" w:color="BFBFBF" w:sz="4" w:space="0"/>
           </w:tblBorders>
-          <w:tblCellMar>
-            <w:top w:w="0" w:type="dxa"/>
-            <w:left w:w="108" w:type="dxa"/>
-            <w:bottom w:w="0" w:type="dxa"/>
-            <w:right w:w="108" w:type="dxa"/>
-          </w:tblCellMar>
         </w:tblPrEx>
         <w:trPr>
           <w:jc w:val="center"/>
@@ -16782,6 +16726,101 @@
                 <w:sz w:val="17"/>
               </w:rPr>
               <w:t>说明</w:t>
+            </w:r>
+          </w:p>
+        </w:tc>
+      </w:tr>
+      <w:tr>
+        <w:tblPrEx>
+          <w:tblBorders>
+            <w:top w:val="single" w:color="BFBFBF" w:sz="4" w:space="0"/>
+            <w:left w:val="single" w:color="BFBFBF" w:sz="4" w:space="0"/>
+            <w:bottom w:val="single" w:color="BFBFBF" w:sz="4" w:space="0"/>
+            <w:right w:val="single" w:color="BFBFBF" w:sz="4" w:space="0"/>
+            <w:insideH w:val="single" w:color="BFBFBF" w:sz="4" w:space="0"/>
+            <w:insideV w:val="single" w:color="BFBFBF" w:sz="4" w:space="0"/>
+          </w:tblBorders>
+        </w:tblPrEx>
+        <w:trPr>
+          <w:jc w:val="center"/>
+        </w:trPr>
+        <w:tc>
+          <w:tcPr>
+            <w:tcW w:w="2268" w:type="dxa"/>
+            <w:vAlign w:val="center"/>
+          </w:tcPr>
+          <w:p>
+            <w:pPr>
+              <w:spacing w:after="0" w:line="240" w:lineRule="auto"/>
+              <w:jc w:val="left"/>
+            </w:pPr>
+            <w:r>
+              <w:rPr>
+                <w:rFonts w:ascii="微软雅黑" w:hAnsi="微软雅黑" w:eastAsia="微软雅黑"/>
+                <w:b w:val="0"/>
+                <w:sz w:val="15"/>
+              </w:rPr>
+              <w:t>id</w:t>
+            </w:r>
+          </w:p>
+        </w:tc>
+        <w:tc>
+          <w:tcPr>
+            <w:tcW w:w="1984" w:type="dxa"/>
+            <w:vAlign w:val="center"/>
+          </w:tcPr>
+          <w:p>
+            <w:pPr>
+              <w:spacing w:after="0" w:line="240" w:lineRule="auto"/>
+              <w:jc w:val="left"/>
+            </w:pPr>
+            <w:r>
+              <w:rPr>
+                <w:rFonts w:ascii="微软雅黑" w:hAnsi="微软雅黑" w:eastAsia="微软雅黑"/>
+                <w:b w:val="0"/>
+                <w:sz w:val="15"/>
+              </w:rPr>
+              <w:t>产品ID</w:t>
+            </w:r>
+          </w:p>
+        </w:tc>
+        <w:tc>
+          <w:tcPr>
+            <w:tcW w:w="2381" w:type="dxa"/>
+            <w:vAlign w:val="center"/>
+          </w:tcPr>
+          <w:p>
+            <w:pPr>
+              <w:spacing w:after="0" w:line="240" w:lineRule="auto"/>
+              <w:jc w:val="left"/>
+            </w:pPr>
+            <w:r>
+              <w:rPr>
+                <w:rFonts w:ascii="微软雅黑" w:hAnsi="微软雅黑" w:eastAsia="微软雅黑"/>
+                <w:b w:val="0"/>
+                <w:sz w:val="15"/>
+              </w:rPr>
+              <w:t>BIGINT PK</w:t>
+            </w:r>
+          </w:p>
+        </w:tc>
+        <w:tc>
+          <w:tcPr>
+            <w:tcW w:w="3402" w:type="dxa"/>
+            <w:vAlign w:val="center"/>
+          </w:tcPr>
+          <w:p>
+            <w:pPr>
+              <w:spacing w:after="0" w:line="240" w:lineRule="auto"/>
+              <w:jc w:val="left"/>
+            </w:pPr>
+            <w:r>
+              <w:rPr>
+                <w:rFonts w:ascii="微软雅黑" w:hAnsi="微软雅黑" w:eastAsia="微软雅黑"/>
+                <w:b w:val="0"/>
+                <w:sz w:val="15"/>
+              </w:rPr>
+              <w:t>主键</w:t>
             </w:r>
           </w:p>
         </w:tc>
@@ -16822,7 +16861,7 @@
                 <w:b w:val="0"/>
                 <w:sz w:val="15"/>
               </w:rPr>
-              <w:t>id</w:t>
+              <w:t>product_code</w:t>
             </w:r>
           </w:p>
         </w:tc>
@@ -16842,7 +16881,7 @@
                 <w:b w:val="0"/>
                 <w:sz w:val="15"/>
               </w:rPr>
-              <w:t>产品ID</w:t>
+              <w:t>产品编码</w:t>
             </w:r>
           </w:p>
         </w:tc>
@@ -16862,7 +16901,7 @@
                 <w:b w:val="0"/>
                 <w:sz w:val="15"/>
               </w:rPr>
-              <w:t>BIGINT PK</w:t>
+              <w:t>VARCHAR(100) UNIQUE NULL</w:t>
             </w:r>
           </w:p>
         </w:tc>
@@ -16882,7 +16921,7 @@
                 <w:b w:val="0"/>
                 <w:sz w:val="15"/>
               </w:rPr>
-              <w:t>主键</w:t>
+              <w:t>可选</w:t>
             </w:r>
           </w:p>
         </w:tc>
@@ -16923,7 +16962,7 @@
                 <w:b w:val="0"/>
                 <w:sz w:val="15"/>
               </w:rPr>
-              <w:t>product_code</w:t>
+              <w:t>product_name</w:t>
             </w:r>
           </w:p>
         </w:tc>
@@ -16943,7 +16982,7 @@
                 <w:b w:val="0"/>
                 <w:sz w:val="15"/>
               </w:rPr>
-              <w:t>产品编码</w:t>
+              <w:t>产品名称</w:t>
             </w:r>
           </w:p>
         </w:tc>
@@ -16963,7 +17002,7 @@
                 <w:b w:val="0"/>
                 <w:sz w:val="15"/>
               </w:rPr>
-              <w:t>VARCHAR(100) UNIQUE NULL</w:t>
+              <w:t>VARCHAR(255) NOT NULL</w:t>
             </w:r>
           </w:p>
         </w:tc>
@@ -16983,7 +17022,7 @@
                 <w:b w:val="0"/>
                 <w:sz w:val="15"/>
               </w:rPr>
-              <w:t>可选</w:t>
+              <w:t>产品名称</w:t>
             </w:r>
           </w:p>
         </w:tc>
@@ -17024,7 +17063,7 @@
                 <w:b w:val="0"/>
                 <w:sz w:val="15"/>
               </w:rPr>
-              <w:t>product_name</w:t>
+              <w:t>product_model</w:t>
             </w:r>
           </w:p>
         </w:tc>
@@ -17044,7 +17083,7 @@
                 <w:b w:val="0"/>
                 <w:sz w:val="15"/>
               </w:rPr>
-              <w:t>产品名称</w:t>
+              <w:t>产品型号</w:t>
             </w:r>
           </w:p>
         </w:tc>
@@ -17084,7 +17123,7 @@
                 <w:b w:val="0"/>
                 <w:sz w:val="15"/>
               </w:rPr>
-              <w:t>产品名称</w:t>
+              <w:t>型号</w:t>
             </w:r>
           </w:p>
         </w:tc>
@@ -17125,7 +17164,7 @@
                 <w:b w:val="0"/>
                 <w:sz w:val="15"/>
               </w:rPr>
-              <w:t>product_model</w:t>
+              <w:t>category_id</w:t>
             </w:r>
           </w:p>
         </w:tc>
@@ -17145,7 +17184,7 @@
                 <w:b w:val="0"/>
                 <w:sz w:val="15"/>
               </w:rPr>
-              <w:t>产品型号</w:t>
+              <w:t>产品分类ID</w:t>
             </w:r>
           </w:p>
         </w:tc>
@@ -17165,7 +17204,7 @@
                 <w:b w:val="0"/>
                 <w:sz w:val="15"/>
               </w:rPr>
-              <w:t>VARCHAR(255) NOT NULL</w:t>
+              <w:t>BIGINT FK NULL</w:t>
             </w:r>
           </w:p>
         </w:tc>
@@ -17185,7 +17224,7 @@
                 <w:b w:val="0"/>
                 <w:sz w:val="15"/>
               </w:rPr>
-              <w:t>型号</w:t>
+              <w:t>关联 product_categories.id</w:t>
             </w:r>
           </w:p>
         </w:tc>
@@ -17220,14 +17259,6 @@
               <w:spacing w:after="0" w:line="240" w:lineRule="auto"/>
               <w:jc w:val="left"/>
             </w:pPr>
-            <w:r>
-              <w:rPr>
-                <w:rFonts w:ascii="微软雅黑" w:hAnsi="微软雅黑" w:eastAsia="微软雅黑"/>
-                <w:b w:val="0"/>
-                <w:sz w:val="15"/>
-              </w:rPr>
-              <w:t>category_id</w:t>
-            </w:r>
           </w:p>
         </w:tc>
         <w:tc>
@@ -17240,14 +17271,6 @@
               <w:spacing w:after="0" w:line="240" w:lineRule="auto"/>
               <w:jc w:val="left"/>
             </w:pPr>
-            <w:r>
-              <w:rPr>
-                <w:rFonts w:ascii="微软雅黑" w:hAnsi="微软雅黑" w:eastAsia="微软雅黑"/>
-                <w:b w:val="0"/>
-                <w:sz w:val="15"/>
-              </w:rPr>
-              <w:t>产品分类ID</w:t>
-            </w:r>
           </w:p>
         </w:tc>
         <w:tc>
@@ -17260,14 +17283,6 @@
               <w:spacing w:after="0" w:line="240" w:lineRule="auto"/>
               <w:jc w:val="left"/>
             </w:pPr>
-            <w:r>
-              <w:rPr>
-                <w:rFonts w:ascii="微软雅黑" w:hAnsi="微软雅黑" w:eastAsia="微软雅黑"/>
-                <w:b w:val="0"/>
-                <w:sz w:val="15"/>
-              </w:rPr>
-              <w:t>BIGINT FK NULL</w:t>
-            </w:r>
           </w:p>
         </w:tc>
         <w:tc>
@@ -17280,14 +17295,6 @@
               <w:spacing w:after="0" w:line="240" w:lineRule="auto"/>
               <w:jc w:val="left"/>
             </w:pPr>
-            <w:r>
-              <w:rPr>
-                <w:rFonts w:ascii="微软雅黑" w:hAnsi="微软雅黑" w:eastAsia="微软雅黑"/>
-                <w:b w:val="0"/>
-                <w:sz w:val="15"/>
-              </w:rPr>
-              <w:t>关联 product_categories.id</w:t>
-            </w:r>
           </w:p>
         </w:tc>
       </w:tr>
@@ -17321,6 +17328,14 @@
               <w:spacing w:after="0" w:line="240" w:lineRule="auto"/>
               <w:jc w:val="left"/>
             </w:pPr>
+            <w:r>
+              <w:rPr>
+                <w:rFonts w:ascii="微软雅黑" w:hAnsi="微软雅黑" w:eastAsia="微软雅黑"/>
+                <w:b w:val="0"/>
+                <w:sz w:val="15"/>
+              </w:rPr>
+              <w:t>source_type</w:t>
+            </w:r>
           </w:p>
         </w:tc>
         <w:tc>
@@ -17333,6 +17348,14 @@
               <w:spacing w:after="0" w:line="240" w:lineRule="auto"/>
               <w:jc w:val="left"/>
             </w:pPr>
+            <w:r>
+              <w:rPr>
+                <w:rFonts w:ascii="微软雅黑" w:hAnsi="微软雅黑" w:eastAsia="微软雅黑"/>
+                <w:b w:val="0"/>
+                <w:sz w:val="15"/>
+              </w:rPr>
+              <w:t>产品来源</w:t>
+            </w:r>
           </w:p>
         </w:tc>
         <w:tc>
@@ -17345,6 +17368,14 @@
               <w:spacing w:after="0" w:line="240" w:lineRule="auto"/>
               <w:jc w:val="left"/>
             </w:pPr>
+            <w:r>
+              <w:rPr>
+                <w:rFonts w:ascii="微软雅黑" w:hAnsi="微软雅黑" w:eastAsia="微软雅黑"/>
+                <w:b w:val="0"/>
+                <w:sz w:val="15"/>
+              </w:rPr>
+              <w:t>VARCHAR(50) NULL</w:t>
+            </w:r>
           </w:p>
         </w:tc>
         <w:tc>
@@ -17357,6 +17388,14 @@
               <w:spacing w:after="0" w:line="240" w:lineRule="auto"/>
               <w:jc w:val="left"/>
             </w:pPr>
+            <w:r>
+              <w:rPr>
+                <w:rFonts w:ascii="微软雅黑" w:hAnsi="微软雅黑" w:eastAsia="微软雅黑"/>
+                <w:b w:val="0"/>
+                <w:sz w:val="15"/>
+              </w:rPr>
+              <w:t>self_made/purchase/outsourcing，对应自制/外购/委外</w:t>
+            </w:r>
           </w:p>
         </w:tc>
       </w:tr>
@@ -17396,7 +17435,7 @@
                 <w:b w:val="0"/>
                 <w:sz w:val="15"/>
               </w:rPr>
-              <w:t>source_type</w:t>
+              <w:t>unit</w:t>
             </w:r>
           </w:p>
         </w:tc>
@@ -17416,7 +17455,7 @@
                 <w:b w:val="0"/>
                 <w:sz w:val="15"/>
               </w:rPr>
-              <w:t>产品来源</w:t>
+              <w:t>单位</w:t>
             </w:r>
           </w:p>
         </w:tc>
@@ -17456,7 +17495,102 @@
                 <w:b w:val="0"/>
                 <w:sz w:val="15"/>
               </w:rPr>
-              <w:t>self_made/purchase/outsourcing，对应自制/外购/委外</w:t>
+              <w:t>件/个/套/g/kg</w:t>
+            </w:r>
+          </w:p>
+        </w:tc>
+      </w:tr>
+      <w:tr>
+        <w:tblPrEx>
+          <w:tblBorders>
+            <w:top w:val="single" w:color="BFBFBF" w:sz="4" w:space="0"/>
+            <w:left w:val="single" w:color="BFBFBF" w:sz="4" w:space="0"/>
+            <w:bottom w:val="single" w:color="BFBFBF" w:sz="4" w:space="0"/>
+            <w:right w:val="single" w:color="BFBFBF" w:sz="4" w:space="0"/>
+            <w:insideH w:val="single" w:color="BFBFBF" w:sz="4" w:space="0"/>
+            <w:insideV w:val="single" w:color="BFBFBF" w:sz="4" w:space="0"/>
+          </w:tblBorders>
+        </w:tblPrEx>
+        <w:trPr>
+          <w:jc w:val="center"/>
+        </w:trPr>
+        <w:tc>
+          <w:tcPr>
+            <w:tcW w:w="2268" w:type="dxa"/>
+            <w:vAlign w:val="center"/>
+          </w:tcPr>
+          <w:p>
+            <w:pPr>
+              <w:spacing w:after="0" w:line="240" w:lineRule="auto"/>
+              <w:jc w:val="left"/>
+            </w:pPr>
+            <w:r>
+              <w:rPr>
+                <w:rFonts w:ascii="微软雅黑" w:hAnsi="微软雅黑" w:eastAsia="微软雅黑"/>
+                <w:b w:val="0"/>
+                <w:sz w:val="15"/>
+              </w:rPr>
+              <w:t>spec_params_json</w:t>
+            </w:r>
+          </w:p>
+        </w:tc>
+        <w:tc>
+          <w:tcPr>
+            <w:tcW w:w="1984" w:type="dxa"/>
+            <w:vAlign w:val="center"/>
+          </w:tcPr>
+          <w:p>
+            <w:pPr>
+              <w:spacing w:after="0" w:line="240" w:lineRule="auto"/>
+              <w:jc w:val="left"/>
+            </w:pPr>
+            <w:r>
+              <w:rPr>
+                <w:rFonts w:ascii="微软雅黑" w:hAnsi="微软雅黑" w:eastAsia="微软雅黑"/>
+                <w:b w:val="0"/>
+                <w:sz w:val="15"/>
+              </w:rPr>
+              <w:t>规格参数</w:t>
+            </w:r>
+          </w:p>
+        </w:tc>
+        <w:tc>
+          <w:tcPr>
+            <w:tcW w:w="2381" w:type="dxa"/>
+            <w:vAlign w:val="center"/>
+          </w:tcPr>
+          <w:p>
+            <w:pPr>
+              <w:spacing w:after="0" w:line="240" w:lineRule="auto"/>
+              <w:jc w:val="left"/>
+            </w:pPr>
+            <w:r>
+              <w:rPr>
+                <w:rFonts w:ascii="微软雅黑" w:hAnsi="微软雅黑" w:eastAsia="微软雅黑"/>
+                <w:b w:val="0"/>
+                <w:sz w:val="15"/>
+              </w:rPr>
+              <w:t>JSON NULL</w:t>
+            </w:r>
+          </w:p>
+        </w:tc>
+        <w:tc>
+          <w:tcPr>
+            <w:tcW w:w="3402" w:type="dxa"/>
+            <w:vAlign w:val="center"/>
+          </w:tcPr>
+          <w:p>
+            <w:pPr>
+              <w:spacing w:after="0" w:line="240" w:lineRule="auto"/>
+              <w:jc w:val="left"/>
+            </w:pPr>
+            <w:r>
+              <w:rPr>
+                <w:rFonts w:ascii="微软雅黑" w:hAnsi="微软雅黑" w:eastAsia="微软雅黑"/>
+                <w:b w:val="0"/>
+                <w:sz w:val="15"/>
+              </w:rPr>
+              <w:t>频率、损耗、隔离、驻波等可变参数</w:t>
             </w:r>
           </w:p>
         </w:tc>
@@ -17497,7 +17631,7 @@
                 <w:b w:val="0"/>
                 <w:sz w:val="15"/>
               </w:rPr>
-              <w:t>unit</w:t>
+              <w:t>default_route_id</w:t>
             </w:r>
           </w:p>
         </w:tc>
@@ -17517,7 +17651,7 @@
                 <w:b w:val="0"/>
                 <w:sz w:val="15"/>
               </w:rPr>
-              <w:t>单位</w:t>
+              <w:t>默认工艺路线ID</w:t>
             </w:r>
           </w:p>
         </w:tc>
@@ -17537,7 +17671,7 @@
                 <w:b w:val="0"/>
                 <w:sz w:val="15"/>
               </w:rPr>
-              <w:t>VARCHAR(50) NULL</w:t>
+              <w:t>BIGINT FK NULL</w:t>
             </w:r>
           </w:p>
         </w:tc>
@@ -17557,7 +17691,7 @@
                 <w:b w:val="0"/>
                 <w:sz w:val="15"/>
               </w:rPr>
-              <w:t>件/个/套/g/kg</w:t>
+              <w:t>关联 process_routes.id，可复用路线</w:t>
             </w:r>
           </w:p>
         </w:tc>
@@ -17598,7 +17732,7 @@
                 <w:b w:val="0"/>
                 <w:sz w:val="15"/>
               </w:rPr>
-              <w:t>spec_params_json</w:t>
+              <w:t>spec_file_id</w:t>
             </w:r>
           </w:p>
         </w:tc>
@@ -17618,7 +17752,7 @@
                 <w:b w:val="0"/>
                 <w:sz w:val="15"/>
               </w:rPr>
-              <w:t>规格参数</w:t>
+              <w:t>产品规格书ID</w:t>
             </w:r>
           </w:p>
         </w:tc>
@@ -17638,7 +17772,7 @@
                 <w:b w:val="0"/>
                 <w:sz w:val="15"/>
               </w:rPr>
-              <w:t>JSON NULL</w:t>
+              <w:t>BIGINT FK NULL</w:t>
             </w:r>
           </w:p>
         </w:tc>
@@ -17658,7 +17792,7 @@
                 <w:b w:val="0"/>
                 <w:sz w:val="15"/>
               </w:rPr>
-              <w:t>频率、损耗、隔离、驻波等可变参数</w:t>
+              <w:t>关联 technical_files.id，可选</w:t>
             </w:r>
           </w:p>
         </w:tc>
@@ -17699,7 +17833,7 @@
                 <w:b w:val="0"/>
                 <w:sz w:val="15"/>
               </w:rPr>
-              <w:t>default_route_id</w:t>
+              <w:t>status</w:t>
             </w:r>
           </w:p>
         </w:tc>
@@ -17719,7 +17853,7 @@
                 <w:b w:val="0"/>
                 <w:sz w:val="15"/>
               </w:rPr>
-              <w:t>默认工艺路线ID</w:t>
+              <w:t>状态</w:t>
             </w:r>
           </w:p>
         </w:tc>
@@ -17739,7 +17873,7 @@
                 <w:b w:val="0"/>
                 <w:sz w:val="15"/>
               </w:rPr>
-              <w:t>BIGINT FK NULL</w:t>
+              <w:t>VARCHAR(50)</w:t>
             </w:r>
           </w:p>
         </w:tc>
@@ -17759,7 +17893,7 @@
                 <w:b w:val="0"/>
                 <w:sz w:val="15"/>
               </w:rPr>
-              <w:t>关联 process_routes.id，可复用路线</w:t>
+              <w:t>active/disabled</w:t>
             </w:r>
           </w:p>
         </w:tc>
@@ -17800,7 +17934,7 @@
                 <w:b w:val="0"/>
                 <w:sz w:val="15"/>
               </w:rPr>
-              <w:t>spec_file_id</w:t>
+              <w:t>remark</w:t>
             </w:r>
           </w:p>
         </w:tc>
@@ -17820,7 +17954,7 @@
                 <w:b w:val="0"/>
                 <w:sz w:val="15"/>
               </w:rPr>
-              <w:t>产品规格书ID</w:t>
+              <w:t>备注</w:t>
             </w:r>
           </w:p>
         </w:tc>
@@ -17840,6 +17974,101 @@
                 <w:b w:val="0"/>
                 <w:sz w:val="15"/>
               </w:rPr>
+              <w:t>TEXT NULL</w:t>
+            </w:r>
+          </w:p>
+        </w:tc>
+        <w:tc>
+          <w:tcPr>
+            <w:tcW w:w="3402" w:type="dxa"/>
+            <w:vAlign w:val="center"/>
+          </w:tcPr>
+          <w:p>
+            <w:pPr>
+              <w:spacing w:after="0" w:line="240" w:lineRule="auto"/>
+              <w:jc w:val="left"/>
+            </w:pPr>
+            <w:r>
+              <w:rPr>
+                <w:rFonts w:ascii="微软雅黑" w:hAnsi="微软雅黑" w:eastAsia="微软雅黑"/>
+                <w:b w:val="0"/>
+                <w:sz w:val="15"/>
+              </w:rPr>
+              <w:t>补充说明</w:t>
+            </w:r>
+          </w:p>
+        </w:tc>
+      </w:tr>
+      <w:tr>
+        <w:tblPrEx>
+          <w:tblBorders>
+            <w:top w:val="single" w:color="BFBFBF" w:sz="4" w:space="0"/>
+            <w:left w:val="single" w:color="BFBFBF" w:sz="4" w:space="0"/>
+            <w:bottom w:val="single" w:color="BFBFBF" w:sz="4" w:space="0"/>
+            <w:right w:val="single" w:color="BFBFBF" w:sz="4" w:space="0"/>
+            <w:insideH w:val="single" w:color="BFBFBF" w:sz="4" w:space="0"/>
+            <w:insideV w:val="single" w:color="BFBFBF" w:sz="4" w:space="0"/>
+          </w:tblBorders>
+        </w:tblPrEx>
+        <w:trPr>
+          <w:jc w:val="center"/>
+        </w:trPr>
+        <w:tc>
+          <w:tcPr>
+            <w:tcW w:w="2268" w:type="dxa"/>
+            <w:vAlign w:val="center"/>
+          </w:tcPr>
+          <w:p>
+            <w:pPr>
+              <w:spacing w:after="0" w:line="240" w:lineRule="auto"/>
+              <w:jc w:val="left"/>
+            </w:pPr>
+            <w:r>
+              <w:rPr>
+                <w:rFonts w:ascii="微软雅黑" w:hAnsi="微软雅黑" w:eastAsia="微软雅黑"/>
+                <w:b w:val="0"/>
+                <w:sz w:val="15"/>
+              </w:rPr>
+              <w:t>created_by</w:t>
+            </w:r>
+          </w:p>
+        </w:tc>
+        <w:tc>
+          <w:tcPr>
+            <w:tcW w:w="1984" w:type="dxa"/>
+            <w:vAlign w:val="center"/>
+          </w:tcPr>
+          <w:p>
+            <w:pPr>
+              <w:spacing w:after="0" w:line="240" w:lineRule="auto"/>
+              <w:jc w:val="left"/>
+            </w:pPr>
+            <w:r>
+              <w:rPr>
+                <w:rFonts w:ascii="微软雅黑" w:hAnsi="微软雅黑" w:eastAsia="微软雅黑"/>
+                <w:b w:val="0"/>
+                <w:sz w:val="15"/>
+              </w:rPr>
+              <w:t>创建人ID</w:t>
+            </w:r>
+          </w:p>
+        </w:tc>
+        <w:tc>
+          <w:tcPr>
+            <w:tcW w:w="2381" w:type="dxa"/>
+            <w:vAlign w:val="center"/>
+          </w:tcPr>
+          <w:p>
+            <w:pPr>
+              <w:spacing w:after="0" w:line="240" w:lineRule="auto"/>
+              <w:jc w:val="left"/>
+            </w:pPr>
+            <w:r>
+              <w:rPr>
+                <w:rFonts w:ascii="微软雅黑" w:hAnsi="微软雅黑" w:eastAsia="微软雅黑"/>
+                <w:b w:val="0"/>
+                <w:sz w:val="15"/>
+              </w:rPr>
               <w:t>BIGINT FK NULL</w:t>
             </w:r>
           </w:p>
@@ -17860,7 +18089,7 @@
                 <w:b w:val="0"/>
                 <w:sz w:val="15"/>
               </w:rPr>
-              <w:t>关联 technical_files.id，可选</w:t>
+              <w:t>关联 users.id，记录创建人</w:t>
             </w:r>
           </w:p>
         </w:tc>
@@ -17901,7 +18130,7 @@
                 <w:b w:val="0"/>
                 <w:sz w:val="15"/>
               </w:rPr>
-              <w:t>status</w:t>
+              <w:t>created_at</w:t>
             </w:r>
           </w:p>
         </w:tc>
@@ -17921,7 +18150,7 @@
                 <w:b w:val="0"/>
                 <w:sz w:val="15"/>
               </w:rPr>
-              <w:t>状态</w:t>
+              <w:t>创建时间</w:t>
             </w:r>
           </w:p>
         </w:tc>
@@ -17941,7 +18170,7 @@
                 <w:b w:val="0"/>
                 <w:sz w:val="15"/>
               </w:rPr>
-              <w:t>VARCHAR(50)</w:t>
+              <w:t>DATETIME NOT NULL</w:t>
             </w:r>
           </w:p>
         </w:tc>
@@ -17961,7 +18190,7 @@
                 <w:b w:val="0"/>
                 <w:sz w:val="15"/>
               </w:rPr>
-              <w:t>active/disabled</w:t>
+              <w:t>默认当前时间</w:t>
             </w:r>
           </w:p>
         </w:tc>
@@ -17976,315 +18205,6 @@
             <w:insideH w:val="single" w:color="BFBFBF" w:sz="4" w:space="0"/>
             <w:insideV w:val="single" w:color="BFBFBF" w:sz="4" w:space="0"/>
           </w:tblBorders>
-          <w:tblCellMar>
-            <w:top w:w="0" w:type="dxa"/>
-            <w:left w:w="108" w:type="dxa"/>
-            <w:bottom w:w="0" w:type="dxa"/>
-            <w:right w:w="108" w:type="dxa"/>
-          </w:tblCellMar>
-        </w:tblPrEx>
-        <w:trPr>
-          <w:jc w:val="center"/>
-        </w:trPr>
-        <w:tc>
-          <w:tcPr>
-            <w:tcW w:w="2268" w:type="dxa"/>
-            <w:vAlign w:val="center"/>
-          </w:tcPr>
-          <w:p>
-            <w:pPr>
-              <w:spacing w:after="0" w:line="240" w:lineRule="auto"/>
-              <w:jc w:val="left"/>
-            </w:pPr>
-            <w:r>
-              <w:rPr>
-                <w:rFonts w:ascii="微软雅黑" w:hAnsi="微软雅黑" w:eastAsia="微软雅黑"/>
-                <w:b w:val="0"/>
-                <w:sz w:val="15"/>
-              </w:rPr>
-              <w:t>remark</w:t>
-            </w:r>
-          </w:p>
-        </w:tc>
-        <w:tc>
-          <w:tcPr>
-            <w:tcW w:w="1984" w:type="dxa"/>
-            <w:vAlign w:val="center"/>
-          </w:tcPr>
-          <w:p>
-            <w:pPr>
-              <w:spacing w:after="0" w:line="240" w:lineRule="auto"/>
-              <w:jc w:val="left"/>
-            </w:pPr>
-            <w:r>
-              <w:rPr>
-                <w:rFonts w:ascii="微软雅黑" w:hAnsi="微软雅黑" w:eastAsia="微软雅黑"/>
-                <w:b w:val="0"/>
-                <w:sz w:val="15"/>
-              </w:rPr>
-              <w:t>备注</w:t>
-            </w:r>
-          </w:p>
-        </w:tc>
-        <w:tc>
-          <w:tcPr>
-            <w:tcW w:w="2381" w:type="dxa"/>
-            <w:vAlign w:val="center"/>
-          </w:tcPr>
-          <w:p>
-            <w:pPr>
-              <w:spacing w:after="0" w:line="240" w:lineRule="auto"/>
-              <w:jc w:val="left"/>
-            </w:pPr>
-            <w:r>
-              <w:rPr>
-                <w:rFonts w:ascii="微软雅黑" w:hAnsi="微软雅黑" w:eastAsia="微软雅黑"/>
-                <w:b w:val="0"/>
-                <w:sz w:val="15"/>
-              </w:rPr>
-              <w:t>TEXT NULL</w:t>
-            </w:r>
-          </w:p>
-        </w:tc>
-        <w:tc>
-          <w:tcPr>
-            <w:tcW w:w="3402" w:type="dxa"/>
-            <w:vAlign w:val="center"/>
-          </w:tcPr>
-          <w:p>
-            <w:pPr>
-              <w:spacing w:after="0" w:line="240" w:lineRule="auto"/>
-              <w:jc w:val="left"/>
-            </w:pPr>
-            <w:r>
-              <w:rPr>
-                <w:rFonts w:ascii="微软雅黑" w:hAnsi="微软雅黑" w:eastAsia="微软雅黑"/>
-                <w:b w:val="0"/>
-                <w:sz w:val="15"/>
-              </w:rPr>
-              <w:t>补充说明</w:t>
-            </w:r>
-          </w:p>
-        </w:tc>
-      </w:tr>
-      <w:tr>
-        <w:tblPrEx>
-          <w:tblBorders>
-            <w:top w:val="single" w:color="BFBFBF" w:sz="4" w:space="0"/>
-            <w:left w:val="single" w:color="BFBFBF" w:sz="4" w:space="0"/>
-            <w:bottom w:val="single" w:color="BFBFBF" w:sz="4" w:space="0"/>
-            <w:right w:val="single" w:color="BFBFBF" w:sz="4" w:space="0"/>
-            <w:insideH w:val="single" w:color="BFBFBF" w:sz="4" w:space="0"/>
-            <w:insideV w:val="single" w:color="BFBFBF" w:sz="4" w:space="0"/>
-          </w:tblBorders>
-          <w:tblCellMar>
-            <w:top w:w="0" w:type="dxa"/>
-            <w:left w:w="108" w:type="dxa"/>
-            <w:bottom w:w="0" w:type="dxa"/>
-            <w:right w:w="108" w:type="dxa"/>
-          </w:tblCellMar>
-        </w:tblPrEx>
-        <w:trPr>
-          <w:jc w:val="center"/>
-        </w:trPr>
-        <w:tc>
-          <w:tcPr>
-            <w:tcW w:w="2268" w:type="dxa"/>
-            <w:vAlign w:val="center"/>
-          </w:tcPr>
-          <w:p>
-            <w:pPr>
-              <w:spacing w:after="0" w:line="240" w:lineRule="auto"/>
-              <w:jc w:val="left"/>
-            </w:pPr>
-            <w:r>
-              <w:rPr>
-                <w:rFonts w:ascii="微软雅黑" w:hAnsi="微软雅黑" w:eastAsia="微软雅黑"/>
-                <w:b w:val="0"/>
-                <w:sz w:val="15"/>
-              </w:rPr>
-              <w:t>created_by</w:t>
-            </w:r>
-          </w:p>
-        </w:tc>
-        <w:tc>
-          <w:tcPr>
-            <w:tcW w:w="1984" w:type="dxa"/>
-            <w:vAlign w:val="center"/>
-          </w:tcPr>
-          <w:p>
-            <w:pPr>
-              <w:spacing w:after="0" w:line="240" w:lineRule="auto"/>
-              <w:jc w:val="left"/>
-            </w:pPr>
-            <w:r>
-              <w:rPr>
-                <w:rFonts w:ascii="微软雅黑" w:hAnsi="微软雅黑" w:eastAsia="微软雅黑"/>
-                <w:b w:val="0"/>
-                <w:sz w:val="15"/>
-              </w:rPr>
-              <w:t>创建人ID</w:t>
-            </w:r>
-          </w:p>
-        </w:tc>
-        <w:tc>
-          <w:tcPr>
-            <w:tcW w:w="2381" w:type="dxa"/>
-            <w:vAlign w:val="center"/>
-          </w:tcPr>
-          <w:p>
-            <w:pPr>
-              <w:spacing w:after="0" w:line="240" w:lineRule="auto"/>
-              <w:jc w:val="left"/>
-            </w:pPr>
-            <w:r>
-              <w:rPr>
-                <w:rFonts w:ascii="微软雅黑" w:hAnsi="微软雅黑" w:eastAsia="微软雅黑"/>
-                <w:b w:val="0"/>
-                <w:sz w:val="15"/>
-              </w:rPr>
-              <w:t>BIGINT FK NULL</w:t>
-            </w:r>
-          </w:p>
-        </w:tc>
-        <w:tc>
-          <w:tcPr>
-            <w:tcW w:w="3402" w:type="dxa"/>
-            <w:vAlign w:val="center"/>
-          </w:tcPr>
-          <w:p>
-            <w:pPr>
-              <w:spacing w:after="0" w:line="240" w:lineRule="auto"/>
-              <w:jc w:val="left"/>
-            </w:pPr>
-            <w:r>
-              <w:rPr>
-                <w:rFonts w:ascii="微软雅黑" w:hAnsi="微软雅黑" w:eastAsia="微软雅黑"/>
-                <w:b w:val="0"/>
-                <w:sz w:val="15"/>
-              </w:rPr>
-              <w:t>关联 users.id，记录创建人</w:t>
-            </w:r>
-          </w:p>
-        </w:tc>
-      </w:tr>
-      <w:tr>
-        <w:tblPrEx>
-          <w:tblBorders>
-            <w:top w:val="single" w:color="BFBFBF" w:sz="4" w:space="0"/>
-            <w:left w:val="single" w:color="BFBFBF" w:sz="4" w:space="0"/>
-            <w:bottom w:val="single" w:color="BFBFBF" w:sz="4" w:space="0"/>
-            <w:right w:val="single" w:color="BFBFBF" w:sz="4" w:space="0"/>
-            <w:insideH w:val="single" w:color="BFBFBF" w:sz="4" w:space="0"/>
-            <w:insideV w:val="single" w:color="BFBFBF" w:sz="4" w:space="0"/>
-          </w:tblBorders>
-          <w:tblCellMar>
-            <w:top w:w="0" w:type="dxa"/>
-            <w:left w:w="108" w:type="dxa"/>
-            <w:bottom w:w="0" w:type="dxa"/>
-            <w:right w:w="108" w:type="dxa"/>
-          </w:tblCellMar>
-        </w:tblPrEx>
-        <w:trPr>
-          <w:jc w:val="center"/>
-        </w:trPr>
-        <w:tc>
-          <w:tcPr>
-            <w:tcW w:w="2268" w:type="dxa"/>
-            <w:vAlign w:val="center"/>
-          </w:tcPr>
-          <w:p>
-            <w:pPr>
-              <w:spacing w:after="0" w:line="240" w:lineRule="auto"/>
-              <w:jc w:val="left"/>
-            </w:pPr>
-            <w:r>
-              <w:rPr>
-                <w:rFonts w:ascii="微软雅黑" w:hAnsi="微软雅黑" w:eastAsia="微软雅黑"/>
-                <w:b w:val="0"/>
-                <w:sz w:val="15"/>
-              </w:rPr>
-              <w:t>created_at</w:t>
-            </w:r>
-          </w:p>
-        </w:tc>
-        <w:tc>
-          <w:tcPr>
-            <w:tcW w:w="1984" w:type="dxa"/>
-            <w:vAlign w:val="center"/>
-          </w:tcPr>
-          <w:p>
-            <w:pPr>
-              <w:spacing w:after="0" w:line="240" w:lineRule="auto"/>
-              <w:jc w:val="left"/>
-            </w:pPr>
-            <w:r>
-              <w:rPr>
-                <w:rFonts w:ascii="微软雅黑" w:hAnsi="微软雅黑" w:eastAsia="微软雅黑"/>
-                <w:b w:val="0"/>
-                <w:sz w:val="15"/>
-              </w:rPr>
-              <w:t>创建时间</w:t>
-            </w:r>
-          </w:p>
-        </w:tc>
-        <w:tc>
-          <w:tcPr>
-            <w:tcW w:w="2381" w:type="dxa"/>
-            <w:vAlign w:val="center"/>
-          </w:tcPr>
-          <w:p>
-            <w:pPr>
-              <w:spacing w:after="0" w:line="240" w:lineRule="auto"/>
-              <w:jc w:val="left"/>
-            </w:pPr>
-            <w:r>
-              <w:rPr>
-                <w:rFonts w:ascii="微软雅黑" w:hAnsi="微软雅黑" w:eastAsia="微软雅黑"/>
-                <w:b w:val="0"/>
-                <w:sz w:val="15"/>
-              </w:rPr>
-              <w:t>DATETIME NOT NULL</w:t>
-            </w:r>
-          </w:p>
-        </w:tc>
-        <w:tc>
-          <w:tcPr>
-            <w:tcW w:w="3402" w:type="dxa"/>
-            <w:vAlign w:val="center"/>
-          </w:tcPr>
-          <w:p>
-            <w:pPr>
-              <w:spacing w:after="0" w:line="240" w:lineRule="auto"/>
-              <w:jc w:val="left"/>
-            </w:pPr>
-            <w:r>
-              <w:rPr>
-                <w:rFonts w:ascii="微软雅黑" w:hAnsi="微软雅黑" w:eastAsia="微软雅黑"/>
-                <w:b w:val="0"/>
-                <w:sz w:val="15"/>
-              </w:rPr>
-              <w:t>默认当前时间</w:t>
-            </w:r>
-          </w:p>
-        </w:tc>
-      </w:tr>
-      <w:tr>
-        <w:tblPrEx>
-          <w:tblBorders>
-            <w:top w:val="single" w:color="BFBFBF" w:sz="4" w:space="0"/>
-            <w:left w:val="single" w:color="BFBFBF" w:sz="4" w:space="0"/>
-            <w:bottom w:val="single" w:color="BFBFBF" w:sz="4" w:space="0"/>
-            <w:right w:val="single" w:color="BFBFBF" w:sz="4" w:space="0"/>
-            <w:insideH w:val="single" w:color="BFBFBF" w:sz="4" w:space="0"/>
-            <w:insideV w:val="single" w:color="BFBFBF" w:sz="4" w:space="0"/>
-          </w:tblBorders>
-          <w:tblCellMar>
-            <w:top w:w="0" w:type="dxa"/>
-            <w:left w:w="108" w:type="dxa"/>
-            <w:bottom w:w="0" w:type="dxa"/>
-            <w:right w:w="108" w:type="dxa"/>
-          </w:tblCellMar>
         </w:tblPrEx>
         <w:trPr>
           <w:jc w:val="center"/>
@@ -19539,12 +19459,6 @@
             <w:insideH w:val="single" w:color="BFBFBF" w:sz="4" w:space="0"/>
             <w:insideV w:val="single" w:color="BFBFBF" w:sz="4" w:space="0"/>
           </w:tblBorders>
-          <w:tblCellMar>
-            <w:top w:w="0" w:type="dxa"/>
-            <w:left w:w="108" w:type="dxa"/>
-            <w:bottom w:w="0" w:type="dxa"/>
-            <w:right w:w="108" w:type="dxa"/>
-          </w:tblCellMar>
         </w:tblPrEx>
         <w:trPr>
           <w:jc w:val="center"/>
@@ -25831,6 +25745,12 @@
             <w:insideH w:val="single" w:color="BFBFBF" w:sz="4" w:space="0"/>
             <w:insideV w:val="single" w:color="BFBFBF" w:sz="4" w:space="0"/>
           </w:tblBorders>
+          <w:tblCellMar>
+            <w:top w:w="0" w:type="dxa"/>
+            <w:left w:w="108" w:type="dxa"/>
+            <w:bottom w:w="0" w:type="dxa"/>
+            <w:right w:w="108" w:type="dxa"/>
+          </w:tblCellMar>
         </w:tblPrEx>
         <w:trPr>
           <w:jc w:val="center"/>
@@ -27629,15 +27549,12 @@
             <w:pPr>
               <w:spacing w:after="0" w:line="240" w:lineRule="auto"/>
               <w:jc w:val="left"/>
-            </w:pPr>
-            <w:r>
-              <w:rPr>
-                <w:rFonts w:ascii="微软雅黑" w:hAnsi="微软雅黑" w:eastAsia="微软雅黑"/>
-                <w:b w:val="0"/>
-                <w:sz w:val="15"/>
-              </w:rPr>
-              <w:t>received_date</w:t>
-            </w:r>
+              <w:rPr>
+                <w:rFonts w:ascii="微软雅黑" w:hAnsi="微软雅黑" w:eastAsia="微软雅黑"/>
+                <w:b w:val="0"/>
+                <w:sz w:val="15"/>
+              </w:rPr>
+            </w:pPr>
           </w:p>
         </w:tc>
         <w:tc>
@@ -27649,14 +27566,21 @@
             <w:pPr>
               <w:spacing w:after="0" w:line="240" w:lineRule="auto"/>
               <w:jc w:val="left"/>
-            </w:pPr>
-            <w:r>
-              <w:rPr>
-                <w:rFonts w:ascii="微软雅黑" w:hAnsi="微软雅黑" w:eastAsia="微软雅黑"/>
-                <w:b w:val="0"/>
-                <w:sz w:val="15"/>
-              </w:rPr>
-              <w:t>入库日期</w:t>
+              <w:rPr>
+                <w:rFonts w:hint="eastAsia" w:ascii="微软雅黑" w:hAnsi="微软雅黑" w:eastAsia="微软雅黑"/>
+                <w:b w:val="0"/>
+                <w:sz w:val="15"/>
+                <w:lang w:val="en-US" w:eastAsia="zh-CN"/>
+              </w:rPr>
+            </w:pPr>
+            <w:r>
+              <w:rPr>
+                <w:rFonts w:hint="eastAsia"/>
+                <w:b w:val="0"/>
+                <w:sz w:val="15"/>
+                <w:lang w:val="en-US" w:eastAsia="zh-CN"/>
+              </w:rPr>
+              <w:t>类型</w:t>
             </w:r>
           </w:p>
         </w:tc>
@@ -27669,15 +27593,12 @@
             <w:pPr>
               <w:spacing w:after="0" w:line="240" w:lineRule="auto"/>
               <w:jc w:val="left"/>
-            </w:pPr>
-            <w:r>
-              <w:rPr>
-                <w:rFonts w:ascii="微软雅黑" w:hAnsi="微软雅黑" w:eastAsia="微软雅黑"/>
-                <w:b w:val="0"/>
-                <w:sz w:val="15"/>
-              </w:rPr>
-              <w:t>DATE NULL</w:t>
-            </w:r>
+              <w:rPr>
+                <w:rFonts w:ascii="微软雅黑" w:hAnsi="微软雅黑" w:eastAsia="微软雅黑"/>
+                <w:b w:val="0"/>
+                <w:sz w:val="15"/>
+              </w:rPr>
+            </w:pPr>
           </w:p>
         </w:tc>
         <w:tc>
@@ -27689,14 +27610,21 @@
             <w:pPr>
               <w:spacing w:after="0" w:line="240" w:lineRule="auto"/>
               <w:jc w:val="left"/>
-            </w:pPr>
-            <w:r>
-              <w:rPr>
-                <w:rFonts w:ascii="微软雅黑" w:hAnsi="微软雅黑" w:eastAsia="微软雅黑"/>
-                <w:b w:val="0"/>
-                <w:sz w:val="15"/>
-              </w:rPr>
-              <w:t>物料到货/入库日期</w:t>
+              <w:rPr>
+                <w:rFonts w:hint="default" w:ascii="微软雅黑" w:hAnsi="微软雅黑" w:eastAsia="微软雅黑"/>
+                <w:b w:val="0"/>
+                <w:sz w:val="15"/>
+                <w:lang w:val="en-US" w:eastAsia="zh-CN"/>
+              </w:rPr>
+            </w:pPr>
+            <w:r>
+              <w:rPr>
+                <w:rFonts w:hint="eastAsia"/>
+                <w:b w:val="0"/>
+                <w:sz w:val="15"/>
+                <w:lang w:val="en-US" w:eastAsia="zh-CN"/>
+              </w:rPr>
+              <w:t>出库or 入库</w:t>
             </w:r>
           </w:p>
         </w:tc>
@@ -27737,7 +27665,7 @@
                 <w:b w:val="0"/>
                 <w:sz w:val="15"/>
               </w:rPr>
-              <w:t>quantity</w:t>
+              <w:t>received_date</w:t>
             </w:r>
           </w:p>
         </w:tc>
@@ -27757,7 +27685,7 @@
                 <w:b w:val="0"/>
                 <w:sz w:val="15"/>
               </w:rPr>
-              <w:t>当前数量</w:t>
+              <w:t>日期</w:t>
             </w:r>
           </w:p>
         </w:tc>
@@ -27777,7 +27705,7 @@
                 <w:b w:val="0"/>
                 <w:sz w:val="15"/>
               </w:rPr>
-              <w:t>DECIMAL(12,4) NULL</w:t>
+              <w:t>DATE NULL</w:t>
             </w:r>
           </w:p>
         </w:tc>
@@ -27797,7 +27725,7 @@
                 <w:b w:val="0"/>
                 <w:sz w:val="15"/>
               </w:rPr>
-              <w:t>轻量台账数量，仅作参考，不做严格库存锁定</w:t>
+              <w:t>物料到货/入库日期</w:t>
             </w:r>
           </w:p>
         </w:tc>
@@ -27838,7 +27766,7 @@
                 <w:b w:val="0"/>
                 <w:sz w:val="15"/>
               </w:rPr>
-              <w:t>status</w:t>
+              <w:t>quantity</w:t>
             </w:r>
           </w:p>
         </w:tc>
@@ -27858,7 +27786,7 @@
                 <w:b w:val="0"/>
                 <w:sz w:val="15"/>
               </w:rPr>
-              <w:t>状态</w:t>
+              <w:t>当前数量</w:t>
             </w:r>
           </w:p>
         </w:tc>
@@ -27878,7 +27806,7 @@
                 <w:b w:val="0"/>
                 <w:sz w:val="15"/>
               </w:rPr>
-              <w:t>VARCHAR(50)</w:t>
+              <w:t>DECIMAL(12,4) NULL</w:t>
             </w:r>
           </w:p>
         </w:tc>
@@ -27898,7 +27826,7 @@
                 <w:b w:val="0"/>
                 <w:sz w:val="15"/>
               </w:rPr>
-              <w:t>available/partial_used/used_up/disabled</w:t>
+              <w:t>轻量台账数量，仅作参考，不做严格库存锁定</w:t>
             </w:r>
           </w:p>
         </w:tc>
@@ -27939,7 +27867,7 @@
                 <w:b w:val="0"/>
                 <w:sz w:val="15"/>
               </w:rPr>
-              <w:t>remark</w:t>
+              <w:t>status</w:t>
             </w:r>
           </w:p>
         </w:tc>
@@ -27959,7 +27887,7 @@
                 <w:b w:val="0"/>
                 <w:sz w:val="15"/>
               </w:rPr>
-              <w:t>备注</w:t>
+              <w:t>状态</w:t>
             </w:r>
           </w:p>
         </w:tc>
@@ -27979,7 +27907,7 @@
                 <w:b w:val="0"/>
                 <w:sz w:val="15"/>
               </w:rPr>
-              <w:t>TEXT NULL</w:t>
+              <w:t>VARCHAR(50)</w:t>
             </w:r>
           </w:p>
         </w:tc>
@@ -27999,7 +27927,7 @@
                 <w:b w:val="0"/>
                 <w:sz w:val="15"/>
               </w:rPr>
-              <w:t>说明</w:t>
+              <w:t>available/partial_used/used_up/disabled</w:t>
             </w:r>
           </w:p>
         </w:tc>
@@ -28040,7 +27968,7 @@
                 <w:b w:val="0"/>
                 <w:sz w:val="15"/>
               </w:rPr>
-              <w:t>created_by</w:t>
+              <w:t>remark</w:t>
             </w:r>
           </w:p>
         </w:tc>
@@ -28060,7 +27988,7 @@
                 <w:b w:val="0"/>
                 <w:sz w:val="15"/>
               </w:rPr>
-              <w:t>创建人ID</w:t>
+              <w:t>备注</w:t>
             </w:r>
           </w:p>
         </w:tc>
@@ -28080,7 +28008,7 @@
                 <w:b w:val="0"/>
                 <w:sz w:val="15"/>
               </w:rPr>
-              <w:t>BIGINT FK NULL</w:t>
+              <w:t>TEXT NULL</w:t>
             </w:r>
           </w:p>
         </w:tc>
@@ -28100,7 +28028,7 @@
                 <w:b w:val="0"/>
                 <w:sz w:val="15"/>
               </w:rPr>
-              <w:t>关联 users.id，记录创建人</w:t>
+              <w:t>说明</w:t>
             </w:r>
           </w:p>
         </w:tc>
@@ -28141,7 +28069,7 @@
                 <w:b w:val="0"/>
                 <w:sz w:val="15"/>
               </w:rPr>
-              <w:t>created_at</w:t>
+              <w:t>created_by</w:t>
             </w:r>
           </w:p>
         </w:tc>
@@ -28161,7 +28089,7 @@
                 <w:b w:val="0"/>
                 <w:sz w:val="15"/>
               </w:rPr>
-              <w:t>创建时间</w:t>
+              <w:t>创建人ID</w:t>
             </w:r>
           </w:p>
         </w:tc>
@@ -28181,7 +28109,7 @@
                 <w:b w:val="0"/>
                 <w:sz w:val="15"/>
               </w:rPr>
-              <w:t>DATETIME NOT NULL</w:t>
+              <w:t>BIGINT FK NULL</w:t>
             </w:r>
           </w:p>
         </w:tc>
@@ -28201,7 +28129,7 @@
                 <w:b w:val="0"/>
                 <w:sz w:val="15"/>
               </w:rPr>
-              <w:t>默认当前时间</w:t>
+              <w:t>关联 users.id，记录创建人</w:t>
             </w:r>
           </w:p>
         </w:tc>
@@ -28242,7 +28170,7 @@
                 <w:b w:val="0"/>
                 <w:sz w:val="15"/>
               </w:rPr>
-              <w:t>updated_by</w:t>
+              <w:t>created_at</w:t>
             </w:r>
           </w:p>
         </w:tc>
@@ -28262,7 +28190,7 @@
                 <w:b w:val="0"/>
                 <w:sz w:val="15"/>
               </w:rPr>
-              <w:t>更新人ID</w:t>
+              <w:t>创建时间</w:t>
             </w:r>
           </w:p>
         </w:tc>
@@ -28282,7 +28210,7 @@
                 <w:b w:val="0"/>
                 <w:sz w:val="15"/>
               </w:rPr>
-              <w:t>BIGINT FK NULL</w:t>
+              <w:t>DATETIME NOT NULL</w:t>
             </w:r>
           </w:p>
         </w:tc>
@@ -28302,7 +28230,7 @@
                 <w:b w:val="0"/>
                 <w:sz w:val="15"/>
               </w:rPr>
-              <w:t>关联 users.id，记录最后修改人</w:t>
+              <w:t>默认当前时间</w:t>
             </w:r>
           </w:p>
         </w:tc>
@@ -28343,7 +28271,7 @@
                 <w:b w:val="0"/>
                 <w:sz w:val="15"/>
               </w:rPr>
-              <w:t>updated_at</w:t>
+              <w:t>updated_by</w:t>
             </w:r>
           </w:p>
         </w:tc>
@@ -28363,7 +28291,7 @@
                 <w:b w:val="0"/>
                 <w:sz w:val="15"/>
               </w:rPr>
-              <w:t>更新时间</w:t>
+              <w:t>更新人ID</w:t>
             </w:r>
           </w:p>
         </w:tc>
@@ -28383,7 +28311,7 @@
                 <w:b w:val="0"/>
                 <w:sz w:val="15"/>
               </w:rPr>
-              <w:t>DATETIME NULL</w:t>
+              <w:t>BIGINT FK NULL</w:t>
             </w:r>
           </w:p>
         </w:tc>
@@ -28403,7 +28331,7 @@
                 <w:b w:val="0"/>
                 <w:sz w:val="15"/>
               </w:rPr>
-              <w:t>最后修改时间</w:t>
+              <w:t>关联 users.id，记录最后修改人</w:t>
             </w:r>
           </w:p>
         </w:tc>
@@ -28444,7 +28372,7 @@
                 <w:b w:val="0"/>
                 <w:sz w:val="15"/>
               </w:rPr>
-              <w:t>is_deleted</w:t>
+              <w:t>updated_at</w:t>
             </w:r>
           </w:p>
         </w:tc>
@@ -28464,7 +28392,7 @@
                 <w:b w:val="0"/>
                 <w:sz w:val="15"/>
               </w:rPr>
-              <w:t>是否删除</w:t>
+              <w:t>更新时间</w:t>
             </w:r>
           </w:p>
         </w:tc>
@@ -28484,7 +28412,7 @@
                 <w:b w:val="0"/>
                 <w:sz w:val="15"/>
               </w:rPr>
-              <w:t>TINYINT DEFAULT 0</w:t>
+              <w:t>DATETIME NULL</w:t>
             </w:r>
           </w:p>
         </w:tc>
@@ -28504,7 +28432,7 @@
                 <w:b w:val="0"/>
                 <w:sz w:val="15"/>
               </w:rPr>
-              <w:t>软删除标记：0未删除，1已删除</w:t>
+              <w:t>最后修改时间</w:t>
             </w:r>
           </w:p>
         </w:tc>
@@ -28545,7 +28473,7 @@
                 <w:b w:val="0"/>
                 <w:sz w:val="15"/>
               </w:rPr>
-              <w:t>deleted_by</w:t>
+              <w:t>is_deleted</w:t>
             </w:r>
           </w:p>
         </w:tc>
@@ -28565,7 +28493,7 @@
                 <w:b w:val="0"/>
                 <w:sz w:val="15"/>
               </w:rPr>
-              <w:t>删除人ID</w:t>
+              <w:t>是否删除</w:t>
             </w:r>
           </w:p>
         </w:tc>
@@ -28585,7 +28513,7 @@
                 <w:b w:val="0"/>
                 <w:sz w:val="15"/>
               </w:rPr>
-              <w:t>BIGINT FK NULL</w:t>
+              <w:t>TINYINT DEFAULT 0</w:t>
             </w:r>
           </w:p>
         </w:tc>
@@ -28605,7 +28533,7 @@
                 <w:b w:val="0"/>
                 <w:sz w:val="15"/>
               </w:rPr>
-              <w:t>关联 users.id，软删除人</w:t>
+              <w:t>软删除标记：0未删除，1已删除</w:t>
             </w:r>
           </w:p>
         </w:tc>
@@ -28646,6 +28574,107 @@
                 <w:b w:val="0"/>
                 <w:sz w:val="15"/>
               </w:rPr>
+              <w:t>deleted_by</w:t>
+            </w:r>
+          </w:p>
+        </w:tc>
+        <w:tc>
+          <w:tcPr>
+            <w:tcW w:w="1984" w:type="dxa"/>
+            <w:vAlign w:val="center"/>
+          </w:tcPr>
+          <w:p>
+            <w:pPr>
+              <w:spacing w:after="0" w:line="240" w:lineRule="auto"/>
+              <w:jc w:val="left"/>
+            </w:pPr>
+            <w:r>
+              <w:rPr>
+                <w:rFonts w:ascii="微软雅黑" w:hAnsi="微软雅黑" w:eastAsia="微软雅黑"/>
+                <w:b w:val="0"/>
+                <w:sz w:val="15"/>
+              </w:rPr>
+              <w:t>删除人ID</w:t>
+            </w:r>
+          </w:p>
+        </w:tc>
+        <w:tc>
+          <w:tcPr>
+            <w:tcW w:w="2381" w:type="dxa"/>
+            <w:vAlign w:val="center"/>
+          </w:tcPr>
+          <w:p>
+            <w:pPr>
+              <w:spacing w:after="0" w:line="240" w:lineRule="auto"/>
+              <w:jc w:val="left"/>
+            </w:pPr>
+            <w:r>
+              <w:rPr>
+                <w:rFonts w:ascii="微软雅黑" w:hAnsi="微软雅黑" w:eastAsia="微软雅黑"/>
+                <w:b w:val="0"/>
+                <w:sz w:val="15"/>
+              </w:rPr>
+              <w:t>BIGINT FK NULL</w:t>
+            </w:r>
+          </w:p>
+        </w:tc>
+        <w:tc>
+          <w:tcPr>
+            <w:tcW w:w="3402" w:type="dxa"/>
+            <w:vAlign w:val="center"/>
+          </w:tcPr>
+          <w:p>
+            <w:pPr>
+              <w:spacing w:after="0" w:line="240" w:lineRule="auto"/>
+              <w:jc w:val="left"/>
+            </w:pPr>
+            <w:r>
+              <w:rPr>
+                <w:rFonts w:ascii="微软雅黑" w:hAnsi="微软雅黑" w:eastAsia="微软雅黑"/>
+                <w:b w:val="0"/>
+                <w:sz w:val="15"/>
+              </w:rPr>
+              <w:t>关联 users.id，软删除人</w:t>
+            </w:r>
+          </w:p>
+        </w:tc>
+      </w:tr>
+      <w:tr>
+        <w:tblPrEx>
+          <w:tblBorders>
+            <w:top w:val="single" w:color="BFBFBF" w:sz="4" w:space="0"/>
+            <w:left w:val="single" w:color="BFBFBF" w:sz="4" w:space="0"/>
+            <w:bottom w:val="single" w:color="BFBFBF" w:sz="4" w:space="0"/>
+            <w:right w:val="single" w:color="BFBFBF" w:sz="4" w:space="0"/>
+            <w:insideH w:val="single" w:color="BFBFBF" w:sz="4" w:space="0"/>
+            <w:insideV w:val="single" w:color="BFBFBF" w:sz="4" w:space="0"/>
+          </w:tblBorders>
+          <w:tblCellMar>
+            <w:top w:w="0" w:type="dxa"/>
+            <w:left w:w="108" w:type="dxa"/>
+            <w:bottom w:w="0" w:type="dxa"/>
+            <w:right w:w="108" w:type="dxa"/>
+          </w:tblCellMar>
+        </w:tblPrEx>
+        <w:trPr>
+          <w:jc w:val="center"/>
+        </w:trPr>
+        <w:tc>
+          <w:tcPr>
+            <w:tcW w:w="2268" w:type="dxa"/>
+            <w:vAlign w:val="center"/>
+          </w:tcPr>
+          <w:p>
+            <w:pPr>
+              <w:spacing w:after="0" w:line="240" w:lineRule="auto"/>
+              <w:jc w:val="left"/>
+            </w:pPr>
+            <w:r>
+              <w:rPr>
+                <w:rFonts w:ascii="微软雅黑" w:hAnsi="微软雅黑" w:eastAsia="微软雅黑"/>
+                <w:b w:val="0"/>
+                <w:sz w:val="15"/>
+              </w:rPr>
               <w:t>deleted_at</w:t>
             </w:r>
           </w:p>
@@ -28723,6 +28752,8 @@
         </w:rPr>
         <w:t>6.16 work_orders 工单表</w:t>
       </w:r>
+      <w:bookmarkStart w:id="0" w:name="_GoBack"/>
+      <w:bookmarkEnd w:id="0"/>
     </w:p>
     <w:tbl>
       <w:tblPr>
@@ -33232,12 +33263,6 @@
             <w:insideH w:val="single" w:color="BFBFBF" w:sz="4" w:space="0"/>
             <w:insideV w:val="single" w:color="BFBFBF" w:sz="4" w:space="0"/>
           </w:tblBorders>
-          <w:tblCellMar>
-            <w:top w:w="0" w:type="dxa"/>
-            <w:left w:w="108" w:type="dxa"/>
-            <w:bottom w:w="0" w:type="dxa"/>
-            <w:right w:w="108" w:type="dxa"/>
-          </w:tblCellMar>
         </w:tblPrEx>
         <w:trPr>
           <w:jc w:val="center"/>
@@ -34747,12 +34772,6 @@
             <w:insideH w:val="single" w:color="BFBFBF" w:sz="4" w:space="0"/>
             <w:insideV w:val="single" w:color="BFBFBF" w:sz="4" w:space="0"/>
           </w:tblBorders>
-          <w:tblCellMar>
-            <w:top w:w="0" w:type="dxa"/>
-            <w:left w:w="108" w:type="dxa"/>
-            <w:bottom w:w="0" w:type="dxa"/>
-            <w:right w:w="108" w:type="dxa"/>
-          </w:tblCellMar>
         </w:tblPrEx>
         <w:trPr>
           <w:jc w:val="center"/>
@@ -37695,12 +37714,6 @@
             <w:insideH w:val="single" w:color="BFBFBF" w:sz="4" w:space="0"/>
             <w:insideV w:val="single" w:color="BFBFBF" w:sz="4" w:space="0"/>
           </w:tblBorders>
-          <w:tblCellMar>
-            <w:top w:w="0" w:type="dxa"/>
-            <w:left w:w="108" w:type="dxa"/>
-            <w:bottom w:w="0" w:type="dxa"/>
-            <w:right w:w="108" w:type="dxa"/>
-          </w:tblCellMar>
         </w:tblPrEx>
         <w:trPr>
           <w:jc w:val="center"/>
@@ -38705,12 +38718,6 @@
             <w:insideH w:val="single" w:color="BFBFBF" w:sz="4" w:space="0"/>
             <w:insideV w:val="single" w:color="BFBFBF" w:sz="4" w:space="0"/>
           </w:tblBorders>
-          <w:tblCellMar>
-            <w:top w:w="0" w:type="dxa"/>
-            <w:left w:w="108" w:type="dxa"/>
-            <w:bottom w:w="0" w:type="dxa"/>
-            <w:right w:w="108" w:type="dxa"/>
-          </w:tblCellMar>
         </w:tblPrEx>
         <w:trPr>
           <w:jc w:val="center"/>
@@ -43355,12 +43362,6 @@
             <w:insideH w:val="single" w:color="BFBFBF" w:sz="4" w:space="0"/>
             <w:insideV w:val="single" w:color="BFBFBF" w:sz="4" w:space="0"/>
           </w:tblBorders>
-          <w:tblCellMar>
-            <w:top w:w="0" w:type="dxa"/>
-            <w:left w:w="108" w:type="dxa"/>
-            <w:bottom w:w="0" w:type="dxa"/>
-            <w:right w:w="108" w:type="dxa"/>
-          </w:tblCellMar>
         </w:tblPrEx>
         <w:trPr>
           <w:jc w:val="center"/>
@@ -46581,7 +46582,7 @@
     <w:lsdException w:uiPriority="99" w:name="Normal Indent"/>
     <w:lsdException w:uiPriority="99" w:name="footnote text"/>
     <w:lsdException w:uiPriority="99" w:name="annotation text"/>
-    <w:lsdException w:uiPriority="99" w:semiHidden="0" w:name="header"/>
+    <w:lsdException w:qFormat="1" w:uiPriority="99" w:semiHidden="0" w:name="header"/>
     <w:lsdException w:uiPriority="99" w:semiHidden="0" w:name="footer"/>
     <w:lsdException w:uiPriority="99" w:name="index heading"/>
     <w:lsdException w:qFormat="1" w:uiPriority="35" w:name="caption"/>
@@ -46604,12 +46605,12 @@
     <w:lsdException w:qFormat="1" w:uiPriority="99" w:semiHidden="0" w:name="List 3"/>
     <w:lsdException w:uiPriority="99" w:name="List 4"/>
     <w:lsdException w:uiPriority="99" w:name="List 5"/>
-    <w:lsdException w:uiPriority="99" w:semiHidden="0" w:name="List Bullet 2"/>
-    <w:lsdException w:uiPriority="99" w:semiHidden="0" w:name="List Bullet 3"/>
+    <w:lsdException w:qFormat="1" w:uiPriority="99" w:semiHidden="0" w:name="List Bullet 2"/>
+    <w:lsdException w:qFormat="1" w:uiPriority="99" w:semiHidden="0" w:name="List Bullet 3"/>
     <w:lsdException w:uiPriority="99" w:name="List Bullet 4"/>
     <w:lsdException w:uiPriority="99" w:name="List Bullet 5"/>
-    <w:lsdException w:uiPriority="99" w:semiHidden="0" w:name="List Number 2"/>
-    <w:lsdException w:uiPriority="99" w:semiHidden="0" w:name="List Number 3"/>
+    <w:lsdException w:qFormat="1" w:uiPriority="99" w:semiHidden="0" w:name="List Number 2"/>
+    <w:lsdException w:qFormat="1" w:uiPriority="99" w:semiHidden="0" w:name="List Number 3"/>
     <w:lsdException w:uiPriority="99" w:name="List Number 4"/>
     <w:lsdException w:uiPriority="99" w:name="List Number 5"/>
     <w:lsdException w:qFormat="1" w:unhideWhenUsed="0" w:uiPriority="10" w:semiHidden="0" w:name="Title"/>
@@ -46618,9 +46619,9 @@
     <w:lsdException w:qFormat="1" w:uiPriority="1" w:name="Default Paragraph Font"/>
     <w:lsdException w:qFormat="1" w:uiPriority="99" w:semiHidden="0" w:name="Body Text"/>
     <w:lsdException w:uiPriority="99" w:name="Body Text Indent"/>
-    <w:lsdException w:uiPriority="99" w:semiHidden="0" w:name="List Continue"/>
-    <w:lsdException w:uiPriority="99" w:semiHidden="0" w:name="List Continue 2"/>
-    <w:lsdException w:uiPriority="99" w:semiHidden="0" w:name="List Continue 3"/>
+    <w:lsdException w:qFormat="1" w:uiPriority="99" w:semiHidden="0" w:name="List Continue"/>
+    <w:lsdException w:qFormat="1" w:uiPriority="99" w:semiHidden="0" w:name="List Continue 2"/>
+    <w:lsdException w:qFormat="1" w:uiPriority="99" w:semiHidden="0" w:name="List Continue 3"/>
     <w:lsdException w:uiPriority="99" w:name="List Continue 4"/>
     <w:lsdException w:uiPriority="99" w:name="List Continue 5"/>
     <w:lsdException w:uiPriority="99" w:name="Message Header"/>
@@ -46749,7 +46750,7 @@
     <w:lsdException w:unhideWhenUsed="0" w:uiPriority="60" w:semiHidden="0" w:name="Light Shading Accent 3"/>
     <w:lsdException w:unhideWhenUsed="0" w:uiPriority="61" w:semiHidden="0" w:name="Light List Accent 3"/>
     <w:lsdException w:qFormat="1" w:unhideWhenUsed="0" w:uiPriority="62" w:semiHidden="0" w:name="Light Grid Accent 3"/>
-    <w:lsdException w:unhideWhenUsed="0" w:uiPriority="63" w:semiHidden="0" w:name="Medium Shading 1 Accent 3"/>
+    <w:lsdException w:qFormat="1" w:unhideWhenUsed="0" w:uiPriority="63" w:semiHidden="0" w:name="Medium Shading 1 Accent 3"/>
     <w:lsdException w:qFormat="1" w:unhideWhenUsed="0" w:uiPriority="64" w:semiHidden="0" w:name="Medium Shading 2 Accent 3"/>
     <w:lsdException w:qFormat="1" w:unhideWhenUsed="0" w:uiPriority="65" w:semiHidden="0" w:name="Medium List 1 Accent 3"/>
     <w:lsdException w:qFormat="1" w:unhideWhenUsed="0" w:uiPriority="66" w:semiHidden="0" w:name="Medium List 2 Accent 3"/>
@@ -47115,6 +47116,7 @@
     <w:name w:val="List Number 2"/>
     <w:basedOn w:val="1"/>
     <w:unhideWhenUsed/>
+    <w:qFormat/>
     <w:uiPriority w:val="99"/>
     <w:pPr>
       <w:numPr>
@@ -47194,6 +47196,7 @@
     <w:name w:val="List Bullet 3"/>
     <w:basedOn w:val="1"/>
     <w:unhideWhenUsed/>
+    <w:qFormat/>
     <w:uiPriority w:val="99"/>
     <w:pPr>
       <w:numPr>
@@ -47218,6 +47221,7 @@
     <w:name w:val="List Number 3"/>
     <w:basedOn w:val="1"/>
     <w:unhideWhenUsed/>
+    <w:qFormat/>
     <w:uiPriority w:val="99"/>
     <w:pPr>
       <w:numPr>
@@ -47242,6 +47246,7 @@
     <w:name w:val="List Continue"/>
     <w:basedOn w:val="1"/>
     <w:unhideWhenUsed/>
+    <w:qFormat/>
     <w:uiPriority w:val="99"/>
     <w:pPr>
       <w:spacing w:after="120"/>
@@ -47253,6 +47258,7 @@
     <w:name w:val="List Bullet 2"/>
     <w:basedOn w:val="1"/>
     <w:unhideWhenUsed/>
+    <w:qFormat/>
     <w:uiPriority w:val="99"/>
     <w:pPr>
       <w:numPr>
@@ -47281,6 +47287,7 @@
     <w:basedOn w:val="1"/>
     <w:link w:val="135"/>
     <w:unhideWhenUsed/>
+    <w:qFormat/>
     <w:uiPriority w:val="99"/>
     <w:pPr>
       <w:tabs>
@@ -47338,6 +47345,7 @@
     <w:name w:val="List Continue 2"/>
     <w:basedOn w:val="1"/>
     <w:unhideWhenUsed/>
+    <w:qFormat/>
     <w:uiPriority w:val="99"/>
     <w:pPr>
       <w:spacing w:after="120"/>
@@ -47349,6 +47357,7 @@
     <w:name w:val="List Continue 3"/>
     <w:basedOn w:val="1"/>
     <w:unhideWhenUsed/>
+    <w:qFormat/>
     <w:uiPriority w:val="99"/>
     <w:pPr>
       <w:spacing w:after="120"/>
@@ -49974,6 +49983,7 @@
   <w:style w:type="table" w:styleId="58">
     <w:name w:val="Medium Shading 1 Accent 3"/>
     <w:basedOn w:val="32"/>
+    <w:qFormat/>
     <w:uiPriority w:val="63"/>
     <w:pPr>
       <w:spacing w:after="0" w:line="240" w:lineRule="auto"/>

--- a/docs/生产工艺流程追溯系统数据库设计与功能说明文档_V1.8_ER重设计版.docx
+++ b/docs/生产工艺流程追溯系统数据库设计与功能说明文档_V1.8_ER重设计版.docx
@@ -284,12 +284,6 @@
             <w:insideH w:val="single" w:color="BFBFBF" w:sz="4" w:space="0"/>
             <w:insideV w:val="single" w:color="BFBFBF" w:sz="4" w:space="0"/>
           </w:tblBorders>
-          <w:tblCellMar>
-            <w:top w:w="0" w:type="dxa"/>
-            <w:left w:w="108" w:type="dxa"/>
-            <w:bottom w:w="0" w:type="dxa"/>
-            <w:right w:w="108" w:type="dxa"/>
-          </w:tblCellMar>
         </w:tblPrEx>
         <w:trPr>
           <w:jc w:val="center"/>
@@ -938,12 +932,6 @@
             <w:insideH w:val="single" w:color="BFBFBF" w:sz="4" w:space="0"/>
             <w:insideV w:val="single" w:color="BFBFBF" w:sz="4" w:space="0"/>
           </w:tblBorders>
-          <w:tblCellMar>
-            <w:top w:w="0" w:type="dxa"/>
-            <w:left w:w="108" w:type="dxa"/>
-            <w:bottom w:w="0" w:type="dxa"/>
-            <w:right w:w="108" w:type="dxa"/>
-          </w:tblCellMar>
         </w:tblPrEx>
         <w:trPr>
           <w:jc w:val="center"/>
@@ -1342,12 +1330,6 @@
             <w:insideH w:val="single" w:color="BFBFBF" w:sz="4" w:space="0"/>
             <w:insideV w:val="single" w:color="BFBFBF" w:sz="4" w:space="0"/>
           </w:tblBorders>
-          <w:tblCellMar>
-            <w:top w:w="0" w:type="dxa"/>
-            <w:left w:w="108" w:type="dxa"/>
-            <w:bottom w:w="0" w:type="dxa"/>
-            <w:right w:w="108" w:type="dxa"/>
-          </w:tblCellMar>
         </w:tblPrEx>
         <w:trPr>
           <w:jc w:val="center"/>
@@ -1746,12 +1728,6 @@
             <w:insideH w:val="single" w:color="BFBFBF" w:sz="4" w:space="0"/>
             <w:insideV w:val="single" w:color="BFBFBF" w:sz="4" w:space="0"/>
           </w:tblBorders>
-          <w:tblCellMar>
-            <w:top w:w="0" w:type="dxa"/>
-            <w:left w:w="108" w:type="dxa"/>
-            <w:bottom w:w="0" w:type="dxa"/>
-            <w:right w:w="108" w:type="dxa"/>
-          </w:tblCellMar>
         </w:tblPrEx>
         <w:trPr>
           <w:jc w:val="center"/>
@@ -2150,12 +2126,6 @@
             <w:insideH w:val="single" w:color="BFBFBF" w:sz="4" w:space="0"/>
             <w:insideV w:val="single" w:color="BFBFBF" w:sz="4" w:space="0"/>
           </w:tblBorders>
-          <w:tblCellMar>
-            <w:top w:w="0" w:type="dxa"/>
-            <w:left w:w="108" w:type="dxa"/>
-            <w:bottom w:w="0" w:type="dxa"/>
-            <w:right w:w="108" w:type="dxa"/>
-          </w:tblCellMar>
         </w:tblPrEx>
         <w:trPr>
           <w:jc w:val="center"/>
@@ -2554,12 +2524,6 @@
             <w:insideH w:val="single" w:color="BFBFBF" w:sz="4" w:space="0"/>
             <w:insideV w:val="single" w:color="BFBFBF" w:sz="4" w:space="0"/>
           </w:tblBorders>
-          <w:tblCellMar>
-            <w:top w:w="0" w:type="dxa"/>
-            <w:left w:w="108" w:type="dxa"/>
-            <w:bottom w:w="0" w:type="dxa"/>
-            <w:right w:w="108" w:type="dxa"/>
-          </w:tblCellMar>
         </w:tblPrEx>
         <w:trPr>
           <w:jc w:val="center"/>
@@ -2985,7 +2949,7 @@
       <w:tblGrid>
         <w:gridCol w:w="2381"/>
         <w:gridCol w:w="1417"/>
-        <w:gridCol w:w="2964"/>
+        <w:gridCol w:w="2966"/>
         <w:gridCol w:w="3685"/>
       </w:tblGrid>
       <w:tr>
@@ -3309,12 +3273,6 @@
             <w:insideH w:val="single" w:color="BFBFBF" w:sz="4" w:space="0"/>
             <w:insideV w:val="single" w:color="BFBFBF" w:sz="4" w:space="0"/>
           </w:tblBorders>
-          <w:tblCellMar>
-            <w:top w:w="0" w:type="dxa"/>
-            <w:left w:w="108" w:type="dxa"/>
-            <w:bottom w:w="0" w:type="dxa"/>
-            <w:right w:w="108" w:type="dxa"/>
-          </w:tblCellMar>
         </w:tblPrEx>
         <w:trPr>
           <w:jc w:val="center"/>
@@ -3713,12 +3671,6 @@
             <w:insideH w:val="single" w:color="BFBFBF" w:sz="4" w:space="0"/>
             <w:insideV w:val="single" w:color="BFBFBF" w:sz="4" w:space="0"/>
           </w:tblBorders>
-          <w:tblCellMar>
-            <w:top w:w="0" w:type="dxa"/>
-            <w:left w:w="108" w:type="dxa"/>
-            <w:bottom w:w="0" w:type="dxa"/>
-            <w:right w:w="108" w:type="dxa"/>
-          </w:tblCellMar>
         </w:tblPrEx>
         <w:trPr>
           <w:jc w:val="center"/>
@@ -4117,12 +4069,6 @@
             <w:insideH w:val="single" w:color="BFBFBF" w:sz="4" w:space="0"/>
             <w:insideV w:val="single" w:color="BFBFBF" w:sz="4" w:space="0"/>
           </w:tblBorders>
-          <w:tblCellMar>
-            <w:top w:w="0" w:type="dxa"/>
-            <w:left w:w="108" w:type="dxa"/>
-            <w:bottom w:w="0" w:type="dxa"/>
-            <w:right w:w="108" w:type="dxa"/>
-          </w:tblCellMar>
         </w:tblPrEx>
         <w:trPr>
           <w:jc w:val="center"/>
@@ -4521,12 +4467,6 @@
             <w:insideH w:val="single" w:color="BFBFBF" w:sz="4" w:space="0"/>
             <w:insideV w:val="single" w:color="BFBFBF" w:sz="4" w:space="0"/>
           </w:tblBorders>
-          <w:tblCellMar>
-            <w:top w:w="0" w:type="dxa"/>
-            <w:left w:w="108" w:type="dxa"/>
-            <w:bottom w:w="0" w:type="dxa"/>
-            <w:right w:w="108" w:type="dxa"/>
-          </w:tblCellMar>
         </w:tblPrEx>
         <w:trPr>
           <w:jc w:val="center"/>
@@ -5225,12 +5165,6 @@
             <w:insideH w:val="single" w:color="BFBFBF" w:sz="4" w:space="0"/>
             <w:insideV w:val="single" w:color="BFBFBF" w:sz="4" w:space="0"/>
           </w:tblBorders>
-          <w:tblCellMar>
-            <w:top w:w="0" w:type="dxa"/>
-            <w:left w:w="108" w:type="dxa"/>
-            <w:bottom w:w="0" w:type="dxa"/>
-            <w:right w:w="108" w:type="dxa"/>
-          </w:tblCellMar>
         </w:tblPrEx>
         <w:trPr>
           <w:jc w:val="center"/>
@@ -5549,12 +5483,6 @@
             <w:insideH w:val="single" w:color="BFBFBF" w:sz="4" w:space="0"/>
             <w:insideV w:val="single" w:color="BFBFBF" w:sz="4" w:space="0"/>
           </w:tblBorders>
-          <w:tblCellMar>
-            <w:top w:w="0" w:type="dxa"/>
-            <w:left w:w="108" w:type="dxa"/>
-            <w:bottom w:w="0" w:type="dxa"/>
-            <w:right w:w="108" w:type="dxa"/>
-          </w:tblCellMar>
         </w:tblPrEx>
         <w:trPr>
           <w:jc w:val="center"/>
@@ -6236,12 +6164,6 @@
             <w:insideH w:val="single" w:color="BFBFBF" w:sz="4" w:space="0"/>
             <w:insideV w:val="single" w:color="BFBFBF" w:sz="4" w:space="0"/>
           </w:tblBorders>
-          <w:tblCellMar>
-            <w:top w:w="0" w:type="dxa"/>
-            <w:left w:w="108" w:type="dxa"/>
-            <w:bottom w:w="0" w:type="dxa"/>
-            <w:right w:w="108" w:type="dxa"/>
-          </w:tblCellMar>
         </w:tblPrEx>
         <w:trPr>
           <w:jc w:val="center"/>
@@ -6640,12 +6562,6 @@
             <w:insideH w:val="single" w:color="BFBFBF" w:sz="4" w:space="0"/>
             <w:insideV w:val="single" w:color="BFBFBF" w:sz="4" w:space="0"/>
           </w:tblBorders>
-          <w:tblCellMar>
-            <w:top w:w="0" w:type="dxa"/>
-            <w:left w:w="108" w:type="dxa"/>
-            <w:bottom w:w="0" w:type="dxa"/>
-            <w:right w:w="108" w:type="dxa"/>
-          </w:tblCellMar>
         </w:tblPrEx>
         <w:trPr>
           <w:jc w:val="center"/>
@@ -7116,12 +7032,6 @@
             <w:insideH w:val="single" w:color="BFBFBF" w:sz="4" w:space="0"/>
             <w:insideV w:val="single" w:color="BFBFBF" w:sz="4" w:space="0"/>
           </w:tblBorders>
-          <w:tblCellMar>
-            <w:top w:w="0" w:type="dxa"/>
-            <w:left w:w="108" w:type="dxa"/>
-            <w:bottom w:w="0" w:type="dxa"/>
-            <w:right w:w="108" w:type="dxa"/>
-          </w:tblCellMar>
         </w:tblPrEx>
         <w:trPr>
           <w:jc w:val="center"/>
@@ -7520,12 +7430,6 @@
             <w:insideH w:val="single" w:color="BFBFBF" w:sz="4" w:space="0"/>
             <w:insideV w:val="single" w:color="BFBFBF" w:sz="4" w:space="0"/>
           </w:tblBorders>
-          <w:tblCellMar>
-            <w:top w:w="0" w:type="dxa"/>
-            <w:left w:w="108" w:type="dxa"/>
-            <w:bottom w:w="0" w:type="dxa"/>
-            <w:right w:w="108" w:type="dxa"/>
-          </w:tblCellMar>
         </w:tblPrEx>
         <w:trPr>
           <w:jc w:val="center"/>
@@ -7924,12 +7828,6 @@
             <w:insideH w:val="single" w:color="BFBFBF" w:sz="4" w:space="0"/>
             <w:insideV w:val="single" w:color="BFBFBF" w:sz="4" w:space="0"/>
           </w:tblBorders>
-          <w:tblCellMar>
-            <w:top w:w="0" w:type="dxa"/>
-            <w:left w:w="108" w:type="dxa"/>
-            <w:bottom w:w="0" w:type="dxa"/>
-            <w:right w:w="108" w:type="dxa"/>
-          </w:tblCellMar>
         </w:tblPrEx>
         <w:trPr>
           <w:jc w:val="center"/>
@@ -8328,12 +8226,6 @@
             <w:insideH w:val="single" w:color="BFBFBF" w:sz="4" w:space="0"/>
             <w:insideV w:val="single" w:color="BFBFBF" w:sz="4" w:space="0"/>
           </w:tblBorders>
-          <w:tblCellMar>
-            <w:top w:w="0" w:type="dxa"/>
-            <w:left w:w="108" w:type="dxa"/>
-            <w:bottom w:w="0" w:type="dxa"/>
-            <w:right w:w="108" w:type="dxa"/>
-          </w:tblCellMar>
         </w:tblPrEx>
         <w:trPr>
           <w:jc w:val="center"/>
@@ -8469,6 +8361,12 @@
             <w:insideH w:val="single" w:color="BFBFBF" w:sz="4" w:space="0"/>
             <w:insideV w:val="single" w:color="BFBFBF" w:sz="4" w:space="0"/>
           </w:tblBorders>
+          <w:tblCellMar>
+            <w:top w:w="0" w:type="dxa"/>
+            <w:left w:w="108" w:type="dxa"/>
+            <w:bottom w:w="0" w:type="dxa"/>
+            <w:right w:w="108" w:type="dxa"/>
+          </w:tblCellMar>
         </w:tblPrEx>
         <w:trPr>
           <w:jc w:val="center"/>
@@ -8774,12 +8672,6 @@
             <w:insideH w:val="single" w:color="BFBFBF" w:sz="4" w:space="0"/>
             <w:insideV w:val="single" w:color="BFBFBF" w:sz="4" w:space="0"/>
           </w:tblBorders>
-          <w:tblCellMar>
-            <w:top w:w="0" w:type="dxa"/>
-            <w:left w:w="108" w:type="dxa"/>
-            <w:bottom w:w="0" w:type="dxa"/>
-            <w:right w:w="108" w:type="dxa"/>
-          </w:tblCellMar>
         </w:tblPrEx>
         <w:trPr>
           <w:jc w:val="center"/>
@@ -9178,12 +9070,6 @@
             <w:insideH w:val="single" w:color="BFBFBF" w:sz="4" w:space="0"/>
             <w:insideV w:val="single" w:color="BFBFBF" w:sz="4" w:space="0"/>
           </w:tblBorders>
-          <w:tblCellMar>
-            <w:top w:w="0" w:type="dxa"/>
-            <w:left w:w="108" w:type="dxa"/>
-            <w:bottom w:w="0" w:type="dxa"/>
-            <w:right w:w="108" w:type="dxa"/>
-          </w:tblCellMar>
         </w:tblPrEx>
         <w:trPr>
           <w:jc w:val="center"/>
@@ -9380,6 +9266,12 @@
             <w:insideH w:val="single" w:color="BFBFBF" w:sz="4" w:space="0"/>
             <w:insideV w:val="single" w:color="BFBFBF" w:sz="4" w:space="0"/>
           </w:tblBorders>
+          <w:tblCellMar>
+            <w:top w:w="0" w:type="dxa"/>
+            <w:left w:w="108" w:type="dxa"/>
+            <w:bottom w:w="0" w:type="dxa"/>
+            <w:right w:w="108" w:type="dxa"/>
+          </w:tblCellMar>
         </w:tblPrEx>
         <w:trPr>
           <w:jc w:val="center"/>
@@ -9576,12 +9468,6 @@
             <w:insideH w:val="single" w:color="BFBFBF" w:sz="4" w:space="0"/>
             <w:insideV w:val="single" w:color="BFBFBF" w:sz="4" w:space="0"/>
           </w:tblBorders>
-          <w:tblCellMar>
-            <w:top w:w="0" w:type="dxa"/>
-            <w:left w:w="108" w:type="dxa"/>
-            <w:bottom w:w="0" w:type="dxa"/>
-            <w:right w:w="108" w:type="dxa"/>
-          </w:tblCellMar>
         </w:tblPrEx>
         <w:trPr>
           <w:jc w:val="center"/>
@@ -9677,6 +9563,12 @@
             <w:insideH w:val="single" w:color="BFBFBF" w:sz="4" w:space="0"/>
             <w:insideV w:val="single" w:color="BFBFBF" w:sz="4" w:space="0"/>
           </w:tblBorders>
+          <w:tblCellMar>
+            <w:top w:w="0" w:type="dxa"/>
+            <w:left w:w="108" w:type="dxa"/>
+            <w:bottom w:w="0" w:type="dxa"/>
+            <w:right w:w="108" w:type="dxa"/>
+          </w:tblCellMar>
         </w:tblPrEx>
         <w:trPr>
           <w:jc w:val="center"/>
@@ -10224,12 +10116,6 @@
             <w:insideH w:val="single" w:color="BFBFBF" w:sz="4" w:space="0"/>
             <w:insideV w:val="single" w:color="BFBFBF" w:sz="4" w:space="0"/>
           </w:tblBorders>
-          <w:tblCellMar>
-            <w:top w:w="0" w:type="dxa"/>
-            <w:left w:w="108" w:type="dxa"/>
-            <w:bottom w:w="0" w:type="dxa"/>
-            <w:right w:w="108" w:type="dxa"/>
-          </w:tblCellMar>
         </w:tblPrEx>
         <w:trPr>
           <w:jc w:val="center"/>
@@ -10527,6 +10413,12 @@
             <w:insideH w:val="single" w:color="BFBFBF" w:sz="4" w:space="0"/>
             <w:insideV w:val="single" w:color="BFBFBF" w:sz="4" w:space="0"/>
           </w:tblBorders>
+          <w:tblCellMar>
+            <w:top w:w="0" w:type="dxa"/>
+            <w:left w:w="108" w:type="dxa"/>
+            <w:bottom w:w="0" w:type="dxa"/>
+            <w:right w:w="108" w:type="dxa"/>
+          </w:tblCellMar>
         </w:tblPrEx>
         <w:trPr>
           <w:jc w:val="center"/>
@@ -10608,6 +10500,101 @@
                 <w:sz w:val="15"/>
               </w:rPr>
               <w:t>关联 users.id，记录创建人</w:t>
+            </w:r>
+          </w:p>
+        </w:tc>
+      </w:tr>
+      <w:tr>
+        <w:tblPrEx>
+          <w:tblBorders>
+            <w:top w:val="single" w:color="BFBFBF" w:sz="4" w:space="0"/>
+            <w:left w:val="single" w:color="BFBFBF" w:sz="4" w:space="0"/>
+            <w:bottom w:val="single" w:color="BFBFBF" w:sz="4" w:space="0"/>
+            <w:right w:val="single" w:color="BFBFBF" w:sz="4" w:space="0"/>
+            <w:insideH w:val="single" w:color="BFBFBF" w:sz="4" w:space="0"/>
+            <w:insideV w:val="single" w:color="BFBFBF" w:sz="4" w:space="0"/>
+          </w:tblBorders>
+        </w:tblPrEx>
+        <w:trPr>
+          <w:jc w:val="center"/>
+        </w:trPr>
+        <w:tc>
+          <w:tcPr>
+            <w:tcW w:w="2268" w:type="dxa"/>
+            <w:vAlign w:val="center"/>
+          </w:tcPr>
+          <w:p>
+            <w:pPr>
+              <w:spacing w:after="0" w:line="240" w:lineRule="auto"/>
+              <w:jc w:val="left"/>
+            </w:pPr>
+            <w:r>
+              <w:rPr>
+                <w:rFonts w:ascii="微软雅黑" w:hAnsi="微软雅黑" w:eastAsia="微软雅黑"/>
+                <w:b w:val="0"/>
+                <w:sz w:val="15"/>
+              </w:rPr>
+              <w:t>created_at</w:t>
+            </w:r>
+          </w:p>
+        </w:tc>
+        <w:tc>
+          <w:tcPr>
+            <w:tcW w:w="1984" w:type="dxa"/>
+            <w:vAlign w:val="center"/>
+          </w:tcPr>
+          <w:p>
+            <w:pPr>
+              <w:spacing w:after="0" w:line="240" w:lineRule="auto"/>
+              <w:jc w:val="left"/>
+            </w:pPr>
+            <w:r>
+              <w:rPr>
+                <w:rFonts w:ascii="微软雅黑" w:hAnsi="微软雅黑" w:eastAsia="微软雅黑"/>
+                <w:b w:val="0"/>
+                <w:sz w:val="15"/>
+              </w:rPr>
+              <w:t>创建时间</w:t>
+            </w:r>
+          </w:p>
+        </w:tc>
+        <w:tc>
+          <w:tcPr>
+            <w:tcW w:w="2381" w:type="dxa"/>
+            <w:vAlign w:val="center"/>
+          </w:tcPr>
+          <w:p>
+            <w:pPr>
+              <w:spacing w:after="0" w:line="240" w:lineRule="auto"/>
+              <w:jc w:val="left"/>
+            </w:pPr>
+            <w:r>
+              <w:rPr>
+                <w:rFonts w:ascii="微软雅黑" w:hAnsi="微软雅黑" w:eastAsia="微软雅黑"/>
+                <w:b w:val="0"/>
+                <w:sz w:val="15"/>
+              </w:rPr>
+              <w:t>DATETIME NOT NULL</w:t>
+            </w:r>
+          </w:p>
+        </w:tc>
+        <w:tc>
+          <w:tcPr>
+            <w:tcW w:w="3402" w:type="dxa"/>
+            <w:vAlign w:val="center"/>
+          </w:tcPr>
+          <w:p>
+            <w:pPr>
+              <w:spacing w:after="0" w:line="240" w:lineRule="auto"/>
+              <w:jc w:val="left"/>
+            </w:pPr>
+            <w:r>
+              <w:rPr>
+                <w:rFonts w:ascii="微软雅黑" w:hAnsi="微软雅黑" w:eastAsia="微软雅黑"/>
+                <w:b w:val="0"/>
+                <w:sz w:val="15"/>
+              </w:rPr>
+              <w:t>默认当前时间</w:t>
             </w:r>
           </w:p>
         </w:tc>
@@ -10648,7 +10635,7 @@
                 <w:b w:val="0"/>
                 <w:sz w:val="15"/>
               </w:rPr>
-              <w:t>created_at</w:t>
+              <w:t>updated_by</w:t>
             </w:r>
           </w:p>
         </w:tc>
@@ -10668,7 +10655,7 @@
                 <w:b w:val="0"/>
                 <w:sz w:val="15"/>
               </w:rPr>
-              <w:t>创建时间</w:t>
+              <w:t>更新人ID</w:t>
             </w:r>
           </w:p>
         </w:tc>
@@ -10688,7 +10675,7 @@
                 <w:b w:val="0"/>
                 <w:sz w:val="15"/>
               </w:rPr>
-              <w:t>DATETIME NOT NULL</w:t>
+              <w:t>BIGINT FK NULL</w:t>
             </w:r>
           </w:p>
         </w:tc>
@@ -10708,7 +10695,7 @@
                 <w:b w:val="0"/>
                 <w:sz w:val="15"/>
               </w:rPr>
-              <w:t>默认当前时间</w:t>
+              <w:t>关联 users.id，记录最后修改人</w:t>
             </w:r>
           </w:p>
         </w:tc>
@@ -10749,7 +10736,7 @@
                 <w:b w:val="0"/>
                 <w:sz w:val="15"/>
               </w:rPr>
-              <w:t>updated_by</w:t>
+              <w:t>updated_at</w:t>
             </w:r>
           </w:p>
         </w:tc>
@@ -10769,7 +10756,7 @@
                 <w:b w:val="0"/>
                 <w:sz w:val="15"/>
               </w:rPr>
-              <w:t>更新人ID</w:t>
+              <w:t>更新时间</w:t>
             </w:r>
           </w:p>
         </w:tc>
@@ -10789,7 +10776,7 @@
                 <w:b w:val="0"/>
                 <w:sz w:val="15"/>
               </w:rPr>
-              <w:t>BIGINT FK NULL</w:t>
+              <w:t>DATETIME NULL</w:t>
             </w:r>
           </w:p>
         </w:tc>
@@ -10809,7 +10796,7 @@
                 <w:b w:val="0"/>
                 <w:sz w:val="15"/>
               </w:rPr>
-              <w:t>关联 users.id，记录最后修改人</w:t>
+              <w:t>最后修改时间</w:t>
             </w:r>
           </w:p>
         </w:tc>
@@ -10850,7 +10837,7 @@
                 <w:b w:val="0"/>
                 <w:sz w:val="15"/>
               </w:rPr>
-              <w:t>updated_at</w:t>
+              <w:t>is_deleted</w:t>
             </w:r>
           </w:p>
         </w:tc>
@@ -10870,7 +10857,7 @@
                 <w:b w:val="0"/>
                 <w:sz w:val="15"/>
               </w:rPr>
-              <w:t>更新时间</w:t>
+              <w:t>是否删除</w:t>
             </w:r>
           </w:p>
         </w:tc>
@@ -10890,7 +10877,7 @@
                 <w:b w:val="0"/>
                 <w:sz w:val="15"/>
               </w:rPr>
-              <w:t>DATETIME NULL</w:t>
+              <w:t>TINYINT DEFAULT 0</w:t>
             </w:r>
           </w:p>
         </w:tc>
@@ -10910,7 +10897,7 @@
                 <w:b w:val="0"/>
                 <w:sz w:val="15"/>
               </w:rPr>
-              <w:t>最后修改时间</w:t>
+              <w:t>软删除标记：0未删除，1已删除</w:t>
             </w:r>
           </w:p>
         </w:tc>
@@ -10925,113 +10912,6 @@
             <w:insideH w:val="single" w:color="BFBFBF" w:sz="4" w:space="0"/>
             <w:insideV w:val="single" w:color="BFBFBF" w:sz="4" w:space="0"/>
           </w:tblBorders>
-          <w:tblCellMar>
-            <w:top w:w="0" w:type="dxa"/>
-            <w:left w:w="108" w:type="dxa"/>
-            <w:bottom w:w="0" w:type="dxa"/>
-            <w:right w:w="108" w:type="dxa"/>
-          </w:tblCellMar>
-        </w:tblPrEx>
-        <w:trPr>
-          <w:jc w:val="center"/>
-        </w:trPr>
-        <w:tc>
-          <w:tcPr>
-            <w:tcW w:w="2268" w:type="dxa"/>
-            <w:vAlign w:val="center"/>
-          </w:tcPr>
-          <w:p>
-            <w:pPr>
-              <w:spacing w:after="0" w:line="240" w:lineRule="auto"/>
-              <w:jc w:val="left"/>
-            </w:pPr>
-            <w:r>
-              <w:rPr>
-                <w:rFonts w:ascii="微软雅黑" w:hAnsi="微软雅黑" w:eastAsia="微软雅黑"/>
-                <w:b w:val="0"/>
-                <w:sz w:val="15"/>
-              </w:rPr>
-              <w:t>is_deleted</w:t>
-            </w:r>
-          </w:p>
-        </w:tc>
-        <w:tc>
-          <w:tcPr>
-            <w:tcW w:w="1984" w:type="dxa"/>
-            <w:vAlign w:val="center"/>
-          </w:tcPr>
-          <w:p>
-            <w:pPr>
-              <w:spacing w:after="0" w:line="240" w:lineRule="auto"/>
-              <w:jc w:val="left"/>
-            </w:pPr>
-            <w:r>
-              <w:rPr>
-                <w:rFonts w:ascii="微软雅黑" w:hAnsi="微软雅黑" w:eastAsia="微软雅黑"/>
-                <w:b w:val="0"/>
-                <w:sz w:val="15"/>
-              </w:rPr>
-              <w:t>是否删除</w:t>
-            </w:r>
-          </w:p>
-        </w:tc>
-        <w:tc>
-          <w:tcPr>
-            <w:tcW w:w="2381" w:type="dxa"/>
-            <w:vAlign w:val="center"/>
-          </w:tcPr>
-          <w:p>
-            <w:pPr>
-              <w:spacing w:after="0" w:line="240" w:lineRule="auto"/>
-              <w:jc w:val="left"/>
-            </w:pPr>
-            <w:r>
-              <w:rPr>
-                <w:rFonts w:ascii="微软雅黑" w:hAnsi="微软雅黑" w:eastAsia="微软雅黑"/>
-                <w:b w:val="0"/>
-                <w:sz w:val="15"/>
-              </w:rPr>
-              <w:t>TINYINT DEFAULT 0</w:t>
-            </w:r>
-          </w:p>
-        </w:tc>
-        <w:tc>
-          <w:tcPr>
-            <w:tcW w:w="3402" w:type="dxa"/>
-            <w:vAlign w:val="center"/>
-          </w:tcPr>
-          <w:p>
-            <w:pPr>
-              <w:spacing w:after="0" w:line="240" w:lineRule="auto"/>
-              <w:jc w:val="left"/>
-            </w:pPr>
-            <w:r>
-              <w:rPr>
-                <w:rFonts w:ascii="微软雅黑" w:hAnsi="微软雅黑" w:eastAsia="微软雅黑"/>
-                <w:b w:val="0"/>
-                <w:sz w:val="15"/>
-              </w:rPr>
-              <w:t>软删除标记：0未删除，1已删除</w:t>
-            </w:r>
-          </w:p>
-        </w:tc>
-      </w:tr>
-      <w:tr>
-        <w:tblPrEx>
-          <w:tblBorders>
-            <w:top w:val="single" w:color="BFBFBF" w:sz="4" w:space="0"/>
-            <w:left w:val="single" w:color="BFBFBF" w:sz="4" w:space="0"/>
-            <w:bottom w:val="single" w:color="BFBFBF" w:sz="4" w:space="0"/>
-            <w:right w:val="single" w:color="BFBFBF" w:sz="4" w:space="0"/>
-            <w:insideH w:val="single" w:color="BFBFBF" w:sz="4" w:space="0"/>
-            <w:insideV w:val="single" w:color="BFBFBF" w:sz="4" w:space="0"/>
-          </w:tblBorders>
-          <w:tblCellMar>
-            <w:top w:w="0" w:type="dxa"/>
-            <w:left w:w="108" w:type="dxa"/>
-            <w:bottom w:w="0" w:type="dxa"/>
-            <w:right w:w="108" w:type="dxa"/>
-          </w:tblCellMar>
         </w:tblPrEx>
         <w:trPr>
           <w:jc w:val="center"/>
@@ -11579,12 +11459,6 @@
             <w:insideH w:val="single" w:color="BFBFBF" w:sz="4" w:space="0"/>
             <w:insideV w:val="single" w:color="BFBFBF" w:sz="4" w:space="0"/>
           </w:tblBorders>
-          <w:tblCellMar>
-            <w:top w:w="0" w:type="dxa"/>
-            <w:left w:w="108" w:type="dxa"/>
-            <w:bottom w:w="0" w:type="dxa"/>
-            <w:right w:w="108" w:type="dxa"/>
-          </w:tblCellMar>
         </w:tblPrEx>
         <w:trPr>
           <w:jc w:val="center"/>
@@ -11983,12 +11857,6 @@
             <w:insideH w:val="single" w:color="BFBFBF" w:sz="4" w:space="0"/>
             <w:insideV w:val="single" w:color="BFBFBF" w:sz="4" w:space="0"/>
           </w:tblBorders>
-          <w:tblCellMar>
-            <w:top w:w="0" w:type="dxa"/>
-            <w:left w:w="108" w:type="dxa"/>
-            <w:bottom w:w="0" w:type="dxa"/>
-            <w:right w:w="108" w:type="dxa"/>
-          </w:tblCellMar>
         </w:tblPrEx>
         <w:trPr>
           <w:jc w:val="center"/>
@@ -12387,12 +12255,6 @@
             <w:insideH w:val="single" w:color="BFBFBF" w:sz="4" w:space="0"/>
             <w:insideV w:val="single" w:color="BFBFBF" w:sz="4" w:space="0"/>
           </w:tblBorders>
-          <w:tblCellMar>
-            <w:top w:w="0" w:type="dxa"/>
-            <w:left w:w="108" w:type="dxa"/>
-            <w:bottom w:w="0" w:type="dxa"/>
-            <w:right w:w="108" w:type="dxa"/>
-          </w:tblCellMar>
         </w:tblPrEx>
         <w:trPr>
           <w:jc w:val="center"/>
@@ -13041,12 +12903,6 @@
             <w:insideH w:val="single" w:color="BFBFBF" w:sz="4" w:space="0"/>
             <w:insideV w:val="single" w:color="BFBFBF" w:sz="4" w:space="0"/>
           </w:tblBorders>
-          <w:tblCellMar>
-            <w:top w:w="0" w:type="dxa"/>
-            <w:left w:w="108" w:type="dxa"/>
-            <w:bottom w:w="0" w:type="dxa"/>
-            <w:right w:w="108" w:type="dxa"/>
-          </w:tblCellMar>
         </w:tblPrEx>
         <w:trPr>
           <w:jc w:val="center"/>
@@ -13142,6 +12998,12 @@
             <w:insideH w:val="single" w:color="BFBFBF" w:sz="4" w:space="0"/>
             <w:insideV w:val="single" w:color="BFBFBF" w:sz="4" w:space="0"/>
           </w:tblBorders>
+          <w:tblCellMar>
+            <w:top w:w="0" w:type="dxa"/>
+            <w:left w:w="108" w:type="dxa"/>
+            <w:bottom w:w="0" w:type="dxa"/>
+            <w:right w:w="108" w:type="dxa"/>
+          </w:tblCellMar>
         </w:tblPrEx>
         <w:trPr>
           <w:jc w:val="center"/>
@@ -13237,6 +13099,12 @@
             <w:insideH w:val="single" w:color="BFBFBF" w:sz="4" w:space="0"/>
             <w:insideV w:val="single" w:color="BFBFBF" w:sz="4" w:space="0"/>
           </w:tblBorders>
+          <w:tblCellMar>
+            <w:top w:w="0" w:type="dxa"/>
+            <w:left w:w="108" w:type="dxa"/>
+            <w:bottom w:w="0" w:type="dxa"/>
+            <w:right w:w="108" w:type="dxa"/>
+          </w:tblCellMar>
         </w:tblPrEx>
         <w:trPr>
           <w:jc w:val="center"/>
@@ -13683,12 +13551,6 @@
             <w:insideH w:val="single" w:color="BFBFBF" w:sz="4" w:space="0"/>
             <w:insideV w:val="single" w:color="BFBFBF" w:sz="4" w:space="0"/>
           </w:tblBorders>
-          <w:tblCellMar>
-            <w:top w:w="0" w:type="dxa"/>
-            <w:left w:w="108" w:type="dxa"/>
-            <w:bottom w:w="0" w:type="dxa"/>
-            <w:right w:w="108" w:type="dxa"/>
-          </w:tblCellMar>
         </w:tblPrEx>
         <w:trPr>
           <w:jc w:val="center"/>
@@ -14337,12 +14199,6 @@
             <w:insideH w:val="single" w:color="BFBFBF" w:sz="4" w:space="0"/>
             <w:insideV w:val="single" w:color="BFBFBF" w:sz="4" w:space="0"/>
           </w:tblBorders>
-          <w:tblCellMar>
-            <w:top w:w="0" w:type="dxa"/>
-            <w:left w:w="108" w:type="dxa"/>
-            <w:bottom w:w="0" w:type="dxa"/>
-            <w:right w:w="108" w:type="dxa"/>
-          </w:tblCellMar>
         </w:tblPrEx>
         <w:trPr>
           <w:jc w:val="center"/>
@@ -14424,101 +14280,6 @@
                 <w:sz w:val="15"/>
               </w:rPr>
               <w:t>模块编码</w:t>
-            </w:r>
-          </w:p>
-        </w:tc>
-      </w:tr>
-      <w:tr>
-        <w:tblPrEx>
-          <w:tblBorders>
-            <w:top w:val="single" w:color="BFBFBF" w:sz="4" w:space="0"/>
-            <w:left w:val="single" w:color="BFBFBF" w:sz="4" w:space="0"/>
-            <w:bottom w:val="single" w:color="BFBFBF" w:sz="4" w:space="0"/>
-            <w:right w:val="single" w:color="BFBFBF" w:sz="4" w:space="0"/>
-            <w:insideH w:val="single" w:color="BFBFBF" w:sz="4" w:space="0"/>
-            <w:insideV w:val="single" w:color="BFBFBF" w:sz="4" w:space="0"/>
-          </w:tblBorders>
-        </w:tblPrEx>
-        <w:trPr>
-          <w:jc w:val="center"/>
-        </w:trPr>
-        <w:tc>
-          <w:tcPr>
-            <w:tcW w:w="2268" w:type="dxa"/>
-            <w:vAlign w:val="center"/>
-          </w:tcPr>
-          <w:p>
-            <w:pPr>
-              <w:spacing w:after="0" w:line="240" w:lineRule="auto"/>
-              <w:jc w:val="left"/>
-            </w:pPr>
-            <w:r>
-              <w:rPr>
-                <w:rFonts w:ascii="微软雅黑" w:hAnsi="微软雅黑" w:eastAsia="微软雅黑"/>
-                <w:b w:val="0"/>
-                <w:sz w:val="15"/>
-              </w:rPr>
-              <w:t>action</w:t>
-            </w:r>
-          </w:p>
-        </w:tc>
-        <w:tc>
-          <w:tcPr>
-            <w:tcW w:w="1984" w:type="dxa"/>
-            <w:vAlign w:val="center"/>
-          </w:tcPr>
-          <w:p>
-            <w:pPr>
-              <w:spacing w:after="0" w:line="240" w:lineRule="auto"/>
-              <w:jc w:val="left"/>
-            </w:pPr>
-            <w:r>
-              <w:rPr>
-                <w:rFonts w:ascii="微软雅黑" w:hAnsi="微软雅黑" w:eastAsia="微软雅黑"/>
-                <w:b w:val="0"/>
-                <w:sz w:val="15"/>
-              </w:rPr>
-              <w:t>操作动作</w:t>
-            </w:r>
-          </w:p>
-        </w:tc>
-        <w:tc>
-          <w:tcPr>
-            <w:tcW w:w="2381" w:type="dxa"/>
-            <w:vAlign w:val="center"/>
-          </w:tcPr>
-          <w:p>
-            <w:pPr>
-              <w:spacing w:after="0" w:line="240" w:lineRule="auto"/>
-              <w:jc w:val="left"/>
-            </w:pPr>
-            <w:r>
-              <w:rPr>
-                <w:rFonts w:ascii="微软雅黑" w:hAnsi="微软雅黑" w:eastAsia="微软雅黑"/>
-                <w:b w:val="0"/>
-                <w:sz w:val="15"/>
-              </w:rPr>
-              <w:t>VARCHAR(100) NOT NULL</w:t>
-            </w:r>
-          </w:p>
-        </w:tc>
-        <w:tc>
-          <w:tcPr>
-            <w:tcW w:w="3402" w:type="dxa"/>
-            <w:vAlign w:val="center"/>
-          </w:tcPr>
-          <w:p>
-            <w:pPr>
-              <w:spacing w:after="0" w:line="240" w:lineRule="auto"/>
-              <w:jc w:val="left"/>
-            </w:pPr>
-            <w:r>
-              <w:rPr>
-                <w:rFonts w:ascii="微软雅黑" w:hAnsi="微软雅黑" w:eastAsia="微软雅黑"/>
-                <w:b w:val="0"/>
-                <w:sz w:val="15"/>
-              </w:rPr>
-              <w:t>create/update/submit/close/delete 等</w:t>
             </w:r>
           </w:p>
         </w:tc>
@@ -14559,7 +14320,7 @@
                 <w:b w:val="0"/>
                 <w:sz w:val="15"/>
               </w:rPr>
-              <w:t>user_id</w:t>
+              <w:t>action</w:t>
             </w:r>
           </w:p>
         </w:tc>
@@ -14579,7 +14340,7 @@
                 <w:b w:val="0"/>
                 <w:sz w:val="15"/>
               </w:rPr>
-              <w:t>操作人ID</w:t>
+              <w:t>操作动作</w:t>
             </w:r>
           </w:p>
         </w:tc>
@@ -14599,7 +14360,7 @@
                 <w:b w:val="0"/>
                 <w:sz w:val="15"/>
               </w:rPr>
-              <w:t>BIGINT FK NULL</w:t>
+              <w:t>VARCHAR(100) NOT NULL</w:t>
             </w:r>
           </w:p>
         </w:tc>
@@ -14619,7 +14380,7 @@
                 <w:b w:val="0"/>
                 <w:sz w:val="15"/>
               </w:rPr>
-              <w:t>关联 users.id</w:t>
+              <w:t>create/update/submit/close/delete 等</w:t>
             </w:r>
           </w:p>
         </w:tc>
@@ -14660,7 +14421,7 @@
                 <w:b w:val="0"/>
                 <w:sz w:val="15"/>
               </w:rPr>
-              <w:t>target_type</w:t>
+              <w:t>user_id</w:t>
             </w:r>
           </w:p>
         </w:tc>
@@ -14680,7 +14441,7 @@
                 <w:b w:val="0"/>
                 <w:sz w:val="15"/>
               </w:rPr>
-              <w:t>对象类型</w:t>
+              <w:t>操作人ID</w:t>
             </w:r>
           </w:p>
         </w:tc>
@@ -14700,7 +14461,7 @@
                 <w:b w:val="0"/>
                 <w:sz w:val="15"/>
               </w:rPr>
-              <w:t>VARCHAR(100) NULL</w:t>
+              <w:t>BIGINT FK NULL</w:t>
             </w:r>
           </w:p>
         </w:tc>
@@ -14720,102 +14481,7 @@
                 <w:b w:val="0"/>
                 <w:sz w:val="15"/>
               </w:rPr>
-              <w:t>如 production_batch</w:t>
-            </w:r>
-          </w:p>
-        </w:tc>
-      </w:tr>
-      <w:tr>
-        <w:tblPrEx>
-          <w:tblBorders>
-            <w:top w:val="single" w:color="BFBFBF" w:sz="4" w:space="0"/>
-            <w:left w:val="single" w:color="BFBFBF" w:sz="4" w:space="0"/>
-            <w:bottom w:val="single" w:color="BFBFBF" w:sz="4" w:space="0"/>
-            <w:right w:val="single" w:color="BFBFBF" w:sz="4" w:space="0"/>
-            <w:insideH w:val="single" w:color="BFBFBF" w:sz="4" w:space="0"/>
-            <w:insideV w:val="single" w:color="BFBFBF" w:sz="4" w:space="0"/>
-          </w:tblBorders>
-        </w:tblPrEx>
-        <w:trPr>
-          <w:jc w:val="center"/>
-        </w:trPr>
-        <w:tc>
-          <w:tcPr>
-            <w:tcW w:w="2268" w:type="dxa"/>
-            <w:vAlign w:val="center"/>
-          </w:tcPr>
-          <w:p>
-            <w:pPr>
-              <w:spacing w:after="0" w:line="240" w:lineRule="auto"/>
-              <w:jc w:val="left"/>
-            </w:pPr>
-            <w:r>
-              <w:rPr>
-                <w:rFonts w:ascii="微软雅黑" w:hAnsi="微软雅黑" w:eastAsia="微软雅黑"/>
-                <w:b w:val="0"/>
-                <w:sz w:val="15"/>
-              </w:rPr>
-              <w:t>target_id</w:t>
-            </w:r>
-          </w:p>
-        </w:tc>
-        <w:tc>
-          <w:tcPr>
-            <w:tcW w:w="1984" w:type="dxa"/>
-            <w:vAlign w:val="center"/>
-          </w:tcPr>
-          <w:p>
-            <w:pPr>
-              <w:spacing w:after="0" w:line="240" w:lineRule="auto"/>
-              <w:jc w:val="left"/>
-            </w:pPr>
-            <w:r>
-              <w:rPr>
-                <w:rFonts w:ascii="微软雅黑" w:hAnsi="微软雅黑" w:eastAsia="微软雅黑"/>
-                <w:b w:val="0"/>
-                <w:sz w:val="15"/>
-              </w:rPr>
-              <w:t>对象ID</w:t>
-            </w:r>
-          </w:p>
-        </w:tc>
-        <w:tc>
-          <w:tcPr>
-            <w:tcW w:w="2381" w:type="dxa"/>
-            <w:vAlign w:val="center"/>
-          </w:tcPr>
-          <w:p>
-            <w:pPr>
-              <w:spacing w:after="0" w:line="240" w:lineRule="auto"/>
-              <w:jc w:val="left"/>
-            </w:pPr>
-            <w:r>
-              <w:rPr>
-                <w:rFonts w:ascii="微软雅黑" w:hAnsi="微软雅黑" w:eastAsia="微软雅黑"/>
-                <w:b w:val="0"/>
-                <w:sz w:val="15"/>
-              </w:rPr>
-              <w:t>BIGINT NULL</w:t>
-            </w:r>
-          </w:p>
-        </w:tc>
-        <w:tc>
-          <w:tcPr>
-            <w:tcW w:w="3402" w:type="dxa"/>
-            <w:vAlign w:val="center"/>
-          </w:tcPr>
-          <w:p>
-            <w:pPr>
-              <w:spacing w:after="0" w:line="240" w:lineRule="auto"/>
-              <w:jc w:val="left"/>
-            </w:pPr>
-            <w:r>
-              <w:rPr>
-                <w:rFonts w:ascii="微软雅黑" w:hAnsi="微软雅黑" w:eastAsia="微软雅黑"/>
-                <w:b w:val="0"/>
-                <w:sz w:val="15"/>
-              </w:rPr>
-              <w:t>被操作对象ID</w:t>
+              <w:t>关联 users.id</w:t>
             </w:r>
           </w:p>
         </w:tc>
@@ -14856,7 +14522,7 @@
                 <w:b w:val="0"/>
                 <w:sz w:val="15"/>
               </w:rPr>
-              <w:t>result</w:t>
+              <w:t>target_type</w:t>
             </w:r>
           </w:p>
         </w:tc>
@@ -14876,7 +14542,7 @@
                 <w:b w:val="0"/>
                 <w:sz w:val="15"/>
               </w:rPr>
-              <w:t>结果</w:t>
+              <w:t>对象类型</w:t>
             </w:r>
           </w:p>
         </w:tc>
@@ -14896,7 +14562,7 @@
                 <w:b w:val="0"/>
                 <w:sz w:val="15"/>
               </w:rPr>
-              <w:t>VARCHAR(50)</w:t>
+              <w:t>VARCHAR(100) NULL</w:t>
             </w:r>
           </w:p>
         </w:tc>
@@ -14916,7 +14582,102 @@
                 <w:b w:val="0"/>
                 <w:sz w:val="15"/>
               </w:rPr>
-              <w:t>success/fail</w:t>
+              <w:t>如 production_batch</w:t>
+            </w:r>
+          </w:p>
+        </w:tc>
+      </w:tr>
+      <w:tr>
+        <w:tblPrEx>
+          <w:tblBorders>
+            <w:top w:val="single" w:color="BFBFBF" w:sz="4" w:space="0"/>
+            <w:left w:val="single" w:color="BFBFBF" w:sz="4" w:space="0"/>
+            <w:bottom w:val="single" w:color="BFBFBF" w:sz="4" w:space="0"/>
+            <w:right w:val="single" w:color="BFBFBF" w:sz="4" w:space="0"/>
+            <w:insideH w:val="single" w:color="BFBFBF" w:sz="4" w:space="0"/>
+            <w:insideV w:val="single" w:color="BFBFBF" w:sz="4" w:space="0"/>
+          </w:tblBorders>
+        </w:tblPrEx>
+        <w:trPr>
+          <w:jc w:val="center"/>
+        </w:trPr>
+        <w:tc>
+          <w:tcPr>
+            <w:tcW w:w="2268" w:type="dxa"/>
+            <w:vAlign w:val="center"/>
+          </w:tcPr>
+          <w:p>
+            <w:pPr>
+              <w:spacing w:after="0" w:line="240" w:lineRule="auto"/>
+              <w:jc w:val="left"/>
+            </w:pPr>
+            <w:r>
+              <w:rPr>
+                <w:rFonts w:ascii="微软雅黑" w:hAnsi="微软雅黑" w:eastAsia="微软雅黑"/>
+                <w:b w:val="0"/>
+                <w:sz w:val="15"/>
+              </w:rPr>
+              <w:t>target_id</w:t>
+            </w:r>
+          </w:p>
+        </w:tc>
+        <w:tc>
+          <w:tcPr>
+            <w:tcW w:w="1984" w:type="dxa"/>
+            <w:vAlign w:val="center"/>
+          </w:tcPr>
+          <w:p>
+            <w:pPr>
+              <w:spacing w:after="0" w:line="240" w:lineRule="auto"/>
+              <w:jc w:val="left"/>
+            </w:pPr>
+            <w:r>
+              <w:rPr>
+                <w:rFonts w:ascii="微软雅黑" w:hAnsi="微软雅黑" w:eastAsia="微软雅黑"/>
+                <w:b w:val="0"/>
+                <w:sz w:val="15"/>
+              </w:rPr>
+              <w:t>对象ID</w:t>
+            </w:r>
+          </w:p>
+        </w:tc>
+        <w:tc>
+          <w:tcPr>
+            <w:tcW w:w="2381" w:type="dxa"/>
+            <w:vAlign w:val="center"/>
+          </w:tcPr>
+          <w:p>
+            <w:pPr>
+              <w:spacing w:after="0" w:line="240" w:lineRule="auto"/>
+              <w:jc w:val="left"/>
+            </w:pPr>
+            <w:r>
+              <w:rPr>
+                <w:rFonts w:ascii="微软雅黑" w:hAnsi="微软雅黑" w:eastAsia="微软雅黑"/>
+                <w:b w:val="0"/>
+                <w:sz w:val="15"/>
+              </w:rPr>
+              <w:t>BIGINT NULL</w:t>
+            </w:r>
+          </w:p>
+        </w:tc>
+        <w:tc>
+          <w:tcPr>
+            <w:tcW w:w="3402" w:type="dxa"/>
+            <w:vAlign w:val="center"/>
+          </w:tcPr>
+          <w:p>
+            <w:pPr>
+              <w:spacing w:after="0" w:line="240" w:lineRule="auto"/>
+              <w:jc w:val="left"/>
+            </w:pPr>
+            <w:r>
+              <w:rPr>
+                <w:rFonts w:ascii="微软雅黑" w:hAnsi="微软雅黑" w:eastAsia="微软雅黑"/>
+                <w:b w:val="0"/>
+                <w:sz w:val="15"/>
+              </w:rPr>
+              <w:t>被操作对象ID</w:t>
             </w:r>
           </w:p>
         </w:tc>
@@ -14957,7 +14718,7 @@
                 <w:b w:val="0"/>
                 <w:sz w:val="15"/>
               </w:rPr>
-              <w:t>before_data</w:t>
+              <w:t>result</w:t>
             </w:r>
           </w:p>
         </w:tc>
@@ -14977,7 +14738,7 @@
                 <w:b w:val="0"/>
                 <w:sz w:val="15"/>
               </w:rPr>
-              <w:t>修改前数据</w:t>
+              <w:t>结果</w:t>
             </w:r>
           </w:p>
         </w:tc>
@@ -14997,7 +14758,7 @@
                 <w:b w:val="0"/>
                 <w:sz w:val="15"/>
               </w:rPr>
-              <w:t>JSON NULL</w:t>
+              <w:t>VARCHAR(50)</w:t>
             </w:r>
           </w:p>
         </w:tc>
@@ -15017,7 +14778,7 @@
                 <w:b w:val="0"/>
                 <w:sz w:val="15"/>
               </w:rPr>
-              <w:t>可选</w:t>
+              <w:t>success/fail</w:t>
             </w:r>
           </w:p>
         </w:tc>
@@ -15058,7 +14819,7 @@
                 <w:b w:val="0"/>
                 <w:sz w:val="15"/>
               </w:rPr>
-              <w:t>after_data</w:t>
+              <w:t>before_data</w:t>
             </w:r>
           </w:p>
         </w:tc>
@@ -15078,7 +14839,7 @@
                 <w:b w:val="0"/>
                 <w:sz w:val="15"/>
               </w:rPr>
-              <w:t>修改后数据</w:t>
+              <w:t>修改前数据</w:t>
             </w:r>
           </w:p>
         </w:tc>
@@ -15139,6 +14900,101 @@
             <w:bottom w:w="0" w:type="dxa"/>
             <w:right w:w="108" w:type="dxa"/>
           </w:tblCellMar>
+        </w:tblPrEx>
+        <w:trPr>
+          <w:jc w:val="center"/>
+        </w:trPr>
+        <w:tc>
+          <w:tcPr>
+            <w:tcW w:w="2268" w:type="dxa"/>
+            <w:vAlign w:val="center"/>
+          </w:tcPr>
+          <w:p>
+            <w:pPr>
+              <w:spacing w:after="0" w:line="240" w:lineRule="auto"/>
+              <w:jc w:val="left"/>
+            </w:pPr>
+            <w:r>
+              <w:rPr>
+                <w:rFonts w:ascii="微软雅黑" w:hAnsi="微软雅黑" w:eastAsia="微软雅黑"/>
+                <w:b w:val="0"/>
+                <w:sz w:val="15"/>
+              </w:rPr>
+              <w:t>after_data</w:t>
+            </w:r>
+          </w:p>
+        </w:tc>
+        <w:tc>
+          <w:tcPr>
+            <w:tcW w:w="1984" w:type="dxa"/>
+            <w:vAlign w:val="center"/>
+          </w:tcPr>
+          <w:p>
+            <w:pPr>
+              <w:spacing w:after="0" w:line="240" w:lineRule="auto"/>
+              <w:jc w:val="left"/>
+            </w:pPr>
+            <w:r>
+              <w:rPr>
+                <w:rFonts w:ascii="微软雅黑" w:hAnsi="微软雅黑" w:eastAsia="微软雅黑"/>
+                <w:b w:val="0"/>
+                <w:sz w:val="15"/>
+              </w:rPr>
+              <w:t>修改后数据</w:t>
+            </w:r>
+          </w:p>
+        </w:tc>
+        <w:tc>
+          <w:tcPr>
+            <w:tcW w:w="2381" w:type="dxa"/>
+            <w:vAlign w:val="center"/>
+          </w:tcPr>
+          <w:p>
+            <w:pPr>
+              <w:spacing w:after="0" w:line="240" w:lineRule="auto"/>
+              <w:jc w:val="left"/>
+            </w:pPr>
+            <w:r>
+              <w:rPr>
+                <w:rFonts w:ascii="微软雅黑" w:hAnsi="微软雅黑" w:eastAsia="微软雅黑"/>
+                <w:b w:val="0"/>
+                <w:sz w:val="15"/>
+              </w:rPr>
+              <w:t>JSON NULL</w:t>
+            </w:r>
+          </w:p>
+        </w:tc>
+        <w:tc>
+          <w:tcPr>
+            <w:tcW w:w="3402" w:type="dxa"/>
+            <w:vAlign w:val="center"/>
+          </w:tcPr>
+          <w:p>
+            <w:pPr>
+              <w:spacing w:after="0" w:line="240" w:lineRule="auto"/>
+              <w:jc w:val="left"/>
+            </w:pPr>
+            <w:r>
+              <w:rPr>
+                <w:rFonts w:ascii="微软雅黑" w:hAnsi="微软雅黑" w:eastAsia="微软雅黑"/>
+                <w:b w:val="0"/>
+                <w:sz w:val="15"/>
+              </w:rPr>
+              <w:t>可选</w:t>
+            </w:r>
+          </w:p>
+        </w:tc>
+      </w:tr>
+      <w:tr>
+        <w:tblPrEx>
+          <w:tblBorders>
+            <w:top w:val="single" w:color="BFBFBF" w:sz="4" w:space="0"/>
+            <w:left w:val="single" w:color="BFBFBF" w:sz="4" w:space="0"/>
+            <w:bottom w:val="single" w:color="BFBFBF" w:sz="4" w:space="0"/>
+            <w:right w:val="single" w:color="BFBFBF" w:sz="4" w:space="0"/>
+            <w:insideH w:val="single" w:color="BFBFBF" w:sz="4" w:space="0"/>
+            <w:insideV w:val="single" w:color="BFBFBF" w:sz="4" w:space="0"/>
+          </w:tblBorders>
         </w:tblPrEx>
         <w:trPr>
           <w:jc w:val="center"/>
@@ -15274,6 +15130,12 @@
             <w:insideH w:val="single" w:color="BFBFBF" w:sz="4" w:space="0"/>
             <w:insideV w:val="single" w:color="BFBFBF" w:sz="4" w:space="0"/>
           </w:tblBorders>
+          <w:tblCellMar>
+            <w:top w:w="0" w:type="dxa"/>
+            <w:left w:w="108" w:type="dxa"/>
+            <w:bottom w:w="0" w:type="dxa"/>
+            <w:right w:w="108" w:type="dxa"/>
+          </w:tblCellMar>
         </w:tblPrEx>
         <w:trPr>
           <w:jc w:val="center"/>
@@ -15579,12 +15441,6 @@
             <w:insideH w:val="single" w:color="BFBFBF" w:sz="4" w:space="0"/>
             <w:insideV w:val="single" w:color="BFBFBF" w:sz="4" w:space="0"/>
           </w:tblBorders>
-          <w:tblCellMar>
-            <w:top w:w="0" w:type="dxa"/>
-            <w:left w:w="108" w:type="dxa"/>
-            <w:bottom w:w="0" w:type="dxa"/>
-            <w:right w:w="108" w:type="dxa"/>
-          </w:tblCellMar>
         </w:tblPrEx>
         <w:trPr>
           <w:jc w:val="center"/>
@@ -15686,101 +15542,6 @@
                 <w:sz w:val="15"/>
               </w:rPr>
               <w:t>finished/semi_finished/material/auxiliary，对应成品/半成品/原材料/辅料</w:t>
-            </w:r>
-          </w:p>
-        </w:tc>
-      </w:tr>
-      <w:tr>
-        <w:tblPrEx>
-          <w:tblBorders>
-            <w:top w:val="single" w:color="BFBFBF" w:sz="4" w:space="0"/>
-            <w:left w:val="single" w:color="BFBFBF" w:sz="4" w:space="0"/>
-            <w:bottom w:val="single" w:color="BFBFBF" w:sz="4" w:space="0"/>
-            <w:right w:val="single" w:color="BFBFBF" w:sz="4" w:space="0"/>
-            <w:insideH w:val="single" w:color="BFBFBF" w:sz="4" w:space="0"/>
-            <w:insideV w:val="single" w:color="BFBFBF" w:sz="4" w:space="0"/>
-          </w:tblBorders>
-        </w:tblPrEx>
-        <w:trPr>
-          <w:jc w:val="center"/>
-        </w:trPr>
-        <w:tc>
-          <w:tcPr>
-            <w:tcW w:w="2268" w:type="dxa"/>
-            <w:vAlign w:val="center"/>
-          </w:tcPr>
-          <w:p>
-            <w:pPr>
-              <w:spacing w:after="0" w:line="240" w:lineRule="auto"/>
-              <w:jc w:val="left"/>
-            </w:pPr>
-            <w:r>
-              <w:rPr>
-                <w:rFonts w:ascii="微软雅黑" w:hAnsi="微软雅黑" w:eastAsia="微软雅黑"/>
-                <w:b w:val="0"/>
-                <w:sz w:val="15"/>
-              </w:rPr>
-              <w:t>status</w:t>
-            </w:r>
-          </w:p>
-        </w:tc>
-        <w:tc>
-          <w:tcPr>
-            <w:tcW w:w="1984" w:type="dxa"/>
-            <w:vAlign w:val="center"/>
-          </w:tcPr>
-          <w:p>
-            <w:pPr>
-              <w:spacing w:after="0" w:line="240" w:lineRule="auto"/>
-              <w:jc w:val="left"/>
-            </w:pPr>
-            <w:r>
-              <w:rPr>
-                <w:rFonts w:ascii="微软雅黑" w:hAnsi="微软雅黑" w:eastAsia="微软雅黑"/>
-                <w:b w:val="0"/>
-                <w:sz w:val="15"/>
-              </w:rPr>
-              <w:t>状态</w:t>
-            </w:r>
-          </w:p>
-        </w:tc>
-        <w:tc>
-          <w:tcPr>
-            <w:tcW w:w="2381" w:type="dxa"/>
-            <w:vAlign w:val="center"/>
-          </w:tcPr>
-          <w:p>
-            <w:pPr>
-              <w:spacing w:after="0" w:line="240" w:lineRule="auto"/>
-              <w:jc w:val="left"/>
-            </w:pPr>
-            <w:r>
-              <w:rPr>
-                <w:rFonts w:ascii="微软雅黑" w:hAnsi="微软雅黑" w:eastAsia="微软雅黑"/>
-                <w:b w:val="0"/>
-                <w:sz w:val="15"/>
-              </w:rPr>
-              <w:t>VARCHAR(50)</w:t>
-            </w:r>
-          </w:p>
-        </w:tc>
-        <w:tc>
-          <w:tcPr>
-            <w:tcW w:w="3402" w:type="dxa"/>
-            <w:vAlign w:val="center"/>
-          </w:tcPr>
-          <w:p>
-            <w:pPr>
-              <w:spacing w:after="0" w:line="240" w:lineRule="auto"/>
-              <w:jc w:val="left"/>
-            </w:pPr>
-            <w:r>
-              <w:rPr>
-                <w:rFonts w:ascii="微软雅黑" w:hAnsi="微软雅黑" w:eastAsia="微软雅黑"/>
-                <w:b w:val="0"/>
-                <w:sz w:val="15"/>
-              </w:rPr>
-              <w:t>active/disabled</w:t>
             </w:r>
           </w:p>
         </w:tc>
@@ -15821,7 +15582,7 @@
                 <w:b w:val="0"/>
                 <w:sz w:val="15"/>
               </w:rPr>
-              <w:t>remark</w:t>
+              <w:t>status</w:t>
             </w:r>
           </w:p>
         </w:tc>
@@ -15841,7 +15602,7 @@
                 <w:b w:val="0"/>
                 <w:sz w:val="15"/>
               </w:rPr>
-              <w:t>备注</w:t>
+              <w:t>状态</w:t>
             </w:r>
           </w:p>
         </w:tc>
@@ -15861,7 +15622,7 @@
                 <w:b w:val="0"/>
                 <w:sz w:val="15"/>
               </w:rPr>
-              <w:t>TEXT NULL</w:t>
+              <w:t>VARCHAR(50)</w:t>
             </w:r>
           </w:p>
         </w:tc>
@@ -15881,7 +15642,7 @@
                 <w:b w:val="0"/>
                 <w:sz w:val="15"/>
               </w:rPr>
-              <w:t>可选说明</w:t>
+              <w:t>active/disabled</w:t>
             </w:r>
           </w:p>
         </w:tc>
@@ -15922,7 +15683,7 @@
                 <w:b w:val="0"/>
                 <w:sz w:val="15"/>
               </w:rPr>
-              <w:t>created_by</w:t>
+              <w:t>remark</w:t>
             </w:r>
           </w:p>
         </w:tc>
@@ -15942,7 +15703,7 @@
                 <w:b w:val="0"/>
                 <w:sz w:val="15"/>
               </w:rPr>
-              <w:t>创建人ID</w:t>
+              <w:t>备注</w:t>
             </w:r>
           </w:p>
         </w:tc>
@@ -15962,7 +15723,7 @@
                 <w:b w:val="0"/>
                 <w:sz w:val="15"/>
               </w:rPr>
-              <w:t>BIGINT FK NULL</w:t>
+              <w:t>TEXT NULL</w:t>
             </w:r>
           </w:p>
         </w:tc>
@@ -15982,7 +15743,7 @@
                 <w:b w:val="0"/>
                 <w:sz w:val="15"/>
               </w:rPr>
-              <w:t>关联 users.id，记录创建人</w:t>
+              <w:t>可选说明</w:t>
             </w:r>
           </w:p>
         </w:tc>
@@ -16023,6 +15784,101 @@
                 <w:b w:val="0"/>
                 <w:sz w:val="15"/>
               </w:rPr>
+              <w:t>created_by</w:t>
+            </w:r>
+          </w:p>
+        </w:tc>
+        <w:tc>
+          <w:tcPr>
+            <w:tcW w:w="1984" w:type="dxa"/>
+            <w:vAlign w:val="center"/>
+          </w:tcPr>
+          <w:p>
+            <w:pPr>
+              <w:spacing w:after="0" w:line="240" w:lineRule="auto"/>
+              <w:jc w:val="left"/>
+            </w:pPr>
+            <w:r>
+              <w:rPr>
+                <w:rFonts w:ascii="微软雅黑" w:hAnsi="微软雅黑" w:eastAsia="微软雅黑"/>
+                <w:b w:val="0"/>
+                <w:sz w:val="15"/>
+              </w:rPr>
+              <w:t>创建人ID</w:t>
+            </w:r>
+          </w:p>
+        </w:tc>
+        <w:tc>
+          <w:tcPr>
+            <w:tcW w:w="2381" w:type="dxa"/>
+            <w:vAlign w:val="center"/>
+          </w:tcPr>
+          <w:p>
+            <w:pPr>
+              <w:spacing w:after="0" w:line="240" w:lineRule="auto"/>
+              <w:jc w:val="left"/>
+            </w:pPr>
+            <w:r>
+              <w:rPr>
+                <w:rFonts w:ascii="微软雅黑" w:hAnsi="微软雅黑" w:eastAsia="微软雅黑"/>
+                <w:b w:val="0"/>
+                <w:sz w:val="15"/>
+              </w:rPr>
+              <w:t>BIGINT FK NULL</w:t>
+            </w:r>
+          </w:p>
+        </w:tc>
+        <w:tc>
+          <w:tcPr>
+            <w:tcW w:w="3402" w:type="dxa"/>
+            <w:vAlign w:val="center"/>
+          </w:tcPr>
+          <w:p>
+            <w:pPr>
+              <w:spacing w:after="0" w:line="240" w:lineRule="auto"/>
+              <w:jc w:val="left"/>
+            </w:pPr>
+            <w:r>
+              <w:rPr>
+                <w:rFonts w:ascii="微软雅黑" w:hAnsi="微软雅黑" w:eastAsia="微软雅黑"/>
+                <w:b w:val="0"/>
+                <w:sz w:val="15"/>
+              </w:rPr>
+              <w:t>关联 users.id，记录创建人</w:t>
+            </w:r>
+          </w:p>
+        </w:tc>
+      </w:tr>
+      <w:tr>
+        <w:tblPrEx>
+          <w:tblBorders>
+            <w:top w:val="single" w:color="BFBFBF" w:sz="4" w:space="0"/>
+            <w:left w:val="single" w:color="BFBFBF" w:sz="4" w:space="0"/>
+            <w:bottom w:val="single" w:color="BFBFBF" w:sz="4" w:space="0"/>
+            <w:right w:val="single" w:color="BFBFBF" w:sz="4" w:space="0"/>
+            <w:insideH w:val="single" w:color="BFBFBF" w:sz="4" w:space="0"/>
+            <w:insideV w:val="single" w:color="BFBFBF" w:sz="4" w:space="0"/>
+          </w:tblBorders>
+        </w:tblPrEx>
+        <w:trPr>
+          <w:jc w:val="center"/>
+        </w:trPr>
+        <w:tc>
+          <w:tcPr>
+            <w:tcW w:w="2268" w:type="dxa"/>
+            <w:vAlign w:val="center"/>
+          </w:tcPr>
+          <w:p>
+            <w:pPr>
+              <w:spacing w:after="0" w:line="240" w:lineRule="auto"/>
+              <w:jc w:val="left"/>
+            </w:pPr>
+            <w:r>
+              <w:rPr>
+                <w:rFonts w:ascii="微软雅黑" w:hAnsi="微软雅黑" w:eastAsia="微软雅黑"/>
+                <w:b w:val="0"/>
+                <w:sz w:val="15"/>
+              </w:rPr>
               <w:t>created_at</w:t>
             </w:r>
           </w:p>
@@ -16401,12 +16257,6 @@
             <w:insideH w:val="single" w:color="BFBFBF" w:sz="4" w:space="0"/>
             <w:insideV w:val="single" w:color="BFBFBF" w:sz="4" w:space="0"/>
           </w:tblBorders>
-          <w:tblCellMar>
-            <w:top w:w="0" w:type="dxa"/>
-            <w:left w:w="108" w:type="dxa"/>
-            <w:bottom w:w="0" w:type="dxa"/>
-            <w:right w:w="108" w:type="dxa"/>
-          </w:tblCellMar>
         </w:tblPrEx>
         <w:trPr>
           <w:jc w:val="center"/>
@@ -16502,6 +16352,12 @@
             <w:insideH w:val="single" w:color="BFBFBF" w:sz="4" w:space="0"/>
             <w:insideV w:val="single" w:color="BFBFBF" w:sz="4" w:space="0"/>
           </w:tblBorders>
+          <w:tblCellMar>
+            <w:top w:w="0" w:type="dxa"/>
+            <w:left w:w="108" w:type="dxa"/>
+            <w:bottom w:w="0" w:type="dxa"/>
+            <w:right w:w="108" w:type="dxa"/>
+          </w:tblCellMar>
         </w:tblPrEx>
         <w:trPr>
           <w:jc w:val="center"/>
@@ -16637,6 +16493,12 @@
             <w:insideH w:val="single" w:color="BFBFBF" w:sz="4" w:space="0"/>
             <w:insideV w:val="single" w:color="BFBFBF" w:sz="4" w:space="0"/>
           </w:tblBorders>
+          <w:tblCellMar>
+            <w:top w:w="0" w:type="dxa"/>
+            <w:left w:w="108" w:type="dxa"/>
+            <w:bottom w:w="0" w:type="dxa"/>
+            <w:right w:w="108" w:type="dxa"/>
+          </w:tblCellMar>
         </w:tblPrEx>
         <w:trPr>
           <w:jc w:val="center"/>
@@ -16726,101 +16588,6 @@
                 <w:sz w:val="17"/>
               </w:rPr>
               <w:t>说明</w:t>
-            </w:r>
-          </w:p>
-        </w:tc>
-      </w:tr>
-      <w:tr>
-        <w:tblPrEx>
-          <w:tblBorders>
-            <w:top w:val="single" w:color="BFBFBF" w:sz="4" w:space="0"/>
-            <w:left w:val="single" w:color="BFBFBF" w:sz="4" w:space="0"/>
-            <w:bottom w:val="single" w:color="BFBFBF" w:sz="4" w:space="0"/>
-            <w:right w:val="single" w:color="BFBFBF" w:sz="4" w:space="0"/>
-            <w:insideH w:val="single" w:color="BFBFBF" w:sz="4" w:space="0"/>
-            <w:insideV w:val="single" w:color="BFBFBF" w:sz="4" w:space="0"/>
-          </w:tblBorders>
-        </w:tblPrEx>
-        <w:trPr>
-          <w:jc w:val="center"/>
-        </w:trPr>
-        <w:tc>
-          <w:tcPr>
-            <w:tcW w:w="2268" w:type="dxa"/>
-            <w:vAlign w:val="center"/>
-          </w:tcPr>
-          <w:p>
-            <w:pPr>
-              <w:spacing w:after="0" w:line="240" w:lineRule="auto"/>
-              <w:jc w:val="left"/>
-            </w:pPr>
-            <w:r>
-              <w:rPr>
-                <w:rFonts w:ascii="微软雅黑" w:hAnsi="微软雅黑" w:eastAsia="微软雅黑"/>
-                <w:b w:val="0"/>
-                <w:sz w:val="15"/>
-              </w:rPr>
-              <w:t>id</w:t>
-            </w:r>
-          </w:p>
-        </w:tc>
-        <w:tc>
-          <w:tcPr>
-            <w:tcW w:w="1984" w:type="dxa"/>
-            <w:vAlign w:val="center"/>
-          </w:tcPr>
-          <w:p>
-            <w:pPr>
-              <w:spacing w:after="0" w:line="240" w:lineRule="auto"/>
-              <w:jc w:val="left"/>
-            </w:pPr>
-            <w:r>
-              <w:rPr>
-                <w:rFonts w:ascii="微软雅黑" w:hAnsi="微软雅黑" w:eastAsia="微软雅黑"/>
-                <w:b w:val="0"/>
-                <w:sz w:val="15"/>
-              </w:rPr>
-              <w:t>产品ID</w:t>
-            </w:r>
-          </w:p>
-        </w:tc>
-        <w:tc>
-          <w:tcPr>
-            <w:tcW w:w="2381" w:type="dxa"/>
-            <w:vAlign w:val="center"/>
-          </w:tcPr>
-          <w:p>
-            <w:pPr>
-              <w:spacing w:after="0" w:line="240" w:lineRule="auto"/>
-              <w:jc w:val="left"/>
-            </w:pPr>
-            <w:r>
-              <w:rPr>
-                <w:rFonts w:ascii="微软雅黑" w:hAnsi="微软雅黑" w:eastAsia="微软雅黑"/>
-                <w:b w:val="0"/>
-                <w:sz w:val="15"/>
-              </w:rPr>
-              <w:t>BIGINT PK</w:t>
-            </w:r>
-          </w:p>
-        </w:tc>
-        <w:tc>
-          <w:tcPr>
-            <w:tcW w:w="3402" w:type="dxa"/>
-            <w:vAlign w:val="center"/>
-          </w:tcPr>
-          <w:p>
-            <w:pPr>
-              <w:spacing w:after="0" w:line="240" w:lineRule="auto"/>
-              <w:jc w:val="left"/>
-            </w:pPr>
-            <w:r>
-              <w:rPr>
-                <w:rFonts w:ascii="微软雅黑" w:hAnsi="微软雅黑" w:eastAsia="微软雅黑"/>
-                <w:b w:val="0"/>
-                <w:sz w:val="15"/>
-              </w:rPr>
-              <w:t>主键</w:t>
             </w:r>
           </w:p>
         </w:tc>
@@ -16861,7 +16628,7 @@
                 <w:b w:val="0"/>
                 <w:sz w:val="15"/>
               </w:rPr>
-              <w:t>product_code</w:t>
+              <w:t>id</w:t>
             </w:r>
           </w:p>
         </w:tc>
@@ -16881,7 +16648,7 @@
                 <w:b w:val="0"/>
                 <w:sz w:val="15"/>
               </w:rPr>
-              <w:t>产品编码</w:t>
+              <w:t>产品ID</w:t>
             </w:r>
           </w:p>
         </w:tc>
@@ -16901,7 +16668,7 @@
                 <w:b w:val="0"/>
                 <w:sz w:val="15"/>
               </w:rPr>
-              <w:t>VARCHAR(100) UNIQUE NULL</w:t>
+              <w:t>BIGINT PK</w:t>
             </w:r>
           </w:p>
         </w:tc>
@@ -16921,7 +16688,7 @@
                 <w:b w:val="0"/>
                 <w:sz w:val="15"/>
               </w:rPr>
-              <w:t>可选</w:t>
+              <w:t>主键</w:t>
             </w:r>
           </w:p>
         </w:tc>
@@ -16962,6 +16729,101 @@
                 <w:b w:val="0"/>
                 <w:sz w:val="15"/>
               </w:rPr>
+              <w:t>product_code</w:t>
+            </w:r>
+          </w:p>
+        </w:tc>
+        <w:tc>
+          <w:tcPr>
+            <w:tcW w:w="1984" w:type="dxa"/>
+            <w:vAlign w:val="center"/>
+          </w:tcPr>
+          <w:p>
+            <w:pPr>
+              <w:spacing w:after="0" w:line="240" w:lineRule="auto"/>
+              <w:jc w:val="left"/>
+            </w:pPr>
+            <w:r>
+              <w:rPr>
+                <w:rFonts w:ascii="微软雅黑" w:hAnsi="微软雅黑" w:eastAsia="微软雅黑"/>
+                <w:b w:val="0"/>
+                <w:sz w:val="15"/>
+              </w:rPr>
+              <w:t>产品编码</w:t>
+            </w:r>
+          </w:p>
+        </w:tc>
+        <w:tc>
+          <w:tcPr>
+            <w:tcW w:w="2381" w:type="dxa"/>
+            <w:vAlign w:val="center"/>
+          </w:tcPr>
+          <w:p>
+            <w:pPr>
+              <w:spacing w:after="0" w:line="240" w:lineRule="auto"/>
+              <w:jc w:val="left"/>
+            </w:pPr>
+            <w:r>
+              <w:rPr>
+                <w:rFonts w:ascii="微软雅黑" w:hAnsi="微软雅黑" w:eastAsia="微软雅黑"/>
+                <w:b w:val="0"/>
+                <w:sz w:val="15"/>
+              </w:rPr>
+              <w:t>VARCHAR(100) UNIQUE NULL</w:t>
+            </w:r>
+          </w:p>
+        </w:tc>
+        <w:tc>
+          <w:tcPr>
+            <w:tcW w:w="3402" w:type="dxa"/>
+            <w:vAlign w:val="center"/>
+          </w:tcPr>
+          <w:p>
+            <w:pPr>
+              <w:spacing w:after="0" w:line="240" w:lineRule="auto"/>
+              <w:jc w:val="left"/>
+            </w:pPr>
+            <w:r>
+              <w:rPr>
+                <w:rFonts w:ascii="微软雅黑" w:hAnsi="微软雅黑" w:eastAsia="微软雅黑"/>
+                <w:b w:val="0"/>
+                <w:sz w:val="15"/>
+              </w:rPr>
+              <w:t>可选</w:t>
+            </w:r>
+          </w:p>
+        </w:tc>
+      </w:tr>
+      <w:tr>
+        <w:tblPrEx>
+          <w:tblBorders>
+            <w:top w:val="single" w:color="BFBFBF" w:sz="4" w:space="0"/>
+            <w:left w:val="single" w:color="BFBFBF" w:sz="4" w:space="0"/>
+            <w:bottom w:val="single" w:color="BFBFBF" w:sz="4" w:space="0"/>
+            <w:right w:val="single" w:color="BFBFBF" w:sz="4" w:space="0"/>
+            <w:insideH w:val="single" w:color="BFBFBF" w:sz="4" w:space="0"/>
+            <w:insideV w:val="single" w:color="BFBFBF" w:sz="4" w:space="0"/>
+          </w:tblBorders>
+        </w:tblPrEx>
+        <w:trPr>
+          <w:jc w:val="center"/>
+        </w:trPr>
+        <w:tc>
+          <w:tcPr>
+            <w:tcW w:w="2268" w:type="dxa"/>
+            <w:vAlign w:val="center"/>
+          </w:tcPr>
+          <w:p>
+            <w:pPr>
+              <w:spacing w:after="0" w:line="240" w:lineRule="auto"/>
+              <w:jc w:val="left"/>
+            </w:pPr>
+            <w:r>
+              <w:rPr>
+                <w:rFonts w:ascii="微软雅黑" w:hAnsi="微软雅黑" w:eastAsia="微软雅黑"/>
+                <w:b w:val="0"/>
+                <w:sz w:val="15"/>
+              </w:rPr>
               <w:t>product_name</w:t>
             </w:r>
           </w:p>
@@ -17308,12 +17170,6 @@
             <w:insideH w:val="single" w:color="BFBFBF" w:sz="4" w:space="0"/>
             <w:insideV w:val="single" w:color="BFBFBF" w:sz="4" w:space="0"/>
           </w:tblBorders>
-          <w:tblCellMar>
-            <w:top w:w="0" w:type="dxa"/>
-            <w:left w:w="108" w:type="dxa"/>
-            <w:bottom w:w="0" w:type="dxa"/>
-            <w:right w:w="108" w:type="dxa"/>
-          </w:tblCellMar>
         </w:tblPrEx>
         <w:trPr>
           <w:jc w:val="center"/>
@@ -17510,6 +17366,12 @@
             <w:insideH w:val="single" w:color="BFBFBF" w:sz="4" w:space="0"/>
             <w:insideV w:val="single" w:color="BFBFBF" w:sz="4" w:space="0"/>
           </w:tblBorders>
+          <w:tblCellMar>
+            <w:top w:w="0" w:type="dxa"/>
+            <w:left w:w="108" w:type="dxa"/>
+            <w:bottom w:w="0" w:type="dxa"/>
+            <w:right w:w="108" w:type="dxa"/>
+          </w:tblCellMar>
         </w:tblPrEx>
         <w:trPr>
           <w:jc w:val="center"/>
@@ -17706,12 +17568,6 @@
             <w:insideH w:val="single" w:color="BFBFBF" w:sz="4" w:space="0"/>
             <w:insideV w:val="single" w:color="BFBFBF" w:sz="4" w:space="0"/>
           </w:tblBorders>
-          <w:tblCellMar>
-            <w:top w:w="0" w:type="dxa"/>
-            <w:left w:w="108" w:type="dxa"/>
-            <w:bottom w:w="0" w:type="dxa"/>
-            <w:right w:w="108" w:type="dxa"/>
-          </w:tblCellMar>
         </w:tblPrEx>
         <w:trPr>
           <w:jc w:val="center"/>
@@ -18009,6 +17865,12 @@
             <w:insideH w:val="single" w:color="BFBFBF" w:sz="4" w:space="0"/>
             <w:insideV w:val="single" w:color="BFBFBF" w:sz="4" w:space="0"/>
           </w:tblBorders>
+          <w:tblCellMar>
+            <w:top w:w="0" w:type="dxa"/>
+            <w:left w:w="108" w:type="dxa"/>
+            <w:bottom w:w="0" w:type="dxa"/>
+            <w:right w:w="108" w:type="dxa"/>
+          </w:tblCellMar>
         </w:tblPrEx>
         <w:trPr>
           <w:jc w:val="center"/>
@@ -18090,6 +17952,101 @@
                 <w:sz w:val="15"/>
               </w:rPr>
               <w:t>关联 users.id，记录创建人</w:t>
+            </w:r>
+          </w:p>
+        </w:tc>
+      </w:tr>
+      <w:tr>
+        <w:tblPrEx>
+          <w:tblBorders>
+            <w:top w:val="single" w:color="BFBFBF" w:sz="4" w:space="0"/>
+            <w:left w:val="single" w:color="BFBFBF" w:sz="4" w:space="0"/>
+            <w:bottom w:val="single" w:color="BFBFBF" w:sz="4" w:space="0"/>
+            <w:right w:val="single" w:color="BFBFBF" w:sz="4" w:space="0"/>
+            <w:insideH w:val="single" w:color="BFBFBF" w:sz="4" w:space="0"/>
+            <w:insideV w:val="single" w:color="BFBFBF" w:sz="4" w:space="0"/>
+          </w:tblBorders>
+        </w:tblPrEx>
+        <w:trPr>
+          <w:jc w:val="center"/>
+        </w:trPr>
+        <w:tc>
+          <w:tcPr>
+            <w:tcW w:w="2268" w:type="dxa"/>
+            <w:vAlign w:val="center"/>
+          </w:tcPr>
+          <w:p>
+            <w:pPr>
+              <w:spacing w:after="0" w:line="240" w:lineRule="auto"/>
+              <w:jc w:val="left"/>
+            </w:pPr>
+            <w:r>
+              <w:rPr>
+                <w:rFonts w:ascii="微软雅黑" w:hAnsi="微软雅黑" w:eastAsia="微软雅黑"/>
+                <w:b w:val="0"/>
+                <w:sz w:val="15"/>
+              </w:rPr>
+              <w:t>created_at</w:t>
+            </w:r>
+          </w:p>
+        </w:tc>
+        <w:tc>
+          <w:tcPr>
+            <w:tcW w:w="1984" w:type="dxa"/>
+            <w:vAlign w:val="center"/>
+          </w:tcPr>
+          <w:p>
+            <w:pPr>
+              <w:spacing w:after="0" w:line="240" w:lineRule="auto"/>
+              <w:jc w:val="left"/>
+            </w:pPr>
+            <w:r>
+              <w:rPr>
+                <w:rFonts w:ascii="微软雅黑" w:hAnsi="微软雅黑" w:eastAsia="微软雅黑"/>
+                <w:b w:val="0"/>
+                <w:sz w:val="15"/>
+              </w:rPr>
+              <w:t>创建时间</w:t>
+            </w:r>
+          </w:p>
+        </w:tc>
+        <w:tc>
+          <w:tcPr>
+            <w:tcW w:w="2381" w:type="dxa"/>
+            <w:vAlign w:val="center"/>
+          </w:tcPr>
+          <w:p>
+            <w:pPr>
+              <w:spacing w:after="0" w:line="240" w:lineRule="auto"/>
+              <w:jc w:val="left"/>
+            </w:pPr>
+            <w:r>
+              <w:rPr>
+                <w:rFonts w:ascii="微软雅黑" w:hAnsi="微软雅黑" w:eastAsia="微软雅黑"/>
+                <w:b w:val="0"/>
+                <w:sz w:val="15"/>
+              </w:rPr>
+              <w:t>DATETIME NOT NULL</w:t>
+            </w:r>
+          </w:p>
+        </w:tc>
+        <w:tc>
+          <w:tcPr>
+            <w:tcW w:w="3402" w:type="dxa"/>
+            <w:vAlign w:val="center"/>
+          </w:tcPr>
+          <w:p>
+            <w:pPr>
+              <w:spacing w:after="0" w:line="240" w:lineRule="auto"/>
+              <w:jc w:val="left"/>
+            </w:pPr>
+            <w:r>
+              <w:rPr>
+                <w:rFonts w:ascii="微软雅黑" w:hAnsi="微软雅黑" w:eastAsia="微软雅黑"/>
+                <w:b w:val="0"/>
+                <w:sz w:val="15"/>
+              </w:rPr>
+              <w:t>默认当前时间</w:t>
             </w:r>
           </w:p>
         </w:tc>
@@ -18130,101 +18087,6 @@
                 <w:b w:val="0"/>
                 <w:sz w:val="15"/>
               </w:rPr>
-              <w:t>created_at</w:t>
-            </w:r>
-          </w:p>
-        </w:tc>
-        <w:tc>
-          <w:tcPr>
-            <w:tcW w:w="1984" w:type="dxa"/>
-            <w:vAlign w:val="center"/>
-          </w:tcPr>
-          <w:p>
-            <w:pPr>
-              <w:spacing w:after="0" w:line="240" w:lineRule="auto"/>
-              <w:jc w:val="left"/>
-            </w:pPr>
-            <w:r>
-              <w:rPr>
-                <w:rFonts w:ascii="微软雅黑" w:hAnsi="微软雅黑" w:eastAsia="微软雅黑"/>
-                <w:b w:val="0"/>
-                <w:sz w:val="15"/>
-              </w:rPr>
-              <w:t>创建时间</w:t>
-            </w:r>
-          </w:p>
-        </w:tc>
-        <w:tc>
-          <w:tcPr>
-            <w:tcW w:w="2381" w:type="dxa"/>
-            <w:vAlign w:val="center"/>
-          </w:tcPr>
-          <w:p>
-            <w:pPr>
-              <w:spacing w:after="0" w:line="240" w:lineRule="auto"/>
-              <w:jc w:val="left"/>
-            </w:pPr>
-            <w:r>
-              <w:rPr>
-                <w:rFonts w:ascii="微软雅黑" w:hAnsi="微软雅黑" w:eastAsia="微软雅黑"/>
-                <w:b w:val="0"/>
-                <w:sz w:val="15"/>
-              </w:rPr>
-              <w:t>DATETIME NOT NULL</w:t>
-            </w:r>
-          </w:p>
-        </w:tc>
-        <w:tc>
-          <w:tcPr>
-            <w:tcW w:w="3402" w:type="dxa"/>
-            <w:vAlign w:val="center"/>
-          </w:tcPr>
-          <w:p>
-            <w:pPr>
-              <w:spacing w:after="0" w:line="240" w:lineRule="auto"/>
-              <w:jc w:val="left"/>
-            </w:pPr>
-            <w:r>
-              <w:rPr>
-                <w:rFonts w:ascii="微软雅黑" w:hAnsi="微软雅黑" w:eastAsia="微软雅黑"/>
-                <w:b w:val="0"/>
-                <w:sz w:val="15"/>
-              </w:rPr>
-              <w:t>默认当前时间</w:t>
-            </w:r>
-          </w:p>
-        </w:tc>
-      </w:tr>
-      <w:tr>
-        <w:tblPrEx>
-          <w:tblBorders>
-            <w:top w:val="single" w:color="BFBFBF" w:sz="4" w:space="0"/>
-            <w:left w:val="single" w:color="BFBFBF" w:sz="4" w:space="0"/>
-            <w:bottom w:val="single" w:color="BFBFBF" w:sz="4" w:space="0"/>
-            <w:right w:val="single" w:color="BFBFBF" w:sz="4" w:space="0"/>
-            <w:insideH w:val="single" w:color="BFBFBF" w:sz="4" w:space="0"/>
-            <w:insideV w:val="single" w:color="BFBFBF" w:sz="4" w:space="0"/>
-          </w:tblBorders>
-        </w:tblPrEx>
-        <w:trPr>
-          <w:jc w:val="center"/>
-        </w:trPr>
-        <w:tc>
-          <w:tcPr>
-            <w:tcW w:w="2268" w:type="dxa"/>
-            <w:vAlign w:val="center"/>
-          </w:tcPr>
-          <w:p>
-            <w:pPr>
-              <w:spacing w:after="0" w:line="240" w:lineRule="auto"/>
-              <w:jc w:val="left"/>
-            </w:pPr>
-            <w:r>
-              <w:rPr>
-                <w:rFonts w:ascii="微软雅黑" w:hAnsi="微软雅黑" w:eastAsia="微软雅黑"/>
-                <w:b w:val="0"/>
-                <w:sz w:val="15"/>
-              </w:rPr>
               <w:t>updated_by</w:t>
             </w:r>
           </w:p>
@@ -18502,12 +18364,6 @@
             <w:insideH w:val="single" w:color="BFBFBF" w:sz="4" w:space="0"/>
             <w:insideV w:val="single" w:color="BFBFBF" w:sz="4" w:space="0"/>
           </w:tblBorders>
-          <w:tblCellMar>
-            <w:top w:w="0" w:type="dxa"/>
-            <w:left w:w="108" w:type="dxa"/>
-            <w:bottom w:w="0" w:type="dxa"/>
-            <w:right w:w="108" w:type="dxa"/>
-          </w:tblCellMar>
         </w:tblPrEx>
         <w:trPr>
           <w:jc w:val="center"/>
@@ -18729,10 +18585,10 @@
         </w:tblCellMar>
       </w:tblPr>
       <w:tblGrid>
-        <w:gridCol w:w="2234"/>
-        <w:gridCol w:w="1933"/>
-        <w:gridCol w:w="2347"/>
-        <w:gridCol w:w="4298"/>
+        <w:gridCol w:w="2240"/>
+        <w:gridCol w:w="1941"/>
+        <w:gridCol w:w="2353"/>
+        <w:gridCol w:w="4278"/>
       </w:tblGrid>
       <w:tr>
         <w:tblPrEx>
@@ -19055,12 +18911,6 @@
             <w:insideH w:val="single" w:color="BFBFBF" w:sz="4" w:space="0"/>
             <w:insideV w:val="single" w:color="BFBFBF" w:sz="4" w:space="0"/>
           </w:tblBorders>
-          <w:tblCellMar>
-            <w:top w:w="0" w:type="dxa"/>
-            <w:left w:w="108" w:type="dxa"/>
-            <w:bottom w:w="0" w:type="dxa"/>
-            <w:right w:w="108" w:type="dxa"/>
-          </w:tblCellMar>
         </w:tblPrEx>
         <w:trPr>
           <w:jc w:val="center"/>
@@ -19857,12 +19707,6 @@
             <w:insideH w:val="single" w:color="BFBFBF" w:sz="4" w:space="0"/>
             <w:insideV w:val="single" w:color="BFBFBF" w:sz="4" w:space="0"/>
           </w:tblBorders>
-          <w:tblCellMar>
-            <w:top w:w="0" w:type="dxa"/>
-            <w:left w:w="108" w:type="dxa"/>
-            <w:bottom w:w="0" w:type="dxa"/>
-            <w:right w:w="108" w:type="dxa"/>
-          </w:tblCellMar>
         </w:tblPrEx>
         <w:trPr>
           <w:jc w:val="center"/>
@@ -20261,12 +20105,6 @@
             <w:insideH w:val="single" w:color="BFBFBF" w:sz="4" w:space="0"/>
             <w:insideV w:val="single" w:color="BFBFBF" w:sz="4" w:space="0"/>
           </w:tblBorders>
-          <w:tblCellMar>
-            <w:top w:w="0" w:type="dxa"/>
-            <w:left w:w="108" w:type="dxa"/>
-            <w:bottom w:w="0" w:type="dxa"/>
-            <w:right w:w="108" w:type="dxa"/>
-          </w:tblCellMar>
         </w:tblPrEx>
         <w:trPr>
           <w:jc w:val="center"/>
@@ -20826,12 +20664,6 @@
             <w:insideH w:val="single" w:color="BFBFBF" w:sz="4" w:space="0"/>
             <w:insideV w:val="single" w:color="BFBFBF" w:sz="4" w:space="0"/>
           </w:tblBorders>
-          <w:tblCellMar>
-            <w:top w:w="0" w:type="dxa"/>
-            <w:left w:w="108" w:type="dxa"/>
-            <w:bottom w:w="0" w:type="dxa"/>
-            <w:right w:w="108" w:type="dxa"/>
-          </w:tblCellMar>
         </w:tblPrEx>
         <w:trPr>
           <w:jc w:val="center"/>
@@ -21230,12 +21062,6 @@
             <w:insideH w:val="single" w:color="BFBFBF" w:sz="4" w:space="0"/>
             <w:insideV w:val="single" w:color="BFBFBF" w:sz="4" w:space="0"/>
           </w:tblBorders>
-          <w:tblCellMar>
-            <w:top w:w="0" w:type="dxa"/>
-            <w:left w:w="108" w:type="dxa"/>
-            <w:bottom w:w="0" w:type="dxa"/>
-            <w:right w:w="108" w:type="dxa"/>
-          </w:tblCellMar>
         </w:tblPrEx>
         <w:trPr>
           <w:jc w:val="center"/>
@@ -21634,12 +21460,6 @@
             <w:insideH w:val="single" w:color="BFBFBF" w:sz="4" w:space="0"/>
             <w:insideV w:val="single" w:color="BFBFBF" w:sz="4" w:space="0"/>
           </w:tblBorders>
-          <w:tblCellMar>
-            <w:top w:w="0" w:type="dxa"/>
-            <w:left w:w="108" w:type="dxa"/>
-            <w:bottom w:w="0" w:type="dxa"/>
-            <w:right w:w="108" w:type="dxa"/>
-          </w:tblCellMar>
         </w:tblPrEx>
         <w:trPr>
           <w:jc w:val="center"/>
@@ -22401,12 +22221,6 @@
             <w:insideH w:val="single" w:color="BFBFBF" w:sz="4" w:space="0"/>
             <w:insideV w:val="single" w:color="BFBFBF" w:sz="4" w:space="0"/>
           </w:tblBorders>
-          <w:tblCellMar>
-            <w:top w:w="0" w:type="dxa"/>
-            <w:left w:w="108" w:type="dxa"/>
-            <w:bottom w:w="0" w:type="dxa"/>
-            <w:right w:w="108" w:type="dxa"/>
-          </w:tblCellMar>
         </w:tblPrEx>
         <w:trPr>
           <w:jc w:val="center"/>
@@ -22805,12 +22619,6 @@
             <w:insideH w:val="single" w:color="BFBFBF" w:sz="4" w:space="0"/>
             <w:insideV w:val="single" w:color="BFBFBF" w:sz="4" w:space="0"/>
           </w:tblBorders>
-          <w:tblCellMar>
-            <w:top w:w="0" w:type="dxa"/>
-            <w:left w:w="108" w:type="dxa"/>
-            <w:bottom w:w="0" w:type="dxa"/>
-            <w:right w:w="108" w:type="dxa"/>
-          </w:tblCellMar>
         </w:tblPrEx>
         <w:trPr>
           <w:jc w:val="center"/>
@@ -23209,12 +23017,6 @@
             <w:insideH w:val="single" w:color="BFBFBF" w:sz="4" w:space="0"/>
             <w:insideV w:val="single" w:color="BFBFBF" w:sz="4" w:space="0"/>
           </w:tblBorders>
-          <w:tblCellMar>
-            <w:top w:w="0" w:type="dxa"/>
-            <w:left w:w="108" w:type="dxa"/>
-            <w:bottom w:w="0" w:type="dxa"/>
-            <w:right w:w="108" w:type="dxa"/>
-          </w:tblCellMar>
         </w:tblPrEx>
         <w:trPr>
           <w:jc w:val="center"/>
@@ -23613,12 +23415,6 @@
             <w:insideH w:val="single" w:color="BFBFBF" w:sz="4" w:space="0"/>
             <w:insideV w:val="single" w:color="BFBFBF" w:sz="4" w:space="0"/>
           </w:tblBorders>
-          <w:tblCellMar>
-            <w:top w:w="0" w:type="dxa"/>
-            <w:left w:w="108" w:type="dxa"/>
-            <w:bottom w:w="0" w:type="dxa"/>
-            <w:right w:w="108" w:type="dxa"/>
-          </w:tblCellMar>
         </w:tblPrEx>
         <w:trPr>
           <w:jc w:val="center"/>
@@ -24380,12 +24176,6 @@
             <w:insideH w:val="single" w:color="BFBFBF" w:sz="4" w:space="0"/>
             <w:insideV w:val="single" w:color="BFBFBF" w:sz="4" w:space="0"/>
           </w:tblBorders>
-          <w:tblCellMar>
-            <w:top w:w="0" w:type="dxa"/>
-            <w:left w:w="108" w:type="dxa"/>
-            <w:bottom w:w="0" w:type="dxa"/>
-            <w:right w:w="108" w:type="dxa"/>
-          </w:tblCellMar>
         </w:tblPrEx>
         <w:trPr>
           <w:jc w:val="center"/>
@@ -24500,6 +24290,11 @@
             <w:pPr>
               <w:spacing w:after="0" w:line="240" w:lineRule="auto"/>
               <w:jc w:val="left"/>
+              <w:rPr>
+                <w:rFonts w:hint="eastAsia" w:eastAsia="微软雅黑"/>
+                <w:lang w:eastAsia="zh"/>
+                <w:woUserID w:val="1"/>
+              </w:rPr>
             </w:pPr>
             <w:r>
               <w:rPr>
@@ -24509,6 +24304,16 @@
               </w:rPr>
               <w:t>quantity_per_unit</w:t>
             </w:r>
+            <w:r>
+              <w:rPr>
+                <w:rFonts w:hint="eastAsia"/>
+                <w:b w:val="0"/>
+                <w:sz w:val="15"/>
+                <w:lang w:eastAsia="zh"/>
+                <w:woUserID w:val="1"/>
+              </w:rPr>
+              <w:t>（是通过计算得出，舍弃该字段）</w:t>
+            </w:r>
           </w:p>
         </w:tc>
         <w:tc>
@@ -24567,7 +24372,25 @@
                 <w:b w:val="0"/>
                 <w:sz w:val="15"/>
               </w:rPr>
-              <w:t>生产1件产品所需数量</w:t>
+              <w:t>生产1件产品所需</w:t>
+            </w:r>
+            <w:r>
+              <w:rPr>
+                <w:rFonts w:hint="eastAsia"/>
+                <w:b w:val="0"/>
+                <w:sz w:val="15"/>
+                <w:lang w:eastAsia="zh"/>
+                <w:woUserID w:val="1"/>
+              </w:rPr>
+              <w:t>该物料全部</w:t>
+            </w:r>
+            <w:r>
+              <w:rPr>
+                <w:rFonts w:ascii="微软雅黑" w:hAnsi="微软雅黑" w:eastAsia="微软雅黑"/>
+                <w:b w:val="0"/>
+                <w:sz w:val="15"/>
+              </w:rPr>
+              <w:t>数量</w:t>
             </w:r>
           </w:p>
         </w:tc>
@@ -24784,12 +24607,6 @@
             <w:insideH w:val="single" w:color="BFBFBF" w:sz="4" w:space="0"/>
             <w:insideV w:val="single" w:color="BFBFBF" w:sz="4" w:space="0"/>
           </w:tblBorders>
-          <w:tblCellMar>
-            <w:top w:w="0" w:type="dxa"/>
-            <w:left w:w="108" w:type="dxa"/>
-            <w:bottom w:w="0" w:type="dxa"/>
-            <w:right w:w="108" w:type="dxa"/>
-          </w:tblCellMar>
         </w:tblPrEx>
         <w:trPr>
           <w:jc w:val="center"/>
@@ -25188,12 +25005,6 @@
             <w:insideH w:val="single" w:color="BFBFBF" w:sz="4" w:space="0"/>
             <w:insideV w:val="single" w:color="BFBFBF" w:sz="4" w:space="0"/>
           </w:tblBorders>
-          <w:tblCellMar>
-            <w:top w:w="0" w:type="dxa"/>
-            <w:left w:w="108" w:type="dxa"/>
-            <w:bottom w:w="0" w:type="dxa"/>
-            <w:right w:w="108" w:type="dxa"/>
-          </w:tblCellMar>
         </w:tblPrEx>
         <w:trPr>
           <w:jc w:val="center"/>
@@ -25592,12 +25403,6 @@
             <w:insideH w:val="single" w:color="BFBFBF" w:sz="4" w:space="0"/>
             <w:insideV w:val="single" w:color="BFBFBF" w:sz="4" w:space="0"/>
           </w:tblBorders>
-          <w:tblCellMar>
-            <w:top w:w="0" w:type="dxa"/>
-            <w:left w:w="108" w:type="dxa"/>
-            <w:bottom w:w="0" w:type="dxa"/>
-            <w:right w:w="108" w:type="dxa"/>
-          </w:tblCellMar>
         </w:tblPrEx>
         <w:trPr>
           <w:jc w:val="center"/>
@@ -26056,6 +25861,101 @@
             <w:insideH w:val="single" w:color="BFBFBF" w:sz="4" w:space="0"/>
             <w:insideV w:val="single" w:color="BFBFBF" w:sz="4" w:space="0"/>
           </w:tblBorders>
+        </w:tblPrEx>
+        <w:trPr>
+          <w:jc w:val="center"/>
+        </w:trPr>
+        <w:tc>
+          <w:tcPr>
+            <w:tcW w:w="2268" w:type="dxa"/>
+            <w:vAlign w:val="center"/>
+          </w:tcPr>
+          <w:p>
+            <w:pPr>
+              <w:spacing w:after="0" w:line="240" w:lineRule="auto"/>
+              <w:jc w:val="left"/>
+            </w:pPr>
+            <w:r>
+              <w:rPr>
+                <w:rFonts w:ascii="微软雅黑" w:hAnsi="微软雅黑" w:eastAsia="微软雅黑"/>
+                <w:b w:val="0"/>
+                <w:sz w:val="15"/>
+              </w:rPr>
+              <w:t>product_material_id</w:t>
+            </w:r>
+          </w:p>
+        </w:tc>
+        <w:tc>
+          <w:tcPr>
+            <w:tcW w:w="1984" w:type="dxa"/>
+            <w:vAlign w:val="center"/>
+          </w:tcPr>
+          <w:p>
+            <w:pPr>
+              <w:spacing w:after="0" w:line="240" w:lineRule="auto"/>
+              <w:jc w:val="left"/>
+            </w:pPr>
+            <w:r>
+              <w:rPr>
+                <w:rFonts w:ascii="微软雅黑" w:hAnsi="微软雅黑" w:eastAsia="微软雅黑"/>
+                <w:b w:val="0"/>
+                <w:sz w:val="15"/>
+              </w:rPr>
+              <w:t>产品物料清单ID</w:t>
+            </w:r>
+          </w:p>
+        </w:tc>
+        <w:tc>
+          <w:tcPr>
+            <w:tcW w:w="2381" w:type="dxa"/>
+            <w:vAlign w:val="center"/>
+          </w:tcPr>
+          <w:p>
+            <w:pPr>
+              <w:spacing w:after="0" w:line="240" w:lineRule="auto"/>
+              <w:jc w:val="left"/>
+            </w:pPr>
+            <w:r>
+              <w:rPr>
+                <w:rFonts w:ascii="微软雅黑" w:hAnsi="微软雅黑" w:eastAsia="微软雅黑"/>
+                <w:b w:val="0"/>
+                <w:sz w:val="15"/>
+              </w:rPr>
+              <w:t>BIGINT FK NOT NULL</w:t>
+            </w:r>
+          </w:p>
+        </w:tc>
+        <w:tc>
+          <w:tcPr>
+            <w:tcW w:w="3402" w:type="dxa"/>
+            <w:vAlign w:val="center"/>
+          </w:tcPr>
+          <w:p>
+            <w:pPr>
+              <w:spacing w:after="0" w:line="240" w:lineRule="auto"/>
+              <w:jc w:val="left"/>
+            </w:pPr>
+            <w:r>
+              <w:rPr>
+                <w:rFonts w:ascii="微软雅黑" w:hAnsi="微软雅黑" w:eastAsia="微软雅黑"/>
+                <w:b w:val="0"/>
+                <w:sz w:val="15"/>
+              </w:rPr>
+              <w:t>关联 product_materials.id</w:t>
+            </w:r>
+          </w:p>
+        </w:tc>
+      </w:tr>
+      <w:tr>
+        <w:tblPrEx>
+          <w:tblBorders>
+            <w:top w:val="single" w:color="BFBFBF" w:sz="4" w:space="0"/>
+            <w:left w:val="single" w:color="BFBFBF" w:sz="4" w:space="0"/>
+            <w:bottom w:val="single" w:color="BFBFBF" w:sz="4" w:space="0"/>
+            <w:right w:val="single" w:color="BFBFBF" w:sz="4" w:space="0"/>
+            <w:insideH w:val="single" w:color="BFBFBF" w:sz="4" w:space="0"/>
+            <w:insideV w:val="single" w:color="BFBFBF" w:sz="4" w:space="0"/>
+          </w:tblBorders>
           <w:tblCellMar>
             <w:top w:w="0" w:type="dxa"/>
             <w:left w:w="108" w:type="dxa"/>
@@ -26074,15 +25974,22 @@
           <w:p>
             <w:pPr>
               <w:spacing w:after="0" w:line="240" w:lineRule="auto"/>
-              <w:jc w:val="left"/>
-            </w:pPr>
-            <w:r>
-              <w:rPr>
-                <w:rFonts w:ascii="微软雅黑" w:hAnsi="微软雅黑" w:eastAsia="微软雅黑"/>
-                <w:b w:val="0"/>
-                <w:sz w:val="15"/>
-              </w:rPr>
-              <w:t>product_material_id</w:t>
+              <w:ind w:left="0" w:leftChars="0" w:firstLine="0" w:firstLineChars="0"/>
+              <w:jc w:val="left"/>
+              <w:rPr>
+                <w:rFonts w:ascii="微软雅黑" w:hAnsi="微软雅黑" w:eastAsia="微软雅黑"/>
+                <w:b w:val="0"/>
+                <w:sz w:val="15"/>
+              </w:rPr>
+            </w:pPr>
+            <w:r>
+              <w:rPr>
+                <w:rFonts w:ascii="微软雅黑" w:hAnsi="微软雅黑" w:eastAsia="微软雅黑"/>
+                <w:b w:val="0"/>
+                <w:sz w:val="15"/>
+                <w:woUserID w:val="1"/>
+              </w:rPr>
+              <w:t>quantity_per_unit</w:t>
             </w:r>
           </w:p>
         </w:tc>
@@ -26094,15 +26001,25 @@
           <w:p>
             <w:pPr>
               <w:spacing w:after="0" w:line="240" w:lineRule="auto"/>
-              <w:jc w:val="left"/>
-            </w:pPr>
-            <w:r>
-              <w:rPr>
-                <w:rFonts w:ascii="微软雅黑" w:hAnsi="微软雅黑" w:eastAsia="微软雅黑"/>
-                <w:b w:val="0"/>
-                <w:sz w:val="15"/>
-              </w:rPr>
-              <w:t>产品物料清单ID</w:t>
+              <w:ind w:left="0" w:leftChars="0" w:firstLine="0" w:firstLineChars="0"/>
+              <w:jc w:val="left"/>
+              <w:rPr>
+                <w:rFonts w:hint="eastAsia" w:ascii="微软雅黑" w:hAnsi="微软雅黑" w:eastAsia="微软雅黑"/>
+                <w:b w:val="0"/>
+                <w:sz w:val="15"/>
+                <w:lang w:eastAsia="zh"/>
+                <w:woUserID w:val="1"/>
+              </w:rPr>
+            </w:pPr>
+            <w:r>
+              <w:rPr>
+                <w:rFonts w:hint="eastAsia"/>
+                <w:b w:val="0"/>
+                <w:sz w:val="15"/>
+                <w:lang w:eastAsia="zh"/>
+                <w:woUserID w:val="1"/>
+              </w:rPr>
+              <w:t>数量</w:t>
             </w:r>
           </w:p>
         </w:tc>
@@ -26114,16 +26031,25 @@
           <w:p>
             <w:pPr>
               <w:spacing w:after="0" w:line="240" w:lineRule="auto"/>
-              <w:jc w:val="left"/>
-            </w:pPr>
-            <w:r>
-              <w:rPr>
-                <w:rFonts w:ascii="微软雅黑" w:hAnsi="微软雅黑" w:eastAsia="微软雅黑"/>
-                <w:b w:val="0"/>
-                <w:sz w:val="15"/>
-              </w:rPr>
-              <w:t>BIGINT FK NOT NULL</w:t>
-            </w:r>
+              <w:ind w:left="0" w:leftChars="0" w:firstLine="0" w:firstLineChars="0"/>
+              <w:jc w:val="left"/>
+              <w:rPr>
+                <w:rFonts w:ascii="微软雅黑" w:hAnsi="微软雅黑" w:eastAsia="微软雅黑"/>
+                <w:b w:val="0"/>
+                <w:sz w:val="15"/>
+              </w:rPr>
+            </w:pPr>
+            <w:bookmarkStart w:id="0" w:name="_GoBack"/>
+            <w:r>
+              <w:rPr>
+                <w:rFonts w:ascii="微软雅黑" w:hAnsi="微软雅黑" w:eastAsia="微软雅黑"/>
+                <w:b w:val="0"/>
+                <w:sz w:val="15"/>
+                <w:woUserID w:val="1"/>
+              </w:rPr>
+              <w:t>DECIMAL(12,4) NOT NULL</w:t>
+            </w:r>
+            <w:bookmarkEnd w:id="0"/>
           </w:p>
         </w:tc>
         <w:tc>
@@ -26134,15 +26060,25 @@
           <w:p>
             <w:pPr>
               <w:spacing w:after="0" w:line="240" w:lineRule="auto"/>
-              <w:jc w:val="left"/>
-            </w:pPr>
-            <w:r>
-              <w:rPr>
-                <w:rFonts w:ascii="微软雅黑" w:hAnsi="微软雅黑" w:eastAsia="微软雅黑"/>
-                <w:b w:val="0"/>
-                <w:sz w:val="15"/>
-              </w:rPr>
-              <w:t>关联 product_materials.id</w:t>
+              <w:ind w:left="0" w:leftChars="0" w:firstLine="0" w:firstLineChars="0"/>
+              <w:jc w:val="left"/>
+              <w:rPr>
+                <w:rFonts w:hint="eastAsia" w:ascii="微软雅黑" w:hAnsi="微软雅黑" w:eastAsia="微软雅黑"/>
+                <w:b w:val="0"/>
+                <w:sz w:val="15"/>
+                <w:lang w:eastAsia="zh"/>
+                <w:woUserID w:val="1"/>
+              </w:rPr>
+            </w:pPr>
+            <w:r>
+              <w:rPr>
+                <w:rFonts w:hint="eastAsia"/>
+                <w:b w:val="0"/>
+                <w:sz w:val="15"/>
+                <w:lang w:eastAsia="zh"/>
+                <w:woUserID w:val="1"/>
+              </w:rPr>
+              <w:t>某产品某工序需要某种物料的数量</w:t>
             </w:r>
           </w:p>
         </w:tc>
@@ -27328,12 +27264,6 @@
             <w:insideH w:val="single" w:color="BFBFBF" w:sz="4" w:space="0"/>
             <w:insideV w:val="single" w:color="BFBFBF" w:sz="4" w:space="0"/>
           </w:tblBorders>
-          <w:tblCellMar>
-            <w:top w:w="0" w:type="dxa"/>
-            <w:left w:w="108" w:type="dxa"/>
-            <w:bottom w:w="0" w:type="dxa"/>
-            <w:right w:w="108" w:type="dxa"/>
-          </w:tblCellMar>
         </w:tblPrEx>
         <w:trPr>
           <w:jc w:val="center"/>
@@ -27549,12 +27479,15 @@
             <w:pPr>
               <w:spacing w:after="0" w:line="240" w:lineRule="auto"/>
               <w:jc w:val="left"/>
-              <w:rPr>
-                <w:rFonts w:ascii="微软雅黑" w:hAnsi="微软雅黑" w:eastAsia="微软雅黑"/>
-                <w:b w:val="0"/>
-                <w:sz w:val="15"/>
-              </w:rPr>
-            </w:pPr>
+            </w:pPr>
+            <w:r>
+              <w:rPr>
+                <w:rFonts w:ascii="微软雅黑" w:hAnsi="微软雅黑" w:eastAsia="微软雅黑"/>
+                <w:b w:val="0"/>
+                <w:sz w:val="15"/>
+              </w:rPr>
+              <w:t>received_date</w:t>
+            </w:r>
           </w:p>
         </w:tc>
         <w:tc>
@@ -27566,21 +27499,23 @@
             <w:pPr>
               <w:spacing w:after="0" w:line="240" w:lineRule="auto"/>
               <w:jc w:val="left"/>
-              <w:rPr>
-                <w:rFonts w:hint="eastAsia" w:ascii="微软雅黑" w:hAnsi="微软雅黑" w:eastAsia="微软雅黑"/>
+            </w:pPr>
+            <w:r>
+              <w:rPr>
+                <w:rFonts w:hint="eastAsia"/>
                 <w:b w:val="0"/>
                 <w:sz w:val="15"/>
                 <w:lang w:val="en-US" w:eastAsia="zh-CN"/>
               </w:rPr>
-            </w:pPr>
-            <w:r>
-              <w:rPr>
-                <w:rFonts w:hint="eastAsia"/>
-                <w:b w:val="0"/>
-                <w:sz w:val="15"/>
-                <w:lang w:val="en-US" w:eastAsia="zh-CN"/>
-              </w:rPr>
-              <w:t>类型</w:t>
+              <w:t>入库</w:t>
+            </w:r>
+            <w:r>
+              <w:rPr>
+                <w:rFonts w:ascii="微软雅黑" w:hAnsi="微软雅黑" w:eastAsia="微软雅黑"/>
+                <w:b w:val="0"/>
+                <w:sz w:val="15"/>
+              </w:rPr>
+              <w:t>日期</w:t>
             </w:r>
           </w:p>
         </w:tc>
@@ -27593,12 +27528,15 @@
             <w:pPr>
               <w:spacing w:after="0" w:line="240" w:lineRule="auto"/>
               <w:jc w:val="left"/>
-              <w:rPr>
-                <w:rFonts w:ascii="微软雅黑" w:hAnsi="微软雅黑" w:eastAsia="微软雅黑"/>
-                <w:b w:val="0"/>
-                <w:sz w:val="15"/>
-              </w:rPr>
-            </w:pPr>
+            </w:pPr>
+            <w:r>
+              <w:rPr>
+                <w:rFonts w:ascii="微软雅黑" w:hAnsi="微软雅黑" w:eastAsia="微软雅黑"/>
+                <w:b w:val="0"/>
+                <w:sz w:val="15"/>
+              </w:rPr>
+              <w:t>DATE NULL</w:t>
+            </w:r>
           </w:p>
         </w:tc>
         <w:tc>
@@ -27610,21 +27548,14 @@
             <w:pPr>
               <w:spacing w:after="0" w:line="240" w:lineRule="auto"/>
               <w:jc w:val="left"/>
-              <w:rPr>
-                <w:rFonts w:hint="default" w:ascii="微软雅黑" w:hAnsi="微软雅黑" w:eastAsia="微软雅黑"/>
-                <w:b w:val="0"/>
-                <w:sz w:val="15"/>
-                <w:lang w:val="en-US" w:eastAsia="zh-CN"/>
-              </w:rPr>
-            </w:pPr>
-            <w:r>
-              <w:rPr>
-                <w:rFonts w:hint="eastAsia"/>
-                <w:b w:val="0"/>
-                <w:sz w:val="15"/>
-                <w:lang w:val="en-US" w:eastAsia="zh-CN"/>
-              </w:rPr>
-              <w:t>出库or 入库</w:t>
+            </w:pPr>
+            <w:r>
+              <w:rPr>
+                <w:rFonts w:ascii="微软雅黑" w:hAnsi="微软雅黑" w:eastAsia="微软雅黑"/>
+                <w:b w:val="0"/>
+                <w:sz w:val="15"/>
+              </w:rPr>
+              <w:t>物料到货/入库日期</w:t>
             </w:r>
           </w:p>
         </w:tc>
@@ -27665,7 +27596,7 @@
                 <w:b w:val="0"/>
                 <w:sz w:val="15"/>
               </w:rPr>
-              <w:t>received_date</w:t>
+              <w:t>quantity</w:t>
             </w:r>
           </w:p>
         </w:tc>
@@ -27685,7 +27616,7 @@
                 <w:b w:val="0"/>
                 <w:sz w:val="15"/>
               </w:rPr>
-              <w:t>日期</w:t>
+              <w:t>当前数量</w:t>
             </w:r>
           </w:p>
         </w:tc>
@@ -27705,7 +27636,7 @@
                 <w:b w:val="0"/>
                 <w:sz w:val="15"/>
               </w:rPr>
-              <w:t>DATE NULL</w:t>
+              <w:t>DECIMAL(12,4) NULL</w:t>
             </w:r>
           </w:p>
         </w:tc>
@@ -27725,7 +27656,102 @@
                 <w:b w:val="0"/>
                 <w:sz w:val="15"/>
               </w:rPr>
-              <w:t>物料到货/入库日期</w:t>
+              <w:t>轻量台账数量，仅作参考，不做严格库存锁定</w:t>
+            </w:r>
+          </w:p>
+        </w:tc>
+      </w:tr>
+      <w:tr>
+        <w:tblPrEx>
+          <w:tblBorders>
+            <w:top w:val="single" w:color="BFBFBF" w:sz="4" w:space="0"/>
+            <w:left w:val="single" w:color="BFBFBF" w:sz="4" w:space="0"/>
+            <w:bottom w:val="single" w:color="BFBFBF" w:sz="4" w:space="0"/>
+            <w:right w:val="single" w:color="BFBFBF" w:sz="4" w:space="0"/>
+            <w:insideH w:val="single" w:color="BFBFBF" w:sz="4" w:space="0"/>
+            <w:insideV w:val="single" w:color="BFBFBF" w:sz="4" w:space="0"/>
+          </w:tblBorders>
+        </w:tblPrEx>
+        <w:trPr>
+          <w:jc w:val="center"/>
+        </w:trPr>
+        <w:tc>
+          <w:tcPr>
+            <w:tcW w:w="2268" w:type="dxa"/>
+            <w:vAlign w:val="center"/>
+          </w:tcPr>
+          <w:p>
+            <w:pPr>
+              <w:spacing w:after="0" w:line="240" w:lineRule="auto"/>
+              <w:jc w:val="left"/>
+            </w:pPr>
+            <w:r>
+              <w:rPr>
+                <w:rFonts w:ascii="微软雅黑" w:hAnsi="微软雅黑" w:eastAsia="微软雅黑"/>
+                <w:b w:val="0"/>
+                <w:sz w:val="15"/>
+              </w:rPr>
+              <w:t>status</w:t>
+            </w:r>
+          </w:p>
+        </w:tc>
+        <w:tc>
+          <w:tcPr>
+            <w:tcW w:w="1984" w:type="dxa"/>
+            <w:vAlign w:val="center"/>
+          </w:tcPr>
+          <w:p>
+            <w:pPr>
+              <w:spacing w:after="0" w:line="240" w:lineRule="auto"/>
+              <w:jc w:val="left"/>
+            </w:pPr>
+            <w:r>
+              <w:rPr>
+                <w:rFonts w:ascii="微软雅黑" w:hAnsi="微软雅黑" w:eastAsia="微软雅黑"/>
+                <w:b w:val="0"/>
+                <w:sz w:val="15"/>
+              </w:rPr>
+              <w:t>状态</w:t>
+            </w:r>
+          </w:p>
+        </w:tc>
+        <w:tc>
+          <w:tcPr>
+            <w:tcW w:w="2381" w:type="dxa"/>
+            <w:vAlign w:val="center"/>
+          </w:tcPr>
+          <w:p>
+            <w:pPr>
+              <w:spacing w:after="0" w:line="240" w:lineRule="auto"/>
+              <w:jc w:val="left"/>
+            </w:pPr>
+            <w:r>
+              <w:rPr>
+                <w:rFonts w:ascii="微软雅黑" w:hAnsi="微软雅黑" w:eastAsia="微软雅黑"/>
+                <w:b w:val="0"/>
+                <w:sz w:val="15"/>
+              </w:rPr>
+              <w:t>VARCHAR(50)</w:t>
+            </w:r>
+          </w:p>
+        </w:tc>
+        <w:tc>
+          <w:tcPr>
+            <w:tcW w:w="3402" w:type="dxa"/>
+            <w:vAlign w:val="center"/>
+          </w:tcPr>
+          <w:p>
+            <w:pPr>
+              <w:spacing w:after="0" w:line="240" w:lineRule="auto"/>
+              <w:jc w:val="left"/>
+            </w:pPr>
+            <w:r>
+              <w:rPr>
+                <w:rFonts w:ascii="微软雅黑" w:hAnsi="微软雅黑" w:eastAsia="微软雅黑"/>
+                <w:b w:val="0"/>
+                <w:sz w:val="15"/>
+              </w:rPr>
+              <w:t>available/partial_used/used_up/disabled</w:t>
             </w:r>
           </w:p>
         </w:tc>
@@ -27766,7 +27792,7 @@
                 <w:b w:val="0"/>
                 <w:sz w:val="15"/>
               </w:rPr>
-              <w:t>quantity</w:t>
+              <w:t>remark</w:t>
             </w:r>
           </w:p>
         </w:tc>
@@ -27786,7 +27812,7 @@
                 <w:b w:val="0"/>
                 <w:sz w:val="15"/>
               </w:rPr>
-              <w:t>当前数量</w:t>
+              <w:t>备注</w:t>
             </w:r>
           </w:p>
         </w:tc>
@@ -27806,7 +27832,7 @@
                 <w:b w:val="0"/>
                 <w:sz w:val="15"/>
               </w:rPr>
-              <w:t>DECIMAL(12,4) NULL</w:t>
+              <w:t>TEXT NULL</w:t>
             </w:r>
           </w:p>
         </w:tc>
@@ -27826,7 +27852,7 @@
                 <w:b w:val="0"/>
                 <w:sz w:val="15"/>
               </w:rPr>
-              <w:t>轻量台账数量，仅作参考，不做严格库存锁定</w:t>
+              <w:t>说明</w:t>
             </w:r>
           </w:p>
         </w:tc>
@@ -27867,7 +27893,7 @@
                 <w:b w:val="0"/>
                 <w:sz w:val="15"/>
               </w:rPr>
-              <w:t>status</w:t>
+              <w:t>created_by</w:t>
             </w:r>
           </w:p>
         </w:tc>
@@ -27887,7 +27913,7 @@
                 <w:b w:val="0"/>
                 <w:sz w:val="15"/>
               </w:rPr>
-              <w:t>状态</w:t>
+              <w:t>创建人ID</w:t>
             </w:r>
           </w:p>
         </w:tc>
@@ -27907,7 +27933,7 @@
                 <w:b w:val="0"/>
                 <w:sz w:val="15"/>
               </w:rPr>
-              <w:t>VARCHAR(50)</w:t>
+              <w:t>BIGINT FK NULL</w:t>
             </w:r>
           </w:p>
         </w:tc>
@@ -27927,7 +27953,7 @@
                 <w:b w:val="0"/>
                 <w:sz w:val="15"/>
               </w:rPr>
-              <w:t>available/partial_used/used_up/disabled</w:t>
+              <w:t>关联 users.id，记录创建人</w:t>
             </w:r>
           </w:p>
         </w:tc>
@@ -27968,7 +27994,7 @@
                 <w:b w:val="0"/>
                 <w:sz w:val="15"/>
               </w:rPr>
-              <w:t>remark</w:t>
+              <w:t>created_at</w:t>
             </w:r>
           </w:p>
         </w:tc>
@@ -27988,7 +28014,7 @@
                 <w:b w:val="0"/>
                 <w:sz w:val="15"/>
               </w:rPr>
-              <w:t>备注</w:t>
+              <w:t>创建时间</w:t>
             </w:r>
           </w:p>
         </w:tc>
@@ -28008,7 +28034,7 @@
                 <w:b w:val="0"/>
                 <w:sz w:val="15"/>
               </w:rPr>
-              <w:t>TEXT NULL</w:t>
+              <w:t>DATETIME NOT NULL</w:t>
             </w:r>
           </w:p>
         </w:tc>
@@ -28028,7 +28054,102 @@
                 <w:b w:val="0"/>
                 <w:sz w:val="15"/>
               </w:rPr>
-              <w:t>说明</w:t>
+              <w:t>默认当前时间</w:t>
+            </w:r>
+          </w:p>
+        </w:tc>
+      </w:tr>
+      <w:tr>
+        <w:tblPrEx>
+          <w:tblBorders>
+            <w:top w:val="single" w:color="BFBFBF" w:sz="4" w:space="0"/>
+            <w:left w:val="single" w:color="BFBFBF" w:sz="4" w:space="0"/>
+            <w:bottom w:val="single" w:color="BFBFBF" w:sz="4" w:space="0"/>
+            <w:right w:val="single" w:color="BFBFBF" w:sz="4" w:space="0"/>
+            <w:insideH w:val="single" w:color="BFBFBF" w:sz="4" w:space="0"/>
+            <w:insideV w:val="single" w:color="BFBFBF" w:sz="4" w:space="0"/>
+          </w:tblBorders>
+        </w:tblPrEx>
+        <w:trPr>
+          <w:jc w:val="center"/>
+        </w:trPr>
+        <w:tc>
+          <w:tcPr>
+            <w:tcW w:w="2268" w:type="dxa"/>
+            <w:vAlign w:val="center"/>
+          </w:tcPr>
+          <w:p>
+            <w:pPr>
+              <w:spacing w:after="0" w:line="240" w:lineRule="auto"/>
+              <w:jc w:val="left"/>
+            </w:pPr>
+            <w:r>
+              <w:rPr>
+                <w:rFonts w:ascii="微软雅黑" w:hAnsi="微软雅黑" w:eastAsia="微软雅黑"/>
+                <w:b w:val="0"/>
+                <w:sz w:val="15"/>
+              </w:rPr>
+              <w:t>updated_by</w:t>
+            </w:r>
+          </w:p>
+        </w:tc>
+        <w:tc>
+          <w:tcPr>
+            <w:tcW w:w="1984" w:type="dxa"/>
+            <w:vAlign w:val="center"/>
+          </w:tcPr>
+          <w:p>
+            <w:pPr>
+              <w:spacing w:after="0" w:line="240" w:lineRule="auto"/>
+              <w:jc w:val="left"/>
+            </w:pPr>
+            <w:r>
+              <w:rPr>
+                <w:rFonts w:ascii="微软雅黑" w:hAnsi="微软雅黑" w:eastAsia="微软雅黑"/>
+                <w:b w:val="0"/>
+                <w:sz w:val="15"/>
+              </w:rPr>
+              <w:t>更新人ID</w:t>
+            </w:r>
+          </w:p>
+        </w:tc>
+        <w:tc>
+          <w:tcPr>
+            <w:tcW w:w="2381" w:type="dxa"/>
+            <w:vAlign w:val="center"/>
+          </w:tcPr>
+          <w:p>
+            <w:pPr>
+              <w:spacing w:after="0" w:line="240" w:lineRule="auto"/>
+              <w:jc w:val="left"/>
+            </w:pPr>
+            <w:r>
+              <w:rPr>
+                <w:rFonts w:ascii="微软雅黑" w:hAnsi="微软雅黑" w:eastAsia="微软雅黑"/>
+                <w:b w:val="0"/>
+                <w:sz w:val="15"/>
+              </w:rPr>
+              <w:t>BIGINT FK NULL</w:t>
+            </w:r>
+          </w:p>
+        </w:tc>
+        <w:tc>
+          <w:tcPr>
+            <w:tcW w:w="3402" w:type="dxa"/>
+            <w:vAlign w:val="center"/>
+          </w:tcPr>
+          <w:p>
+            <w:pPr>
+              <w:spacing w:after="0" w:line="240" w:lineRule="auto"/>
+              <w:jc w:val="left"/>
+            </w:pPr>
+            <w:r>
+              <w:rPr>
+                <w:rFonts w:ascii="微软雅黑" w:hAnsi="微软雅黑" w:eastAsia="微软雅黑"/>
+                <w:b w:val="0"/>
+                <w:sz w:val="15"/>
+              </w:rPr>
+              <w:t>关联 users.id，记录最后修改人</w:t>
             </w:r>
           </w:p>
         </w:tc>
@@ -28069,7 +28190,7 @@
                 <w:b w:val="0"/>
                 <w:sz w:val="15"/>
               </w:rPr>
-              <w:t>created_by</w:t>
+              <w:t>updated_at</w:t>
             </w:r>
           </w:p>
         </w:tc>
@@ -28089,7 +28210,7 @@
                 <w:b w:val="0"/>
                 <w:sz w:val="15"/>
               </w:rPr>
-              <w:t>创建人ID</w:t>
+              <w:t>更新时间</w:t>
             </w:r>
           </w:p>
         </w:tc>
@@ -28109,7 +28230,7 @@
                 <w:b w:val="0"/>
                 <w:sz w:val="15"/>
               </w:rPr>
-              <w:t>BIGINT FK NULL</w:t>
+              <w:t>DATETIME NULL</w:t>
             </w:r>
           </w:p>
         </w:tc>
@@ -28129,7 +28250,7 @@
                 <w:b w:val="0"/>
                 <w:sz w:val="15"/>
               </w:rPr>
-              <w:t>关联 users.id，记录创建人</w:t>
+              <w:t>最后修改时间</w:t>
             </w:r>
           </w:p>
         </w:tc>
@@ -28170,7 +28291,7 @@
                 <w:b w:val="0"/>
                 <w:sz w:val="15"/>
               </w:rPr>
-              <w:t>created_at</w:t>
+              <w:t>is_deleted</w:t>
             </w:r>
           </w:p>
         </w:tc>
@@ -28190,7 +28311,7 @@
                 <w:b w:val="0"/>
                 <w:sz w:val="15"/>
               </w:rPr>
-              <w:t>创建时间</w:t>
+              <w:t>是否删除</w:t>
             </w:r>
           </w:p>
         </w:tc>
@@ -28210,7 +28331,7 @@
                 <w:b w:val="0"/>
                 <w:sz w:val="15"/>
               </w:rPr>
-              <w:t>DATETIME NOT NULL</w:t>
+              <w:t>TINYINT DEFAULT 0</w:t>
             </w:r>
           </w:p>
         </w:tc>
@@ -28230,7 +28351,7 @@
                 <w:b w:val="0"/>
                 <w:sz w:val="15"/>
               </w:rPr>
-              <w:t>默认当前时间</w:t>
+              <w:t>软删除标记：0未删除，1已删除</w:t>
             </w:r>
           </w:p>
         </w:tc>
@@ -28271,7 +28392,7 @@
                 <w:b w:val="0"/>
                 <w:sz w:val="15"/>
               </w:rPr>
-              <w:t>updated_by</w:t>
+              <w:t>deleted_by</w:t>
             </w:r>
           </w:p>
         </w:tc>
@@ -28291,7 +28412,7 @@
                 <w:b w:val="0"/>
                 <w:sz w:val="15"/>
               </w:rPr>
-              <w:t>更新人ID</w:t>
+              <w:t>删除人ID</w:t>
             </w:r>
           </w:p>
         </w:tc>
@@ -28331,7 +28452,7 @@
                 <w:b w:val="0"/>
                 <w:sz w:val="15"/>
               </w:rPr>
-              <w:t>关联 users.id，记录最后修改人</w:t>
+              <w:t>关联 users.id，软删除人</w:t>
             </w:r>
           </w:p>
         </w:tc>
@@ -28346,315 +28467,6 @@
             <w:insideH w:val="single" w:color="BFBFBF" w:sz="4" w:space="0"/>
             <w:insideV w:val="single" w:color="BFBFBF" w:sz="4" w:space="0"/>
           </w:tblBorders>
-          <w:tblCellMar>
-            <w:top w:w="0" w:type="dxa"/>
-            <w:left w:w="108" w:type="dxa"/>
-            <w:bottom w:w="0" w:type="dxa"/>
-            <w:right w:w="108" w:type="dxa"/>
-          </w:tblCellMar>
-        </w:tblPrEx>
-        <w:trPr>
-          <w:jc w:val="center"/>
-        </w:trPr>
-        <w:tc>
-          <w:tcPr>
-            <w:tcW w:w="2268" w:type="dxa"/>
-            <w:vAlign w:val="center"/>
-          </w:tcPr>
-          <w:p>
-            <w:pPr>
-              <w:spacing w:after="0" w:line="240" w:lineRule="auto"/>
-              <w:jc w:val="left"/>
-            </w:pPr>
-            <w:r>
-              <w:rPr>
-                <w:rFonts w:ascii="微软雅黑" w:hAnsi="微软雅黑" w:eastAsia="微软雅黑"/>
-                <w:b w:val="0"/>
-                <w:sz w:val="15"/>
-              </w:rPr>
-              <w:t>updated_at</w:t>
-            </w:r>
-          </w:p>
-        </w:tc>
-        <w:tc>
-          <w:tcPr>
-            <w:tcW w:w="1984" w:type="dxa"/>
-            <w:vAlign w:val="center"/>
-          </w:tcPr>
-          <w:p>
-            <w:pPr>
-              <w:spacing w:after="0" w:line="240" w:lineRule="auto"/>
-              <w:jc w:val="left"/>
-            </w:pPr>
-            <w:r>
-              <w:rPr>
-                <w:rFonts w:ascii="微软雅黑" w:hAnsi="微软雅黑" w:eastAsia="微软雅黑"/>
-                <w:b w:val="0"/>
-                <w:sz w:val="15"/>
-              </w:rPr>
-              <w:t>更新时间</w:t>
-            </w:r>
-          </w:p>
-        </w:tc>
-        <w:tc>
-          <w:tcPr>
-            <w:tcW w:w="2381" w:type="dxa"/>
-            <w:vAlign w:val="center"/>
-          </w:tcPr>
-          <w:p>
-            <w:pPr>
-              <w:spacing w:after="0" w:line="240" w:lineRule="auto"/>
-              <w:jc w:val="left"/>
-            </w:pPr>
-            <w:r>
-              <w:rPr>
-                <w:rFonts w:ascii="微软雅黑" w:hAnsi="微软雅黑" w:eastAsia="微软雅黑"/>
-                <w:b w:val="0"/>
-                <w:sz w:val="15"/>
-              </w:rPr>
-              <w:t>DATETIME NULL</w:t>
-            </w:r>
-          </w:p>
-        </w:tc>
-        <w:tc>
-          <w:tcPr>
-            <w:tcW w:w="3402" w:type="dxa"/>
-            <w:vAlign w:val="center"/>
-          </w:tcPr>
-          <w:p>
-            <w:pPr>
-              <w:spacing w:after="0" w:line="240" w:lineRule="auto"/>
-              <w:jc w:val="left"/>
-            </w:pPr>
-            <w:r>
-              <w:rPr>
-                <w:rFonts w:ascii="微软雅黑" w:hAnsi="微软雅黑" w:eastAsia="微软雅黑"/>
-                <w:b w:val="0"/>
-                <w:sz w:val="15"/>
-              </w:rPr>
-              <w:t>最后修改时间</w:t>
-            </w:r>
-          </w:p>
-        </w:tc>
-      </w:tr>
-      <w:tr>
-        <w:tblPrEx>
-          <w:tblBorders>
-            <w:top w:val="single" w:color="BFBFBF" w:sz="4" w:space="0"/>
-            <w:left w:val="single" w:color="BFBFBF" w:sz="4" w:space="0"/>
-            <w:bottom w:val="single" w:color="BFBFBF" w:sz="4" w:space="0"/>
-            <w:right w:val="single" w:color="BFBFBF" w:sz="4" w:space="0"/>
-            <w:insideH w:val="single" w:color="BFBFBF" w:sz="4" w:space="0"/>
-            <w:insideV w:val="single" w:color="BFBFBF" w:sz="4" w:space="0"/>
-          </w:tblBorders>
-          <w:tblCellMar>
-            <w:top w:w="0" w:type="dxa"/>
-            <w:left w:w="108" w:type="dxa"/>
-            <w:bottom w:w="0" w:type="dxa"/>
-            <w:right w:w="108" w:type="dxa"/>
-          </w:tblCellMar>
-        </w:tblPrEx>
-        <w:trPr>
-          <w:jc w:val="center"/>
-        </w:trPr>
-        <w:tc>
-          <w:tcPr>
-            <w:tcW w:w="2268" w:type="dxa"/>
-            <w:vAlign w:val="center"/>
-          </w:tcPr>
-          <w:p>
-            <w:pPr>
-              <w:spacing w:after="0" w:line="240" w:lineRule="auto"/>
-              <w:jc w:val="left"/>
-            </w:pPr>
-            <w:r>
-              <w:rPr>
-                <w:rFonts w:ascii="微软雅黑" w:hAnsi="微软雅黑" w:eastAsia="微软雅黑"/>
-                <w:b w:val="0"/>
-                <w:sz w:val="15"/>
-              </w:rPr>
-              <w:t>is_deleted</w:t>
-            </w:r>
-          </w:p>
-        </w:tc>
-        <w:tc>
-          <w:tcPr>
-            <w:tcW w:w="1984" w:type="dxa"/>
-            <w:vAlign w:val="center"/>
-          </w:tcPr>
-          <w:p>
-            <w:pPr>
-              <w:spacing w:after="0" w:line="240" w:lineRule="auto"/>
-              <w:jc w:val="left"/>
-            </w:pPr>
-            <w:r>
-              <w:rPr>
-                <w:rFonts w:ascii="微软雅黑" w:hAnsi="微软雅黑" w:eastAsia="微软雅黑"/>
-                <w:b w:val="0"/>
-                <w:sz w:val="15"/>
-              </w:rPr>
-              <w:t>是否删除</w:t>
-            </w:r>
-          </w:p>
-        </w:tc>
-        <w:tc>
-          <w:tcPr>
-            <w:tcW w:w="2381" w:type="dxa"/>
-            <w:vAlign w:val="center"/>
-          </w:tcPr>
-          <w:p>
-            <w:pPr>
-              <w:spacing w:after="0" w:line="240" w:lineRule="auto"/>
-              <w:jc w:val="left"/>
-            </w:pPr>
-            <w:r>
-              <w:rPr>
-                <w:rFonts w:ascii="微软雅黑" w:hAnsi="微软雅黑" w:eastAsia="微软雅黑"/>
-                <w:b w:val="0"/>
-                <w:sz w:val="15"/>
-              </w:rPr>
-              <w:t>TINYINT DEFAULT 0</w:t>
-            </w:r>
-          </w:p>
-        </w:tc>
-        <w:tc>
-          <w:tcPr>
-            <w:tcW w:w="3402" w:type="dxa"/>
-            <w:vAlign w:val="center"/>
-          </w:tcPr>
-          <w:p>
-            <w:pPr>
-              <w:spacing w:after="0" w:line="240" w:lineRule="auto"/>
-              <w:jc w:val="left"/>
-            </w:pPr>
-            <w:r>
-              <w:rPr>
-                <w:rFonts w:ascii="微软雅黑" w:hAnsi="微软雅黑" w:eastAsia="微软雅黑"/>
-                <w:b w:val="0"/>
-                <w:sz w:val="15"/>
-              </w:rPr>
-              <w:t>软删除标记：0未删除，1已删除</w:t>
-            </w:r>
-          </w:p>
-        </w:tc>
-      </w:tr>
-      <w:tr>
-        <w:tblPrEx>
-          <w:tblBorders>
-            <w:top w:val="single" w:color="BFBFBF" w:sz="4" w:space="0"/>
-            <w:left w:val="single" w:color="BFBFBF" w:sz="4" w:space="0"/>
-            <w:bottom w:val="single" w:color="BFBFBF" w:sz="4" w:space="0"/>
-            <w:right w:val="single" w:color="BFBFBF" w:sz="4" w:space="0"/>
-            <w:insideH w:val="single" w:color="BFBFBF" w:sz="4" w:space="0"/>
-            <w:insideV w:val="single" w:color="BFBFBF" w:sz="4" w:space="0"/>
-          </w:tblBorders>
-          <w:tblCellMar>
-            <w:top w:w="0" w:type="dxa"/>
-            <w:left w:w="108" w:type="dxa"/>
-            <w:bottom w:w="0" w:type="dxa"/>
-            <w:right w:w="108" w:type="dxa"/>
-          </w:tblCellMar>
-        </w:tblPrEx>
-        <w:trPr>
-          <w:jc w:val="center"/>
-        </w:trPr>
-        <w:tc>
-          <w:tcPr>
-            <w:tcW w:w="2268" w:type="dxa"/>
-            <w:vAlign w:val="center"/>
-          </w:tcPr>
-          <w:p>
-            <w:pPr>
-              <w:spacing w:after="0" w:line="240" w:lineRule="auto"/>
-              <w:jc w:val="left"/>
-            </w:pPr>
-            <w:r>
-              <w:rPr>
-                <w:rFonts w:ascii="微软雅黑" w:hAnsi="微软雅黑" w:eastAsia="微软雅黑"/>
-                <w:b w:val="0"/>
-                <w:sz w:val="15"/>
-              </w:rPr>
-              <w:t>deleted_by</w:t>
-            </w:r>
-          </w:p>
-        </w:tc>
-        <w:tc>
-          <w:tcPr>
-            <w:tcW w:w="1984" w:type="dxa"/>
-            <w:vAlign w:val="center"/>
-          </w:tcPr>
-          <w:p>
-            <w:pPr>
-              <w:spacing w:after="0" w:line="240" w:lineRule="auto"/>
-              <w:jc w:val="left"/>
-            </w:pPr>
-            <w:r>
-              <w:rPr>
-                <w:rFonts w:ascii="微软雅黑" w:hAnsi="微软雅黑" w:eastAsia="微软雅黑"/>
-                <w:b w:val="0"/>
-                <w:sz w:val="15"/>
-              </w:rPr>
-              <w:t>删除人ID</w:t>
-            </w:r>
-          </w:p>
-        </w:tc>
-        <w:tc>
-          <w:tcPr>
-            <w:tcW w:w="2381" w:type="dxa"/>
-            <w:vAlign w:val="center"/>
-          </w:tcPr>
-          <w:p>
-            <w:pPr>
-              <w:spacing w:after="0" w:line="240" w:lineRule="auto"/>
-              <w:jc w:val="left"/>
-            </w:pPr>
-            <w:r>
-              <w:rPr>
-                <w:rFonts w:ascii="微软雅黑" w:hAnsi="微软雅黑" w:eastAsia="微软雅黑"/>
-                <w:b w:val="0"/>
-                <w:sz w:val="15"/>
-              </w:rPr>
-              <w:t>BIGINT FK NULL</w:t>
-            </w:r>
-          </w:p>
-        </w:tc>
-        <w:tc>
-          <w:tcPr>
-            <w:tcW w:w="3402" w:type="dxa"/>
-            <w:vAlign w:val="center"/>
-          </w:tcPr>
-          <w:p>
-            <w:pPr>
-              <w:spacing w:after="0" w:line="240" w:lineRule="auto"/>
-              <w:jc w:val="left"/>
-            </w:pPr>
-            <w:r>
-              <w:rPr>
-                <w:rFonts w:ascii="微软雅黑" w:hAnsi="微软雅黑" w:eastAsia="微软雅黑"/>
-                <w:b w:val="0"/>
-                <w:sz w:val="15"/>
-              </w:rPr>
-              <w:t>关联 users.id，软删除人</w:t>
-            </w:r>
-          </w:p>
-        </w:tc>
-      </w:tr>
-      <w:tr>
-        <w:tblPrEx>
-          <w:tblBorders>
-            <w:top w:val="single" w:color="BFBFBF" w:sz="4" w:space="0"/>
-            <w:left w:val="single" w:color="BFBFBF" w:sz="4" w:space="0"/>
-            <w:bottom w:val="single" w:color="BFBFBF" w:sz="4" w:space="0"/>
-            <w:right w:val="single" w:color="BFBFBF" w:sz="4" w:space="0"/>
-            <w:insideH w:val="single" w:color="BFBFBF" w:sz="4" w:space="0"/>
-            <w:insideV w:val="single" w:color="BFBFBF" w:sz="4" w:space="0"/>
-          </w:tblBorders>
-          <w:tblCellMar>
-            <w:top w:w="0" w:type="dxa"/>
-            <w:left w:w="108" w:type="dxa"/>
-            <w:bottom w:w="0" w:type="dxa"/>
-            <w:right w:w="108" w:type="dxa"/>
-          </w:tblCellMar>
         </w:tblPrEx>
         <w:trPr>
           <w:jc w:val="center"/>
@@ -28752,8 +28564,6 @@
         </w:rPr>
         <w:t>6.16 work_orders 工单表</w:t>
       </w:r>
-      <w:bookmarkStart w:id="0" w:name="_GoBack"/>
-      <w:bookmarkEnd w:id="0"/>
     </w:p>
     <w:tbl>
       <w:tblPr>
@@ -28780,7 +28590,7 @@
         <w:gridCol w:w="2268"/>
         <w:gridCol w:w="1984"/>
         <w:gridCol w:w="2381"/>
-        <w:gridCol w:w="3803"/>
+        <w:gridCol w:w="3760"/>
       </w:tblGrid>
       <w:tr>
         <w:tblPrEx>
@@ -29103,12 +28913,6 @@
             <w:insideH w:val="single" w:color="BFBFBF" w:sz="4" w:space="0"/>
             <w:insideV w:val="single" w:color="BFBFBF" w:sz="4" w:space="0"/>
           </w:tblBorders>
-          <w:tblCellMar>
-            <w:top w:w="0" w:type="dxa"/>
-            <w:left w:w="108" w:type="dxa"/>
-            <w:bottom w:w="0" w:type="dxa"/>
-            <w:right w:w="108" w:type="dxa"/>
-          </w:tblCellMar>
         </w:tblPrEx>
         <w:trPr>
           <w:jc w:val="center"/>
@@ -29507,12 +29311,6 @@
             <w:insideH w:val="single" w:color="BFBFBF" w:sz="4" w:space="0"/>
             <w:insideV w:val="single" w:color="BFBFBF" w:sz="4" w:space="0"/>
           </w:tblBorders>
-          <w:tblCellMar>
-            <w:top w:w="0" w:type="dxa"/>
-            <w:left w:w="108" w:type="dxa"/>
-            <w:bottom w:w="0" w:type="dxa"/>
-            <w:right w:w="108" w:type="dxa"/>
-          </w:tblCellMar>
         </w:tblPrEx>
         <w:trPr>
           <w:jc w:val="center"/>
@@ -29911,12 +29709,6 @@
             <w:insideH w:val="single" w:color="BFBFBF" w:sz="4" w:space="0"/>
             <w:insideV w:val="single" w:color="BFBFBF" w:sz="4" w:space="0"/>
           </w:tblBorders>
-          <w:tblCellMar>
-            <w:top w:w="0" w:type="dxa"/>
-            <w:left w:w="108" w:type="dxa"/>
-            <w:bottom w:w="0" w:type="dxa"/>
-            <w:right w:w="108" w:type="dxa"/>
-          </w:tblCellMar>
         </w:tblPrEx>
         <w:trPr>
           <w:jc w:val="center"/>
@@ -30315,12 +30107,6 @@
             <w:insideH w:val="single" w:color="BFBFBF" w:sz="4" w:space="0"/>
             <w:insideV w:val="single" w:color="BFBFBF" w:sz="4" w:space="0"/>
           </w:tblBorders>
-          <w:tblCellMar>
-            <w:top w:w="0" w:type="dxa"/>
-            <w:left w:w="108" w:type="dxa"/>
-            <w:bottom w:w="0" w:type="dxa"/>
-            <w:right w:w="108" w:type="dxa"/>
-          </w:tblCellMar>
         </w:tblPrEx>
         <w:trPr>
           <w:jc w:val="center"/>
@@ -30759,7 +30545,7 @@
         <w:gridCol w:w="2268"/>
         <w:gridCol w:w="1984"/>
         <w:gridCol w:w="2381"/>
-        <w:gridCol w:w="4021"/>
+        <w:gridCol w:w="3926"/>
       </w:tblGrid>
       <w:tr>
         <w:tblPrEx>
@@ -30849,7 +30635,7 @@
         </w:tc>
         <w:tc>
           <w:tcPr>
-            <w:tcW w:w="3402" w:type="dxa"/>
+            <w:tcW w:w="3926" w:type="dxa"/>
             <w:shd w:val="clear" w:color="auto" w:fill="1F4E79"/>
             <w:vAlign w:val="center"/>
           </w:tcPr>
@@ -30952,7 +30738,7 @@
         </w:tc>
         <w:tc>
           <w:tcPr>
-            <w:tcW w:w="3402" w:type="dxa"/>
+            <w:tcW w:w="3926" w:type="dxa"/>
             <w:vAlign w:val="center"/>
           </w:tcPr>
           <w:p>
@@ -31053,7 +30839,7 @@
         </w:tc>
         <w:tc>
           <w:tcPr>
-            <w:tcW w:w="3402" w:type="dxa"/>
+            <w:tcW w:w="3926" w:type="dxa"/>
             <w:vAlign w:val="center"/>
           </w:tcPr>
           <w:p>
@@ -31068,6 +30854,101 @@
                 <w:sz w:val="15"/>
               </w:rPr>
               <w:t>关联 work_orders.id</w:t>
+            </w:r>
+          </w:p>
+        </w:tc>
+      </w:tr>
+      <w:tr>
+        <w:tblPrEx>
+          <w:tblBorders>
+            <w:top w:val="single" w:color="BFBFBF" w:sz="4" w:space="0"/>
+            <w:left w:val="single" w:color="BFBFBF" w:sz="4" w:space="0"/>
+            <w:bottom w:val="single" w:color="BFBFBF" w:sz="4" w:space="0"/>
+            <w:right w:val="single" w:color="BFBFBF" w:sz="4" w:space="0"/>
+            <w:insideH w:val="single" w:color="BFBFBF" w:sz="4" w:space="0"/>
+            <w:insideV w:val="single" w:color="BFBFBF" w:sz="4" w:space="0"/>
+          </w:tblBorders>
+        </w:tblPrEx>
+        <w:trPr>
+          <w:jc w:val="center"/>
+        </w:trPr>
+        <w:tc>
+          <w:tcPr>
+            <w:tcW w:w="2268" w:type="dxa"/>
+            <w:vAlign w:val="center"/>
+          </w:tcPr>
+          <w:p>
+            <w:pPr>
+              <w:spacing w:after="0" w:line="240" w:lineRule="auto"/>
+              <w:jc w:val="left"/>
+            </w:pPr>
+            <w:r>
+              <w:rPr>
+                <w:rFonts w:ascii="微软雅黑" w:hAnsi="微软雅黑" w:eastAsia="微软雅黑"/>
+                <w:b w:val="0"/>
+                <w:sz w:val="15"/>
+              </w:rPr>
+              <w:t>batch_no</w:t>
+            </w:r>
+          </w:p>
+        </w:tc>
+        <w:tc>
+          <w:tcPr>
+            <w:tcW w:w="1984" w:type="dxa"/>
+            <w:vAlign w:val="center"/>
+          </w:tcPr>
+          <w:p>
+            <w:pPr>
+              <w:spacing w:after="0" w:line="240" w:lineRule="auto"/>
+              <w:jc w:val="left"/>
+            </w:pPr>
+            <w:r>
+              <w:rPr>
+                <w:rFonts w:ascii="微软雅黑" w:hAnsi="微软雅黑" w:eastAsia="微软雅黑"/>
+                <w:b w:val="0"/>
+                <w:sz w:val="15"/>
+              </w:rPr>
+              <w:t>生产批号</w:t>
+            </w:r>
+          </w:p>
+        </w:tc>
+        <w:tc>
+          <w:tcPr>
+            <w:tcW w:w="2381" w:type="dxa"/>
+            <w:vAlign w:val="center"/>
+          </w:tcPr>
+          <w:p>
+            <w:pPr>
+              <w:spacing w:after="0" w:line="240" w:lineRule="auto"/>
+              <w:jc w:val="left"/>
+            </w:pPr>
+            <w:r>
+              <w:rPr>
+                <w:rFonts w:ascii="微软雅黑" w:hAnsi="微软雅黑" w:eastAsia="微软雅黑"/>
+                <w:b w:val="0"/>
+                <w:sz w:val="15"/>
+              </w:rPr>
+              <w:t>VARCHAR(100) NOT NULL</w:t>
+            </w:r>
+          </w:p>
+        </w:tc>
+        <w:tc>
+          <w:tcPr>
+            <w:tcW w:w="3926" w:type="dxa"/>
+            <w:vAlign w:val="center"/>
+          </w:tcPr>
+          <w:p>
+            <w:pPr>
+              <w:spacing w:after="0" w:line="240" w:lineRule="auto"/>
+              <w:jc w:val="left"/>
+            </w:pPr>
+            <w:r>
+              <w:rPr>
+                <w:rFonts w:ascii="微软雅黑" w:hAnsi="微软雅黑" w:eastAsia="微软雅黑"/>
+                <w:b w:val="0"/>
+                <w:sz w:val="15"/>
+              </w:rPr>
+              <w:t>主批次号</w:t>
             </w:r>
           </w:p>
         </w:tc>
@@ -31108,7 +30989,7 @@
                 <w:b w:val="0"/>
                 <w:sz w:val="15"/>
               </w:rPr>
-              <w:t>batch_no</w:t>
+              <w:t>product_id</w:t>
             </w:r>
           </w:p>
         </w:tc>
@@ -31128,7 +31009,7 @@
                 <w:b w:val="0"/>
                 <w:sz w:val="15"/>
               </w:rPr>
-              <w:t>生产批号</w:t>
+              <w:t>产品ID</w:t>
             </w:r>
           </w:p>
         </w:tc>
@@ -31148,27 +31029,27 @@
                 <w:b w:val="0"/>
                 <w:sz w:val="15"/>
               </w:rPr>
-              <w:t>VARCHAR(100) NOT NULL</w:t>
-            </w:r>
-          </w:p>
-        </w:tc>
-        <w:tc>
-          <w:tcPr>
-            <w:tcW w:w="3402" w:type="dxa"/>
-            <w:vAlign w:val="center"/>
-          </w:tcPr>
-          <w:p>
-            <w:pPr>
-              <w:spacing w:after="0" w:line="240" w:lineRule="auto"/>
-              <w:jc w:val="left"/>
-            </w:pPr>
-            <w:r>
-              <w:rPr>
-                <w:rFonts w:ascii="微软雅黑" w:hAnsi="微软雅黑" w:eastAsia="微软雅黑"/>
-                <w:b w:val="0"/>
-                <w:sz w:val="15"/>
-              </w:rPr>
-              <w:t>主批次号</w:t>
+              <w:t>BIGINT FK NOT NULL</w:t>
+            </w:r>
+          </w:p>
+        </w:tc>
+        <w:tc>
+          <w:tcPr>
+            <w:tcW w:w="3926" w:type="dxa"/>
+            <w:vAlign w:val="center"/>
+          </w:tcPr>
+          <w:p>
+            <w:pPr>
+              <w:spacing w:after="0" w:line="240" w:lineRule="auto"/>
+              <w:jc w:val="left"/>
+            </w:pPr>
+            <w:r>
+              <w:rPr>
+                <w:rFonts w:ascii="微软雅黑" w:hAnsi="微软雅黑" w:eastAsia="微软雅黑"/>
+                <w:b w:val="0"/>
+                <w:sz w:val="15"/>
+              </w:rPr>
+              <w:t>关联 products.id</w:t>
             </w:r>
           </w:p>
         </w:tc>
@@ -31209,7 +31090,7 @@
                 <w:b w:val="0"/>
                 <w:sz w:val="15"/>
               </w:rPr>
-              <w:t>sub_batch_no</w:t>
+              <w:t>route_id</w:t>
             </w:r>
           </w:p>
         </w:tc>
@@ -31229,7 +31110,7 @@
                 <w:b w:val="0"/>
                 <w:sz w:val="15"/>
               </w:rPr>
-              <w:t>子批号</w:t>
+              <w:t>工艺路线ID</w:t>
             </w:r>
           </w:p>
         </w:tc>
@@ -31249,27 +31130,27 @@
                 <w:b w:val="0"/>
                 <w:sz w:val="15"/>
               </w:rPr>
-              <w:t>VARCHAR(100) NULL</w:t>
-            </w:r>
-          </w:p>
-        </w:tc>
-        <w:tc>
-          <w:tcPr>
-            <w:tcW w:w="3402" w:type="dxa"/>
-            <w:vAlign w:val="center"/>
-          </w:tcPr>
-          <w:p>
-            <w:pPr>
-              <w:spacing w:after="0" w:line="240" w:lineRule="auto"/>
-              <w:jc w:val="left"/>
-            </w:pPr>
-            <w:r>
-              <w:rPr>
-                <w:rFonts w:ascii="微软雅黑" w:hAnsi="微软雅黑" w:eastAsia="微软雅黑"/>
-                <w:b w:val="0"/>
-                <w:sz w:val="15"/>
-              </w:rPr>
-              <w:t>可选，拆批时使用</w:t>
+              <w:t>BIGINT FK NULL</w:t>
+            </w:r>
+          </w:p>
+        </w:tc>
+        <w:tc>
+          <w:tcPr>
+            <w:tcW w:w="3926" w:type="dxa"/>
+            <w:vAlign w:val="center"/>
+          </w:tcPr>
+          <w:p>
+            <w:pPr>
+              <w:spacing w:after="0" w:line="240" w:lineRule="auto"/>
+              <w:jc w:val="left"/>
+            </w:pPr>
+            <w:r>
+              <w:rPr>
+                <w:rFonts w:ascii="微软雅黑" w:hAnsi="微软雅黑" w:eastAsia="微软雅黑"/>
+                <w:b w:val="0"/>
+                <w:sz w:val="15"/>
+              </w:rPr>
+              <w:t>本批使用路线，关联 process_routes.id</w:t>
             </w:r>
           </w:p>
         </w:tc>
@@ -31310,7 +31191,7 @@
                 <w:b w:val="0"/>
                 <w:sz w:val="15"/>
               </w:rPr>
-              <w:t>product_id</w:t>
+              <w:t>batch_quantity</w:t>
             </w:r>
           </w:p>
         </w:tc>
@@ -31330,7 +31211,7 @@
                 <w:b w:val="0"/>
                 <w:sz w:val="15"/>
               </w:rPr>
-              <w:t>产品ID</w:t>
+              <w:t>生产数量</w:t>
             </w:r>
           </w:p>
         </w:tc>
@@ -31350,27 +31231,122 @@
                 <w:b w:val="0"/>
                 <w:sz w:val="15"/>
               </w:rPr>
-              <w:t>BIGINT FK NOT NULL</w:t>
-            </w:r>
-          </w:p>
-        </w:tc>
-        <w:tc>
-          <w:tcPr>
-            <w:tcW w:w="3402" w:type="dxa"/>
-            <w:vAlign w:val="center"/>
-          </w:tcPr>
-          <w:p>
-            <w:pPr>
-              <w:spacing w:after="0" w:line="240" w:lineRule="auto"/>
-              <w:jc w:val="left"/>
-            </w:pPr>
-            <w:r>
-              <w:rPr>
-                <w:rFonts w:ascii="微软雅黑" w:hAnsi="微软雅黑" w:eastAsia="微软雅黑"/>
-                <w:b w:val="0"/>
-                <w:sz w:val="15"/>
-              </w:rPr>
-              <w:t>关联 products.id</w:t>
+              <w:t>INT NOT NULL</w:t>
+            </w:r>
+          </w:p>
+        </w:tc>
+        <w:tc>
+          <w:tcPr>
+            <w:tcW w:w="3926" w:type="dxa"/>
+            <w:vAlign w:val="center"/>
+          </w:tcPr>
+          <w:p>
+            <w:pPr>
+              <w:spacing w:after="0" w:line="240" w:lineRule="auto"/>
+              <w:jc w:val="left"/>
+            </w:pPr>
+            <w:r>
+              <w:rPr>
+                <w:rFonts w:ascii="微软雅黑" w:hAnsi="微软雅黑" w:eastAsia="微软雅黑"/>
+                <w:b w:val="0"/>
+                <w:sz w:val="15"/>
+              </w:rPr>
+              <w:t>数量</w:t>
+            </w:r>
+          </w:p>
+        </w:tc>
+      </w:tr>
+      <w:tr>
+        <w:tblPrEx>
+          <w:tblBorders>
+            <w:top w:val="single" w:color="BFBFBF" w:sz="4" w:space="0"/>
+            <w:left w:val="single" w:color="BFBFBF" w:sz="4" w:space="0"/>
+            <w:bottom w:val="single" w:color="BFBFBF" w:sz="4" w:space="0"/>
+            <w:right w:val="single" w:color="BFBFBF" w:sz="4" w:space="0"/>
+            <w:insideH w:val="single" w:color="BFBFBF" w:sz="4" w:space="0"/>
+            <w:insideV w:val="single" w:color="BFBFBF" w:sz="4" w:space="0"/>
+          </w:tblBorders>
+        </w:tblPrEx>
+        <w:trPr>
+          <w:jc w:val="center"/>
+        </w:trPr>
+        <w:tc>
+          <w:tcPr>
+            <w:tcW w:w="2268" w:type="dxa"/>
+            <w:vAlign w:val="center"/>
+          </w:tcPr>
+          <w:p>
+            <w:pPr>
+              <w:spacing w:after="0" w:line="240" w:lineRule="auto"/>
+              <w:jc w:val="left"/>
+            </w:pPr>
+            <w:r>
+              <w:rPr>
+                <w:rFonts w:ascii="微软雅黑" w:hAnsi="微软雅黑" w:eastAsia="微软雅黑"/>
+                <w:b w:val="0"/>
+                <w:sz w:val="15"/>
+              </w:rPr>
+              <w:t>current_step_name</w:t>
+            </w:r>
+          </w:p>
+        </w:tc>
+        <w:tc>
+          <w:tcPr>
+            <w:tcW w:w="1984" w:type="dxa"/>
+            <w:vAlign w:val="center"/>
+          </w:tcPr>
+          <w:p>
+            <w:pPr>
+              <w:spacing w:after="0" w:line="240" w:lineRule="auto"/>
+              <w:jc w:val="left"/>
+            </w:pPr>
+            <w:r>
+              <w:rPr>
+                <w:rFonts w:ascii="微软雅黑" w:hAnsi="微软雅黑" w:eastAsia="微软雅黑"/>
+                <w:b w:val="0"/>
+                <w:sz w:val="15"/>
+              </w:rPr>
+              <w:t>当前工序</w:t>
+            </w:r>
+          </w:p>
+        </w:tc>
+        <w:tc>
+          <w:tcPr>
+            <w:tcW w:w="2381" w:type="dxa"/>
+            <w:vAlign w:val="center"/>
+          </w:tcPr>
+          <w:p>
+            <w:pPr>
+              <w:spacing w:after="0" w:line="240" w:lineRule="auto"/>
+              <w:jc w:val="left"/>
+            </w:pPr>
+            <w:r>
+              <w:rPr>
+                <w:rFonts w:ascii="微软雅黑" w:hAnsi="微软雅黑" w:eastAsia="微软雅黑"/>
+                <w:b w:val="0"/>
+                <w:sz w:val="15"/>
+              </w:rPr>
+              <w:t>VARCHAR(100) NULL</w:t>
+            </w:r>
+          </w:p>
+        </w:tc>
+        <w:tc>
+          <w:tcPr>
+            <w:tcW w:w="3926" w:type="dxa"/>
+            <w:vAlign w:val="center"/>
+          </w:tcPr>
+          <w:p>
+            <w:pPr>
+              <w:spacing w:after="0" w:line="240" w:lineRule="auto"/>
+              <w:jc w:val="left"/>
+            </w:pPr>
+            <w:r>
+              <w:rPr>
+                <w:rFonts w:ascii="微软雅黑" w:hAnsi="微软雅黑" w:eastAsia="微软雅黑"/>
+                <w:b w:val="0"/>
+                <w:sz w:val="15"/>
+              </w:rPr>
+              <w:t>便于列表显示</w:t>
             </w:r>
           </w:p>
         </w:tc>
@@ -31411,7 +31387,7 @@
                 <w:b w:val="0"/>
                 <w:sz w:val="15"/>
               </w:rPr>
-              <w:t>route_id</w:t>
+              <w:t>status</w:t>
             </w:r>
           </w:p>
         </w:tc>
@@ -31431,7 +31407,7 @@
                 <w:b w:val="0"/>
                 <w:sz w:val="15"/>
               </w:rPr>
-              <w:t>工艺路线ID</w:t>
+              <w:t>状态</w:t>
             </w:r>
           </w:p>
         </w:tc>
@@ -31451,27 +31427,27 @@
                 <w:b w:val="0"/>
                 <w:sz w:val="15"/>
               </w:rPr>
-              <w:t>BIGINT FK NULL</w:t>
-            </w:r>
-          </w:p>
-        </w:tc>
-        <w:tc>
-          <w:tcPr>
-            <w:tcW w:w="3402" w:type="dxa"/>
-            <w:vAlign w:val="center"/>
-          </w:tcPr>
-          <w:p>
-            <w:pPr>
-              <w:spacing w:after="0" w:line="240" w:lineRule="auto"/>
-              <w:jc w:val="left"/>
-            </w:pPr>
-            <w:r>
-              <w:rPr>
-                <w:rFonts w:ascii="微软雅黑" w:hAnsi="微软雅黑" w:eastAsia="微软雅黑"/>
-                <w:b w:val="0"/>
-                <w:sz w:val="15"/>
-              </w:rPr>
-              <w:t>本批使用路线，关联 process_routes.id</w:t>
+              <w:t>VARCHAR(50)</w:t>
+            </w:r>
+          </w:p>
+        </w:tc>
+        <w:tc>
+          <w:tcPr>
+            <w:tcW w:w="3926" w:type="dxa"/>
+            <w:vAlign w:val="center"/>
+          </w:tcPr>
+          <w:p>
+            <w:pPr>
+              <w:spacing w:after="0" w:line="240" w:lineRule="auto"/>
+              <w:jc w:val="left"/>
+            </w:pPr>
+            <w:r>
+              <w:rPr>
+                <w:rFonts w:ascii="微软雅黑" w:hAnsi="微软雅黑" w:eastAsia="微软雅黑"/>
+                <w:b w:val="0"/>
+                <w:sz w:val="15"/>
+              </w:rPr>
+              <w:t>pending/doing/inspection/rework/completed/closed</w:t>
             </w:r>
           </w:p>
         </w:tc>
@@ -31512,7 +31488,7 @@
                 <w:b w:val="0"/>
                 <w:sz w:val="15"/>
               </w:rPr>
-              <w:t>batch_quantity</w:t>
+              <w:t>started_at</w:t>
             </w:r>
           </w:p>
         </w:tc>
@@ -31532,7 +31508,7 @@
                 <w:b w:val="0"/>
                 <w:sz w:val="15"/>
               </w:rPr>
-              <w:t>生产数量</w:t>
+              <w:t>开始时间</w:t>
             </w:r>
           </w:p>
         </w:tc>
@@ -31552,27 +31528,27 @@
                 <w:b w:val="0"/>
                 <w:sz w:val="15"/>
               </w:rPr>
-              <w:t>INT NOT NULL</w:t>
-            </w:r>
-          </w:p>
-        </w:tc>
-        <w:tc>
-          <w:tcPr>
-            <w:tcW w:w="3402" w:type="dxa"/>
-            <w:vAlign w:val="center"/>
-          </w:tcPr>
-          <w:p>
-            <w:pPr>
-              <w:spacing w:after="0" w:line="240" w:lineRule="auto"/>
-              <w:jc w:val="left"/>
-            </w:pPr>
-            <w:r>
-              <w:rPr>
-                <w:rFonts w:ascii="微软雅黑" w:hAnsi="微软雅黑" w:eastAsia="微软雅黑"/>
-                <w:b w:val="0"/>
-                <w:sz w:val="15"/>
-              </w:rPr>
-              <w:t>数量</w:t>
+              <w:t>DATETIME NULL</w:t>
+            </w:r>
+          </w:p>
+        </w:tc>
+        <w:tc>
+          <w:tcPr>
+            <w:tcW w:w="3926" w:type="dxa"/>
+            <w:vAlign w:val="center"/>
+          </w:tcPr>
+          <w:p>
+            <w:pPr>
+              <w:spacing w:after="0" w:line="240" w:lineRule="auto"/>
+              <w:jc w:val="left"/>
+            </w:pPr>
+            <w:r>
+              <w:rPr>
+                <w:rFonts w:ascii="微软雅黑" w:hAnsi="微软雅黑" w:eastAsia="微软雅黑"/>
+                <w:b w:val="0"/>
+                <w:sz w:val="15"/>
+              </w:rPr>
+              <w:t>可选</w:t>
             </w:r>
           </w:p>
         </w:tc>
@@ -31613,7 +31589,7 @@
                 <w:b w:val="0"/>
                 <w:sz w:val="15"/>
               </w:rPr>
-              <w:t>current_step_name</w:t>
+              <w:t>completed_at</w:t>
             </w:r>
           </w:p>
         </w:tc>
@@ -31633,7 +31609,7 @@
                 <w:b w:val="0"/>
                 <w:sz w:val="15"/>
               </w:rPr>
-              <w:t>当前工序</w:t>
+              <w:t>完成时间</w:t>
             </w:r>
           </w:p>
         </w:tc>
@@ -31653,27 +31629,122 @@
                 <w:b w:val="0"/>
                 <w:sz w:val="15"/>
               </w:rPr>
-              <w:t>VARCHAR(100) NULL</w:t>
-            </w:r>
-          </w:p>
-        </w:tc>
-        <w:tc>
-          <w:tcPr>
-            <w:tcW w:w="3402" w:type="dxa"/>
-            <w:vAlign w:val="center"/>
-          </w:tcPr>
-          <w:p>
-            <w:pPr>
-              <w:spacing w:after="0" w:line="240" w:lineRule="auto"/>
-              <w:jc w:val="left"/>
-            </w:pPr>
-            <w:r>
-              <w:rPr>
-                <w:rFonts w:ascii="微软雅黑" w:hAnsi="微软雅黑" w:eastAsia="微软雅黑"/>
-                <w:b w:val="0"/>
-                <w:sz w:val="15"/>
-              </w:rPr>
-              <w:t>便于列表显示</w:t>
+              <w:t>DATETIME NULL</w:t>
+            </w:r>
+          </w:p>
+        </w:tc>
+        <w:tc>
+          <w:tcPr>
+            <w:tcW w:w="3926" w:type="dxa"/>
+            <w:vAlign w:val="center"/>
+          </w:tcPr>
+          <w:p>
+            <w:pPr>
+              <w:spacing w:after="0" w:line="240" w:lineRule="auto"/>
+              <w:jc w:val="left"/>
+            </w:pPr>
+            <w:r>
+              <w:rPr>
+                <w:rFonts w:ascii="微软雅黑" w:hAnsi="微软雅黑" w:eastAsia="微软雅黑"/>
+                <w:b w:val="0"/>
+                <w:sz w:val="15"/>
+              </w:rPr>
+              <w:t>可选</w:t>
+            </w:r>
+          </w:p>
+        </w:tc>
+      </w:tr>
+      <w:tr>
+        <w:tblPrEx>
+          <w:tblBorders>
+            <w:top w:val="single" w:color="BFBFBF" w:sz="4" w:space="0"/>
+            <w:left w:val="single" w:color="BFBFBF" w:sz="4" w:space="0"/>
+            <w:bottom w:val="single" w:color="BFBFBF" w:sz="4" w:space="0"/>
+            <w:right w:val="single" w:color="BFBFBF" w:sz="4" w:space="0"/>
+            <w:insideH w:val="single" w:color="BFBFBF" w:sz="4" w:space="0"/>
+            <w:insideV w:val="single" w:color="BFBFBF" w:sz="4" w:space="0"/>
+          </w:tblBorders>
+        </w:tblPrEx>
+        <w:trPr>
+          <w:jc w:val="center"/>
+        </w:trPr>
+        <w:tc>
+          <w:tcPr>
+            <w:tcW w:w="2268" w:type="dxa"/>
+            <w:vAlign w:val="center"/>
+          </w:tcPr>
+          <w:p>
+            <w:pPr>
+              <w:spacing w:after="0" w:line="240" w:lineRule="auto"/>
+              <w:jc w:val="left"/>
+            </w:pPr>
+            <w:r>
+              <w:rPr>
+                <w:rFonts w:ascii="微软雅黑" w:hAnsi="微软雅黑" w:eastAsia="微软雅黑"/>
+                <w:b w:val="0"/>
+                <w:sz w:val="15"/>
+              </w:rPr>
+              <w:t>remark</w:t>
+            </w:r>
+          </w:p>
+        </w:tc>
+        <w:tc>
+          <w:tcPr>
+            <w:tcW w:w="1984" w:type="dxa"/>
+            <w:vAlign w:val="center"/>
+          </w:tcPr>
+          <w:p>
+            <w:pPr>
+              <w:spacing w:after="0" w:line="240" w:lineRule="auto"/>
+              <w:jc w:val="left"/>
+            </w:pPr>
+            <w:r>
+              <w:rPr>
+                <w:rFonts w:ascii="微软雅黑" w:hAnsi="微软雅黑" w:eastAsia="微软雅黑"/>
+                <w:b w:val="0"/>
+                <w:sz w:val="15"/>
+              </w:rPr>
+              <w:t>备注</w:t>
+            </w:r>
+          </w:p>
+        </w:tc>
+        <w:tc>
+          <w:tcPr>
+            <w:tcW w:w="2381" w:type="dxa"/>
+            <w:vAlign w:val="center"/>
+          </w:tcPr>
+          <w:p>
+            <w:pPr>
+              <w:spacing w:after="0" w:line="240" w:lineRule="auto"/>
+              <w:jc w:val="left"/>
+            </w:pPr>
+            <w:r>
+              <w:rPr>
+                <w:rFonts w:ascii="微软雅黑" w:hAnsi="微软雅黑" w:eastAsia="微软雅黑"/>
+                <w:b w:val="0"/>
+                <w:sz w:val="15"/>
+              </w:rPr>
+              <w:t>TEXT NULL</w:t>
+            </w:r>
+          </w:p>
+        </w:tc>
+        <w:tc>
+          <w:tcPr>
+            <w:tcW w:w="3926" w:type="dxa"/>
+            <w:vAlign w:val="center"/>
+          </w:tcPr>
+          <w:p>
+            <w:pPr>
+              <w:spacing w:after="0" w:line="240" w:lineRule="auto"/>
+              <w:jc w:val="left"/>
+            </w:pPr>
+            <w:r>
+              <w:rPr>
+                <w:rFonts w:ascii="微软雅黑" w:hAnsi="微软雅黑" w:eastAsia="微软雅黑"/>
+                <w:b w:val="0"/>
+                <w:sz w:val="15"/>
+              </w:rPr>
+              <w:t>说明</w:t>
             </w:r>
           </w:p>
         </w:tc>
@@ -31714,7 +31785,7 @@
                 <w:b w:val="0"/>
                 <w:sz w:val="15"/>
               </w:rPr>
-              <w:t>status</w:t>
+              <w:t>created_by</w:t>
             </w:r>
           </w:p>
         </w:tc>
@@ -31734,7 +31805,7 @@
                 <w:b w:val="0"/>
                 <w:sz w:val="15"/>
               </w:rPr>
-              <w:t>状态</w:t>
+              <w:t>创建人ID</w:t>
             </w:r>
           </w:p>
         </w:tc>
@@ -31754,27 +31825,27 @@
                 <w:b w:val="0"/>
                 <w:sz w:val="15"/>
               </w:rPr>
-              <w:t>VARCHAR(50)</w:t>
-            </w:r>
-          </w:p>
-        </w:tc>
-        <w:tc>
-          <w:tcPr>
-            <w:tcW w:w="3402" w:type="dxa"/>
-            <w:vAlign w:val="center"/>
-          </w:tcPr>
-          <w:p>
-            <w:pPr>
-              <w:spacing w:after="0" w:line="240" w:lineRule="auto"/>
-              <w:jc w:val="left"/>
-            </w:pPr>
-            <w:r>
-              <w:rPr>
-                <w:rFonts w:ascii="微软雅黑" w:hAnsi="微软雅黑" w:eastAsia="微软雅黑"/>
-                <w:b w:val="0"/>
-                <w:sz w:val="15"/>
-              </w:rPr>
-              <w:t>pending/doing/inspection/rework/completed/closed</w:t>
+              <w:t>BIGINT FK NULL</w:t>
+            </w:r>
+          </w:p>
+        </w:tc>
+        <w:tc>
+          <w:tcPr>
+            <w:tcW w:w="3926" w:type="dxa"/>
+            <w:vAlign w:val="center"/>
+          </w:tcPr>
+          <w:p>
+            <w:pPr>
+              <w:spacing w:after="0" w:line="240" w:lineRule="auto"/>
+              <w:jc w:val="left"/>
+            </w:pPr>
+            <w:r>
+              <w:rPr>
+                <w:rFonts w:ascii="微软雅黑" w:hAnsi="微软雅黑" w:eastAsia="微软雅黑"/>
+                <w:b w:val="0"/>
+                <w:sz w:val="15"/>
+              </w:rPr>
+              <w:t>关联 users.id，记录创建人</w:t>
             </w:r>
           </w:p>
         </w:tc>
@@ -31815,7 +31886,7 @@
                 <w:b w:val="0"/>
                 <w:sz w:val="15"/>
               </w:rPr>
-              <w:t>started_at</w:t>
+              <w:t>created_at</w:t>
             </w:r>
           </w:p>
         </w:tc>
@@ -31835,7 +31906,7 @@
                 <w:b w:val="0"/>
                 <w:sz w:val="15"/>
               </w:rPr>
-              <w:t>开始时间</w:t>
+              <w:t>创建时间</w:t>
             </w:r>
           </w:p>
         </w:tc>
@@ -31855,27 +31926,27 @@
                 <w:b w:val="0"/>
                 <w:sz w:val="15"/>
               </w:rPr>
-              <w:t>DATETIME NULL</w:t>
-            </w:r>
-          </w:p>
-        </w:tc>
-        <w:tc>
-          <w:tcPr>
-            <w:tcW w:w="3402" w:type="dxa"/>
-            <w:vAlign w:val="center"/>
-          </w:tcPr>
-          <w:p>
-            <w:pPr>
-              <w:spacing w:after="0" w:line="240" w:lineRule="auto"/>
-              <w:jc w:val="left"/>
-            </w:pPr>
-            <w:r>
-              <w:rPr>
-                <w:rFonts w:ascii="微软雅黑" w:hAnsi="微软雅黑" w:eastAsia="微软雅黑"/>
-                <w:b w:val="0"/>
-                <w:sz w:val="15"/>
-              </w:rPr>
-              <w:t>可选</w:t>
+              <w:t>DATETIME NOT NULL</w:t>
+            </w:r>
+          </w:p>
+        </w:tc>
+        <w:tc>
+          <w:tcPr>
+            <w:tcW w:w="3926" w:type="dxa"/>
+            <w:vAlign w:val="center"/>
+          </w:tcPr>
+          <w:p>
+            <w:pPr>
+              <w:spacing w:after="0" w:line="240" w:lineRule="auto"/>
+              <w:jc w:val="left"/>
+            </w:pPr>
+            <w:r>
+              <w:rPr>
+                <w:rFonts w:ascii="微软雅黑" w:hAnsi="微软雅黑" w:eastAsia="微软雅黑"/>
+                <w:b w:val="0"/>
+                <w:sz w:val="15"/>
+              </w:rPr>
+              <w:t>默认当前时间</w:t>
             </w:r>
           </w:p>
         </w:tc>
@@ -31916,7 +31987,7 @@
                 <w:b w:val="0"/>
                 <w:sz w:val="15"/>
               </w:rPr>
-              <w:t>completed_at</w:t>
+              <w:t>updated_by</w:t>
             </w:r>
           </w:p>
         </w:tc>
@@ -31936,7 +32007,7 @@
                 <w:b w:val="0"/>
                 <w:sz w:val="15"/>
               </w:rPr>
-              <w:t>完成时间</w:t>
+              <w:t>更新人ID</w:t>
             </w:r>
           </w:p>
         </w:tc>
@@ -31956,27 +32027,122 @@
                 <w:b w:val="0"/>
                 <w:sz w:val="15"/>
               </w:rPr>
+              <w:t>BIGINT FK NULL</w:t>
+            </w:r>
+          </w:p>
+        </w:tc>
+        <w:tc>
+          <w:tcPr>
+            <w:tcW w:w="3926" w:type="dxa"/>
+            <w:vAlign w:val="center"/>
+          </w:tcPr>
+          <w:p>
+            <w:pPr>
+              <w:spacing w:after="0" w:line="240" w:lineRule="auto"/>
+              <w:jc w:val="left"/>
+            </w:pPr>
+            <w:r>
+              <w:rPr>
+                <w:rFonts w:ascii="微软雅黑" w:hAnsi="微软雅黑" w:eastAsia="微软雅黑"/>
+                <w:b w:val="0"/>
+                <w:sz w:val="15"/>
+              </w:rPr>
+              <w:t>关联 users.id，记录最后修改人</w:t>
+            </w:r>
+          </w:p>
+        </w:tc>
+      </w:tr>
+      <w:tr>
+        <w:tblPrEx>
+          <w:tblBorders>
+            <w:top w:val="single" w:color="BFBFBF" w:sz="4" w:space="0"/>
+            <w:left w:val="single" w:color="BFBFBF" w:sz="4" w:space="0"/>
+            <w:bottom w:val="single" w:color="BFBFBF" w:sz="4" w:space="0"/>
+            <w:right w:val="single" w:color="BFBFBF" w:sz="4" w:space="0"/>
+            <w:insideH w:val="single" w:color="BFBFBF" w:sz="4" w:space="0"/>
+            <w:insideV w:val="single" w:color="BFBFBF" w:sz="4" w:space="0"/>
+          </w:tblBorders>
+        </w:tblPrEx>
+        <w:trPr>
+          <w:jc w:val="center"/>
+        </w:trPr>
+        <w:tc>
+          <w:tcPr>
+            <w:tcW w:w="2268" w:type="dxa"/>
+            <w:vAlign w:val="center"/>
+          </w:tcPr>
+          <w:p>
+            <w:pPr>
+              <w:spacing w:after="0" w:line="240" w:lineRule="auto"/>
+              <w:jc w:val="left"/>
+            </w:pPr>
+            <w:r>
+              <w:rPr>
+                <w:rFonts w:ascii="微软雅黑" w:hAnsi="微软雅黑" w:eastAsia="微软雅黑"/>
+                <w:b w:val="0"/>
+                <w:sz w:val="15"/>
+              </w:rPr>
+              <w:t>updated_at</w:t>
+            </w:r>
+          </w:p>
+        </w:tc>
+        <w:tc>
+          <w:tcPr>
+            <w:tcW w:w="1984" w:type="dxa"/>
+            <w:vAlign w:val="center"/>
+          </w:tcPr>
+          <w:p>
+            <w:pPr>
+              <w:spacing w:after="0" w:line="240" w:lineRule="auto"/>
+              <w:jc w:val="left"/>
+            </w:pPr>
+            <w:r>
+              <w:rPr>
+                <w:rFonts w:ascii="微软雅黑" w:hAnsi="微软雅黑" w:eastAsia="微软雅黑"/>
+                <w:b w:val="0"/>
+                <w:sz w:val="15"/>
+              </w:rPr>
+              <w:t>更新时间</w:t>
+            </w:r>
+          </w:p>
+        </w:tc>
+        <w:tc>
+          <w:tcPr>
+            <w:tcW w:w="2381" w:type="dxa"/>
+            <w:vAlign w:val="center"/>
+          </w:tcPr>
+          <w:p>
+            <w:pPr>
+              <w:spacing w:after="0" w:line="240" w:lineRule="auto"/>
+              <w:jc w:val="left"/>
+            </w:pPr>
+            <w:r>
+              <w:rPr>
+                <w:rFonts w:ascii="微软雅黑" w:hAnsi="微软雅黑" w:eastAsia="微软雅黑"/>
+                <w:b w:val="0"/>
+                <w:sz w:val="15"/>
+              </w:rPr>
               <w:t>DATETIME NULL</w:t>
             </w:r>
           </w:p>
         </w:tc>
         <w:tc>
           <w:tcPr>
-            <w:tcW w:w="3402" w:type="dxa"/>
-            <w:vAlign w:val="center"/>
-          </w:tcPr>
-          <w:p>
-            <w:pPr>
-              <w:spacing w:after="0" w:line="240" w:lineRule="auto"/>
-              <w:jc w:val="left"/>
-            </w:pPr>
-            <w:r>
-              <w:rPr>
-                <w:rFonts w:ascii="微软雅黑" w:hAnsi="微软雅黑" w:eastAsia="微软雅黑"/>
-                <w:b w:val="0"/>
-                <w:sz w:val="15"/>
-              </w:rPr>
-              <w:t>可选</w:t>
+            <w:tcW w:w="3926" w:type="dxa"/>
+            <w:vAlign w:val="center"/>
+          </w:tcPr>
+          <w:p>
+            <w:pPr>
+              <w:spacing w:after="0" w:line="240" w:lineRule="auto"/>
+              <w:jc w:val="left"/>
+            </w:pPr>
+            <w:r>
+              <w:rPr>
+                <w:rFonts w:ascii="微软雅黑" w:hAnsi="微软雅黑" w:eastAsia="微软雅黑"/>
+                <w:b w:val="0"/>
+                <w:sz w:val="15"/>
+              </w:rPr>
+              <w:t>最后修改时间</w:t>
             </w:r>
           </w:p>
         </w:tc>
@@ -32017,7 +32183,7 @@
                 <w:b w:val="0"/>
                 <w:sz w:val="15"/>
               </w:rPr>
-              <w:t>remark</w:t>
+              <w:t>is_deleted</w:t>
             </w:r>
           </w:p>
         </w:tc>
@@ -32037,7 +32203,7 @@
                 <w:b w:val="0"/>
                 <w:sz w:val="15"/>
               </w:rPr>
-              <w:t>备注</w:t>
+              <w:t>是否删除</w:t>
             </w:r>
           </w:p>
         </w:tc>
@@ -32057,27 +32223,27 @@
                 <w:b w:val="0"/>
                 <w:sz w:val="15"/>
               </w:rPr>
-              <w:t>TEXT NULL</w:t>
-            </w:r>
-          </w:p>
-        </w:tc>
-        <w:tc>
-          <w:tcPr>
-            <w:tcW w:w="3402" w:type="dxa"/>
-            <w:vAlign w:val="center"/>
-          </w:tcPr>
-          <w:p>
-            <w:pPr>
-              <w:spacing w:after="0" w:line="240" w:lineRule="auto"/>
-              <w:jc w:val="left"/>
-            </w:pPr>
-            <w:r>
-              <w:rPr>
-                <w:rFonts w:ascii="微软雅黑" w:hAnsi="微软雅黑" w:eastAsia="微软雅黑"/>
-                <w:b w:val="0"/>
-                <w:sz w:val="15"/>
-              </w:rPr>
-              <w:t>说明</w:t>
+              <w:t>TINYINT DEFAULT 0</w:t>
+            </w:r>
+          </w:p>
+        </w:tc>
+        <w:tc>
+          <w:tcPr>
+            <w:tcW w:w="3926" w:type="dxa"/>
+            <w:vAlign w:val="center"/>
+          </w:tcPr>
+          <w:p>
+            <w:pPr>
+              <w:spacing w:after="0" w:line="240" w:lineRule="auto"/>
+              <w:jc w:val="left"/>
+            </w:pPr>
+            <w:r>
+              <w:rPr>
+                <w:rFonts w:ascii="微软雅黑" w:hAnsi="微软雅黑" w:eastAsia="微软雅黑"/>
+                <w:b w:val="0"/>
+                <w:sz w:val="15"/>
+              </w:rPr>
+              <w:t>软删除标记：0未删除，1已删除</w:t>
             </w:r>
           </w:p>
         </w:tc>
@@ -32118,7 +32284,7 @@
                 <w:b w:val="0"/>
                 <w:sz w:val="15"/>
               </w:rPr>
-              <w:t>created_by</w:t>
+              <w:t>deleted_by</w:t>
             </w:r>
           </w:p>
         </w:tc>
@@ -32138,7 +32304,7 @@
                 <w:b w:val="0"/>
                 <w:sz w:val="15"/>
               </w:rPr>
-              <w:t>创建人ID</w:t>
+              <w:t>删除人ID</w:t>
             </w:r>
           </w:p>
         </w:tc>
@@ -32164,21 +32330,21 @@
         </w:tc>
         <w:tc>
           <w:tcPr>
-            <w:tcW w:w="3402" w:type="dxa"/>
-            <w:vAlign w:val="center"/>
-          </w:tcPr>
-          <w:p>
-            <w:pPr>
-              <w:spacing w:after="0" w:line="240" w:lineRule="auto"/>
-              <w:jc w:val="left"/>
-            </w:pPr>
-            <w:r>
-              <w:rPr>
-                <w:rFonts w:ascii="微软雅黑" w:hAnsi="微软雅黑" w:eastAsia="微软雅黑"/>
-                <w:b w:val="0"/>
-                <w:sz w:val="15"/>
-              </w:rPr>
-              <w:t>关联 users.id，记录创建人</w:t>
+            <w:tcW w:w="3926" w:type="dxa"/>
+            <w:vAlign w:val="center"/>
+          </w:tcPr>
+          <w:p>
+            <w:pPr>
+              <w:spacing w:after="0" w:line="240" w:lineRule="auto"/>
+              <w:jc w:val="left"/>
+            </w:pPr>
+            <w:r>
+              <w:rPr>
+                <w:rFonts w:ascii="微软雅黑" w:hAnsi="微软雅黑" w:eastAsia="微软雅黑"/>
+                <w:b w:val="0"/>
+                <w:sz w:val="15"/>
+              </w:rPr>
+              <w:t>关联 users.id，软删除人</w:t>
             </w:r>
           </w:p>
         </w:tc>
@@ -32219,7 +32385,7 @@
                 <w:b w:val="0"/>
                 <w:sz w:val="15"/>
               </w:rPr>
-              <w:t>created_at</w:t>
+              <w:t>deleted_at</w:t>
             </w:r>
           </w:p>
         </w:tc>
@@ -32239,7 +32405,7 @@
                 <w:b w:val="0"/>
                 <w:sz w:val="15"/>
               </w:rPr>
-              <w:t>创建时间</w:t>
+              <w:t>删除时间</w:t>
             </w:r>
           </w:p>
         </w:tc>
@@ -32259,518 +32425,13 @@
                 <w:b w:val="0"/>
                 <w:sz w:val="15"/>
               </w:rPr>
-              <w:t>DATETIME NOT NULL</w:t>
-            </w:r>
-          </w:p>
-        </w:tc>
-        <w:tc>
-          <w:tcPr>
-            <w:tcW w:w="3402" w:type="dxa"/>
-            <w:vAlign w:val="center"/>
-          </w:tcPr>
-          <w:p>
-            <w:pPr>
-              <w:spacing w:after="0" w:line="240" w:lineRule="auto"/>
-              <w:jc w:val="left"/>
-            </w:pPr>
-            <w:r>
-              <w:rPr>
-                <w:rFonts w:ascii="微软雅黑" w:hAnsi="微软雅黑" w:eastAsia="微软雅黑"/>
-                <w:b w:val="0"/>
-                <w:sz w:val="15"/>
-              </w:rPr>
-              <w:t>默认当前时间</w:t>
-            </w:r>
-          </w:p>
-        </w:tc>
-      </w:tr>
-      <w:tr>
-        <w:tblPrEx>
-          <w:tblBorders>
-            <w:top w:val="single" w:color="BFBFBF" w:sz="4" w:space="0"/>
-            <w:left w:val="single" w:color="BFBFBF" w:sz="4" w:space="0"/>
-            <w:bottom w:val="single" w:color="BFBFBF" w:sz="4" w:space="0"/>
-            <w:right w:val="single" w:color="BFBFBF" w:sz="4" w:space="0"/>
-            <w:insideH w:val="single" w:color="BFBFBF" w:sz="4" w:space="0"/>
-            <w:insideV w:val="single" w:color="BFBFBF" w:sz="4" w:space="0"/>
-          </w:tblBorders>
-          <w:tblCellMar>
-            <w:top w:w="0" w:type="dxa"/>
-            <w:left w:w="108" w:type="dxa"/>
-            <w:bottom w:w="0" w:type="dxa"/>
-            <w:right w:w="108" w:type="dxa"/>
-          </w:tblCellMar>
-        </w:tblPrEx>
-        <w:trPr>
-          <w:jc w:val="center"/>
-        </w:trPr>
-        <w:tc>
-          <w:tcPr>
-            <w:tcW w:w="2268" w:type="dxa"/>
-            <w:vAlign w:val="center"/>
-          </w:tcPr>
-          <w:p>
-            <w:pPr>
-              <w:spacing w:after="0" w:line="240" w:lineRule="auto"/>
-              <w:jc w:val="left"/>
-            </w:pPr>
-            <w:r>
-              <w:rPr>
-                <w:rFonts w:ascii="微软雅黑" w:hAnsi="微软雅黑" w:eastAsia="微软雅黑"/>
-                <w:b w:val="0"/>
-                <w:sz w:val="15"/>
-              </w:rPr>
-              <w:t>updated_by</w:t>
-            </w:r>
-          </w:p>
-        </w:tc>
-        <w:tc>
-          <w:tcPr>
-            <w:tcW w:w="1984" w:type="dxa"/>
-            <w:vAlign w:val="center"/>
-          </w:tcPr>
-          <w:p>
-            <w:pPr>
-              <w:spacing w:after="0" w:line="240" w:lineRule="auto"/>
-              <w:jc w:val="left"/>
-            </w:pPr>
-            <w:r>
-              <w:rPr>
-                <w:rFonts w:ascii="微软雅黑" w:hAnsi="微软雅黑" w:eastAsia="微软雅黑"/>
-                <w:b w:val="0"/>
-                <w:sz w:val="15"/>
-              </w:rPr>
-              <w:t>更新人ID</w:t>
-            </w:r>
-          </w:p>
-        </w:tc>
-        <w:tc>
-          <w:tcPr>
-            <w:tcW w:w="2381" w:type="dxa"/>
-            <w:vAlign w:val="center"/>
-          </w:tcPr>
-          <w:p>
-            <w:pPr>
-              <w:spacing w:after="0" w:line="240" w:lineRule="auto"/>
-              <w:jc w:val="left"/>
-            </w:pPr>
-            <w:r>
-              <w:rPr>
-                <w:rFonts w:ascii="微软雅黑" w:hAnsi="微软雅黑" w:eastAsia="微软雅黑"/>
-                <w:b w:val="0"/>
-                <w:sz w:val="15"/>
-              </w:rPr>
-              <w:t>BIGINT FK NULL</w:t>
-            </w:r>
-          </w:p>
-        </w:tc>
-        <w:tc>
-          <w:tcPr>
-            <w:tcW w:w="3402" w:type="dxa"/>
-            <w:vAlign w:val="center"/>
-          </w:tcPr>
-          <w:p>
-            <w:pPr>
-              <w:spacing w:after="0" w:line="240" w:lineRule="auto"/>
-              <w:jc w:val="left"/>
-            </w:pPr>
-            <w:r>
-              <w:rPr>
-                <w:rFonts w:ascii="微软雅黑" w:hAnsi="微软雅黑" w:eastAsia="微软雅黑"/>
-                <w:b w:val="0"/>
-                <w:sz w:val="15"/>
-              </w:rPr>
-              <w:t>关联 users.id，记录最后修改人</w:t>
-            </w:r>
-          </w:p>
-        </w:tc>
-      </w:tr>
-      <w:tr>
-        <w:tblPrEx>
-          <w:tblBorders>
-            <w:top w:val="single" w:color="BFBFBF" w:sz="4" w:space="0"/>
-            <w:left w:val="single" w:color="BFBFBF" w:sz="4" w:space="0"/>
-            <w:bottom w:val="single" w:color="BFBFBF" w:sz="4" w:space="0"/>
-            <w:right w:val="single" w:color="BFBFBF" w:sz="4" w:space="0"/>
-            <w:insideH w:val="single" w:color="BFBFBF" w:sz="4" w:space="0"/>
-            <w:insideV w:val="single" w:color="BFBFBF" w:sz="4" w:space="0"/>
-          </w:tblBorders>
-          <w:tblCellMar>
-            <w:top w:w="0" w:type="dxa"/>
-            <w:left w:w="108" w:type="dxa"/>
-            <w:bottom w:w="0" w:type="dxa"/>
-            <w:right w:w="108" w:type="dxa"/>
-          </w:tblCellMar>
-        </w:tblPrEx>
-        <w:trPr>
-          <w:jc w:val="center"/>
-        </w:trPr>
-        <w:tc>
-          <w:tcPr>
-            <w:tcW w:w="2268" w:type="dxa"/>
-            <w:vAlign w:val="center"/>
-          </w:tcPr>
-          <w:p>
-            <w:pPr>
-              <w:spacing w:after="0" w:line="240" w:lineRule="auto"/>
-              <w:jc w:val="left"/>
-            </w:pPr>
-            <w:r>
-              <w:rPr>
-                <w:rFonts w:ascii="微软雅黑" w:hAnsi="微软雅黑" w:eastAsia="微软雅黑"/>
-                <w:b w:val="0"/>
-                <w:sz w:val="15"/>
-              </w:rPr>
-              <w:t>updated_at</w:t>
-            </w:r>
-          </w:p>
-        </w:tc>
-        <w:tc>
-          <w:tcPr>
-            <w:tcW w:w="1984" w:type="dxa"/>
-            <w:vAlign w:val="center"/>
-          </w:tcPr>
-          <w:p>
-            <w:pPr>
-              <w:spacing w:after="0" w:line="240" w:lineRule="auto"/>
-              <w:jc w:val="left"/>
-            </w:pPr>
-            <w:r>
-              <w:rPr>
-                <w:rFonts w:ascii="微软雅黑" w:hAnsi="微软雅黑" w:eastAsia="微软雅黑"/>
-                <w:b w:val="0"/>
-                <w:sz w:val="15"/>
-              </w:rPr>
-              <w:t>更新时间</w:t>
-            </w:r>
-          </w:p>
-        </w:tc>
-        <w:tc>
-          <w:tcPr>
-            <w:tcW w:w="2381" w:type="dxa"/>
-            <w:vAlign w:val="center"/>
-          </w:tcPr>
-          <w:p>
-            <w:pPr>
-              <w:spacing w:after="0" w:line="240" w:lineRule="auto"/>
-              <w:jc w:val="left"/>
-            </w:pPr>
-            <w:r>
-              <w:rPr>
-                <w:rFonts w:ascii="微软雅黑" w:hAnsi="微软雅黑" w:eastAsia="微软雅黑"/>
-                <w:b w:val="0"/>
-                <w:sz w:val="15"/>
-              </w:rPr>
               <w:t>DATETIME NULL</w:t>
             </w:r>
           </w:p>
         </w:tc>
         <w:tc>
           <w:tcPr>
-            <w:tcW w:w="3402" w:type="dxa"/>
-            <w:vAlign w:val="center"/>
-          </w:tcPr>
-          <w:p>
-            <w:pPr>
-              <w:spacing w:after="0" w:line="240" w:lineRule="auto"/>
-              <w:jc w:val="left"/>
-            </w:pPr>
-            <w:r>
-              <w:rPr>
-                <w:rFonts w:ascii="微软雅黑" w:hAnsi="微软雅黑" w:eastAsia="微软雅黑"/>
-                <w:b w:val="0"/>
-                <w:sz w:val="15"/>
-              </w:rPr>
-              <w:t>最后修改时间</w:t>
-            </w:r>
-          </w:p>
-        </w:tc>
-      </w:tr>
-      <w:tr>
-        <w:tblPrEx>
-          <w:tblBorders>
-            <w:top w:val="single" w:color="BFBFBF" w:sz="4" w:space="0"/>
-            <w:left w:val="single" w:color="BFBFBF" w:sz="4" w:space="0"/>
-            <w:bottom w:val="single" w:color="BFBFBF" w:sz="4" w:space="0"/>
-            <w:right w:val="single" w:color="BFBFBF" w:sz="4" w:space="0"/>
-            <w:insideH w:val="single" w:color="BFBFBF" w:sz="4" w:space="0"/>
-            <w:insideV w:val="single" w:color="BFBFBF" w:sz="4" w:space="0"/>
-          </w:tblBorders>
-          <w:tblCellMar>
-            <w:top w:w="0" w:type="dxa"/>
-            <w:left w:w="108" w:type="dxa"/>
-            <w:bottom w:w="0" w:type="dxa"/>
-            <w:right w:w="108" w:type="dxa"/>
-          </w:tblCellMar>
-        </w:tblPrEx>
-        <w:trPr>
-          <w:jc w:val="center"/>
-        </w:trPr>
-        <w:tc>
-          <w:tcPr>
-            <w:tcW w:w="2268" w:type="dxa"/>
-            <w:vAlign w:val="center"/>
-          </w:tcPr>
-          <w:p>
-            <w:pPr>
-              <w:spacing w:after="0" w:line="240" w:lineRule="auto"/>
-              <w:jc w:val="left"/>
-            </w:pPr>
-            <w:r>
-              <w:rPr>
-                <w:rFonts w:ascii="微软雅黑" w:hAnsi="微软雅黑" w:eastAsia="微软雅黑"/>
-                <w:b w:val="0"/>
-                <w:sz w:val="15"/>
-              </w:rPr>
-              <w:t>is_deleted</w:t>
-            </w:r>
-          </w:p>
-        </w:tc>
-        <w:tc>
-          <w:tcPr>
-            <w:tcW w:w="1984" w:type="dxa"/>
-            <w:vAlign w:val="center"/>
-          </w:tcPr>
-          <w:p>
-            <w:pPr>
-              <w:spacing w:after="0" w:line="240" w:lineRule="auto"/>
-              <w:jc w:val="left"/>
-            </w:pPr>
-            <w:r>
-              <w:rPr>
-                <w:rFonts w:ascii="微软雅黑" w:hAnsi="微软雅黑" w:eastAsia="微软雅黑"/>
-                <w:b w:val="0"/>
-                <w:sz w:val="15"/>
-              </w:rPr>
-              <w:t>是否删除</w:t>
-            </w:r>
-          </w:p>
-        </w:tc>
-        <w:tc>
-          <w:tcPr>
-            <w:tcW w:w="2381" w:type="dxa"/>
-            <w:vAlign w:val="center"/>
-          </w:tcPr>
-          <w:p>
-            <w:pPr>
-              <w:spacing w:after="0" w:line="240" w:lineRule="auto"/>
-              <w:jc w:val="left"/>
-            </w:pPr>
-            <w:r>
-              <w:rPr>
-                <w:rFonts w:ascii="微软雅黑" w:hAnsi="微软雅黑" w:eastAsia="微软雅黑"/>
-                <w:b w:val="0"/>
-                <w:sz w:val="15"/>
-              </w:rPr>
-              <w:t>TINYINT DEFAULT 0</w:t>
-            </w:r>
-          </w:p>
-        </w:tc>
-        <w:tc>
-          <w:tcPr>
-            <w:tcW w:w="3402" w:type="dxa"/>
-            <w:vAlign w:val="center"/>
-          </w:tcPr>
-          <w:p>
-            <w:pPr>
-              <w:spacing w:after="0" w:line="240" w:lineRule="auto"/>
-              <w:jc w:val="left"/>
-            </w:pPr>
-            <w:r>
-              <w:rPr>
-                <w:rFonts w:ascii="微软雅黑" w:hAnsi="微软雅黑" w:eastAsia="微软雅黑"/>
-                <w:b w:val="0"/>
-                <w:sz w:val="15"/>
-              </w:rPr>
-              <w:t>软删除标记：0未删除，1已删除</w:t>
-            </w:r>
-          </w:p>
-        </w:tc>
-      </w:tr>
-      <w:tr>
-        <w:tblPrEx>
-          <w:tblBorders>
-            <w:top w:val="single" w:color="BFBFBF" w:sz="4" w:space="0"/>
-            <w:left w:val="single" w:color="BFBFBF" w:sz="4" w:space="0"/>
-            <w:bottom w:val="single" w:color="BFBFBF" w:sz="4" w:space="0"/>
-            <w:right w:val="single" w:color="BFBFBF" w:sz="4" w:space="0"/>
-            <w:insideH w:val="single" w:color="BFBFBF" w:sz="4" w:space="0"/>
-            <w:insideV w:val="single" w:color="BFBFBF" w:sz="4" w:space="0"/>
-          </w:tblBorders>
-          <w:tblCellMar>
-            <w:top w:w="0" w:type="dxa"/>
-            <w:left w:w="108" w:type="dxa"/>
-            <w:bottom w:w="0" w:type="dxa"/>
-            <w:right w:w="108" w:type="dxa"/>
-          </w:tblCellMar>
-        </w:tblPrEx>
-        <w:trPr>
-          <w:jc w:val="center"/>
-        </w:trPr>
-        <w:tc>
-          <w:tcPr>
-            <w:tcW w:w="2268" w:type="dxa"/>
-            <w:vAlign w:val="center"/>
-          </w:tcPr>
-          <w:p>
-            <w:pPr>
-              <w:spacing w:after="0" w:line="240" w:lineRule="auto"/>
-              <w:jc w:val="left"/>
-            </w:pPr>
-            <w:r>
-              <w:rPr>
-                <w:rFonts w:ascii="微软雅黑" w:hAnsi="微软雅黑" w:eastAsia="微软雅黑"/>
-                <w:b w:val="0"/>
-                <w:sz w:val="15"/>
-              </w:rPr>
-              <w:t>deleted_by</w:t>
-            </w:r>
-          </w:p>
-        </w:tc>
-        <w:tc>
-          <w:tcPr>
-            <w:tcW w:w="1984" w:type="dxa"/>
-            <w:vAlign w:val="center"/>
-          </w:tcPr>
-          <w:p>
-            <w:pPr>
-              <w:spacing w:after="0" w:line="240" w:lineRule="auto"/>
-              <w:jc w:val="left"/>
-            </w:pPr>
-            <w:r>
-              <w:rPr>
-                <w:rFonts w:ascii="微软雅黑" w:hAnsi="微软雅黑" w:eastAsia="微软雅黑"/>
-                <w:b w:val="0"/>
-                <w:sz w:val="15"/>
-              </w:rPr>
-              <w:t>删除人ID</w:t>
-            </w:r>
-          </w:p>
-        </w:tc>
-        <w:tc>
-          <w:tcPr>
-            <w:tcW w:w="2381" w:type="dxa"/>
-            <w:vAlign w:val="center"/>
-          </w:tcPr>
-          <w:p>
-            <w:pPr>
-              <w:spacing w:after="0" w:line="240" w:lineRule="auto"/>
-              <w:jc w:val="left"/>
-            </w:pPr>
-            <w:r>
-              <w:rPr>
-                <w:rFonts w:ascii="微软雅黑" w:hAnsi="微软雅黑" w:eastAsia="微软雅黑"/>
-                <w:b w:val="0"/>
-                <w:sz w:val="15"/>
-              </w:rPr>
-              <w:t>BIGINT FK NULL</w:t>
-            </w:r>
-          </w:p>
-        </w:tc>
-        <w:tc>
-          <w:tcPr>
-            <w:tcW w:w="3402" w:type="dxa"/>
-            <w:vAlign w:val="center"/>
-          </w:tcPr>
-          <w:p>
-            <w:pPr>
-              <w:spacing w:after="0" w:line="240" w:lineRule="auto"/>
-              <w:jc w:val="left"/>
-            </w:pPr>
-            <w:r>
-              <w:rPr>
-                <w:rFonts w:ascii="微软雅黑" w:hAnsi="微软雅黑" w:eastAsia="微软雅黑"/>
-                <w:b w:val="0"/>
-                <w:sz w:val="15"/>
-              </w:rPr>
-              <w:t>关联 users.id，软删除人</w:t>
-            </w:r>
-          </w:p>
-        </w:tc>
-      </w:tr>
-      <w:tr>
-        <w:tblPrEx>
-          <w:tblBorders>
-            <w:top w:val="single" w:color="BFBFBF" w:sz="4" w:space="0"/>
-            <w:left w:val="single" w:color="BFBFBF" w:sz="4" w:space="0"/>
-            <w:bottom w:val="single" w:color="BFBFBF" w:sz="4" w:space="0"/>
-            <w:right w:val="single" w:color="BFBFBF" w:sz="4" w:space="0"/>
-            <w:insideH w:val="single" w:color="BFBFBF" w:sz="4" w:space="0"/>
-            <w:insideV w:val="single" w:color="BFBFBF" w:sz="4" w:space="0"/>
-          </w:tblBorders>
-          <w:tblCellMar>
-            <w:top w:w="0" w:type="dxa"/>
-            <w:left w:w="108" w:type="dxa"/>
-            <w:bottom w:w="0" w:type="dxa"/>
-            <w:right w:w="108" w:type="dxa"/>
-          </w:tblCellMar>
-        </w:tblPrEx>
-        <w:trPr>
-          <w:jc w:val="center"/>
-        </w:trPr>
-        <w:tc>
-          <w:tcPr>
-            <w:tcW w:w="2268" w:type="dxa"/>
-            <w:vAlign w:val="center"/>
-          </w:tcPr>
-          <w:p>
-            <w:pPr>
-              <w:spacing w:after="0" w:line="240" w:lineRule="auto"/>
-              <w:jc w:val="left"/>
-            </w:pPr>
-            <w:r>
-              <w:rPr>
-                <w:rFonts w:ascii="微软雅黑" w:hAnsi="微软雅黑" w:eastAsia="微软雅黑"/>
-                <w:b w:val="0"/>
-                <w:sz w:val="15"/>
-              </w:rPr>
-              <w:t>deleted_at</w:t>
-            </w:r>
-          </w:p>
-        </w:tc>
-        <w:tc>
-          <w:tcPr>
-            <w:tcW w:w="1984" w:type="dxa"/>
-            <w:vAlign w:val="center"/>
-          </w:tcPr>
-          <w:p>
-            <w:pPr>
-              <w:spacing w:after="0" w:line="240" w:lineRule="auto"/>
-              <w:jc w:val="left"/>
-            </w:pPr>
-            <w:r>
-              <w:rPr>
-                <w:rFonts w:ascii="微软雅黑" w:hAnsi="微软雅黑" w:eastAsia="微软雅黑"/>
-                <w:b w:val="0"/>
-                <w:sz w:val="15"/>
-              </w:rPr>
-              <w:t>删除时间</w:t>
-            </w:r>
-          </w:p>
-        </w:tc>
-        <w:tc>
-          <w:tcPr>
-            <w:tcW w:w="2381" w:type="dxa"/>
-            <w:vAlign w:val="center"/>
-          </w:tcPr>
-          <w:p>
-            <w:pPr>
-              <w:spacing w:after="0" w:line="240" w:lineRule="auto"/>
-              <w:jc w:val="left"/>
-            </w:pPr>
-            <w:r>
-              <w:rPr>
-                <w:rFonts w:ascii="微软雅黑" w:hAnsi="微软雅黑" w:eastAsia="微软雅黑"/>
-                <w:b w:val="0"/>
-                <w:sz w:val="15"/>
-              </w:rPr>
-              <w:t>DATETIME NULL</w:t>
-            </w:r>
-          </w:p>
-        </w:tc>
-        <w:tc>
-          <w:tcPr>
-            <w:tcW w:w="3402" w:type="dxa"/>
+            <w:tcW w:w="3926" w:type="dxa"/>
             <w:vAlign w:val="center"/>
           </w:tcPr>
           <w:p>
@@ -32839,7 +32500,7 @@
         <w:gridCol w:w="2268"/>
         <w:gridCol w:w="1984"/>
         <w:gridCol w:w="2381"/>
-        <w:gridCol w:w="3510"/>
+        <w:gridCol w:w="3412"/>
       </w:tblGrid>
       <w:tr>
         <w:tblPrEx>
@@ -33162,12 +32823,6 @@
             <w:insideH w:val="single" w:color="BFBFBF" w:sz="4" w:space="0"/>
             <w:insideV w:val="single" w:color="BFBFBF" w:sz="4" w:space="0"/>
           </w:tblBorders>
-          <w:tblCellMar>
-            <w:top w:w="0" w:type="dxa"/>
-            <w:left w:w="108" w:type="dxa"/>
-            <w:bottom w:w="0" w:type="dxa"/>
-            <w:right w:w="108" w:type="dxa"/>
-          </w:tblCellMar>
         </w:tblPrEx>
         <w:trPr>
           <w:jc w:val="center"/>
@@ -33249,101 +32904,6 @@
                 <w:sz w:val="15"/>
               </w:rPr>
               <w:t>关联 process_route_steps.id</w:t>
-            </w:r>
-          </w:p>
-        </w:tc>
-      </w:tr>
-      <w:tr>
-        <w:tblPrEx>
-          <w:tblBorders>
-            <w:top w:val="single" w:color="BFBFBF" w:sz="4" w:space="0"/>
-            <w:left w:val="single" w:color="BFBFBF" w:sz="4" w:space="0"/>
-            <w:bottom w:val="single" w:color="BFBFBF" w:sz="4" w:space="0"/>
-            <w:right w:val="single" w:color="BFBFBF" w:sz="4" w:space="0"/>
-            <w:insideH w:val="single" w:color="BFBFBF" w:sz="4" w:space="0"/>
-            <w:insideV w:val="single" w:color="BFBFBF" w:sz="4" w:space="0"/>
-          </w:tblBorders>
-        </w:tblPrEx>
-        <w:trPr>
-          <w:jc w:val="center"/>
-        </w:trPr>
-        <w:tc>
-          <w:tcPr>
-            <w:tcW w:w="2268" w:type="dxa"/>
-            <w:vAlign w:val="center"/>
-          </w:tcPr>
-          <w:p>
-            <w:pPr>
-              <w:spacing w:after="0" w:line="240" w:lineRule="auto"/>
-              <w:jc w:val="left"/>
-            </w:pPr>
-            <w:r>
-              <w:rPr>
-                <w:rFonts w:ascii="微软雅黑" w:hAnsi="微软雅黑" w:eastAsia="微软雅黑"/>
-                <w:b w:val="0"/>
-                <w:sz w:val="15"/>
-              </w:rPr>
-              <w:t>step_order</w:t>
-            </w:r>
-          </w:p>
-        </w:tc>
-        <w:tc>
-          <w:tcPr>
-            <w:tcW w:w="1984" w:type="dxa"/>
-            <w:vAlign w:val="center"/>
-          </w:tcPr>
-          <w:p>
-            <w:pPr>
-              <w:spacing w:after="0" w:line="240" w:lineRule="auto"/>
-              <w:jc w:val="left"/>
-            </w:pPr>
-            <w:r>
-              <w:rPr>
-                <w:rFonts w:ascii="微软雅黑" w:hAnsi="微软雅黑" w:eastAsia="微软雅黑"/>
-                <w:b w:val="0"/>
-                <w:sz w:val="15"/>
-              </w:rPr>
-              <w:t>工序顺序</w:t>
-            </w:r>
-          </w:p>
-        </w:tc>
-        <w:tc>
-          <w:tcPr>
-            <w:tcW w:w="2381" w:type="dxa"/>
-            <w:vAlign w:val="center"/>
-          </w:tcPr>
-          <w:p>
-            <w:pPr>
-              <w:spacing w:after="0" w:line="240" w:lineRule="auto"/>
-              <w:jc w:val="left"/>
-            </w:pPr>
-            <w:r>
-              <w:rPr>
-                <w:rFonts w:ascii="微软雅黑" w:hAnsi="微软雅黑" w:eastAsia="微软雅黑"/>
-                <w:b w:val="0"/>
-                <w:sz w:val="15"/>
-              </w:rPr>
-              <w:t>INT NOT NULL</w:t>
-            </w:r>
-          </w:p>
-        </w:tc>
-        <w:tc>
-          <w:tcPr>
-            <w:tcW w:w="3402" w:type="dxa"/>
-            <w:vAlign w:val="center"/>
-          </w:tcPr>
-          <w:p>
-            <w:pPr>
-              <w:spacing w:after="0" w:line="240" w:lineRule="auto"/>
-              <w:jc w:val="left"/>
-            </w:pPr>
-            <w:r>
-              <w:rPr>
-                <w:rFonts w:ascii="微软雅黑" w:hAnsi="微软雅黑" w:eastAsia="微软雅黑"/>
-                <w:b w:val="0"/>
-                <w:sz w:val="15"/>
-              </w:rPr>
-              <w:t>从路线工序复制，便于历史查看</w:t>
             </w:r>
           </w:p>
         </w:tc>
@@ -33384,7 +32944,7 @@
                 <w:b w:val="0"/>
                 <w:sz w:val="15"/>
               </w:rPr>
-              <w:t>step_name</w:t>
+              <w:t>step_order</w:t>
             </w:r>
           </w:p>
         </w:tc>
@@ -33404,7 +32964,7 @@
                 <w:b w:val="0"/>
                 <w:sz w:val="15"/>
               </w:rPr>
-              <w:t>工序名称</w:t>
+              <w:t>工序顺序</w:t>
             </w:r>
           </w:p>
         </w:tc>
@@ -33424,7 +32984,7 @@
                 <w:b w:val="0"/>
                 <w:sz w:val="15"/>
               </w:rPr>
-              <w:t>VARCHAR(100) NOT NULL</w:t>
+              <w:t>INT NOT NULL</w:t>
             </w:r>
           </w:p>
         </w:tc>
@@ -33485,7 +33045,7 @@
                 <w:b w:val="0"/>
                 <w:sz w:val="15"/>
               </w:rPr>
-              <w:t>sop_file_id</w:t>
+              <w:t>step_name</w:t>
             </w:r>
           </w:p>
         </w:tc>
@@ -33505,7 +33065,7 @@
                 <w:b w:val="0"/>
                 <w:sz w:val="15"/>
               </w:rPr>
-              <w:t>SOP文件ID</w:t>
+              <w:t>工序名称</w:t>
             </w:r>
           </w:p>
         </w:tc>
@@ -33525,7 +33085,7 @@
                 <w:b w:val="0"/>
                 <w:sz w:val="15"/>
               </w:rPr>
-              <w:t>BIGINT FK NULL</w:t>
+              <w:t>VARCHAR(100) NOT NULL</w:t>
             </w:r>
           </w:p>
         </w:tc>
@@ -33545,7 +33105,7 @@
                 <w:b w:val="0"/>
                 <w:sz w:val="15"/>
               </w:rPr>
-              <w:t>从路线工序复制，可关联 technical_files.id</w:t>
+              <w:t>从路线工序复制，便于历史查看</w:t>
             </w:r>
           </w:p>
         </w:tc>
@@ -33586,6 +33146,101 @@
                 <w:b w:val="0"/>
                 <w:sz w:val="15"/>
               </w:rPr>
+              <w:t>sop_file_id</w:t>
+            </w:r>
+          </w:p>
+        </w:tc>
+        <w:tc>
+          <w:tcPr>
+            <w:tcW w:w="1984" w:type="dxa"/>
+            <w:vAlign w:val="center"/>
+          </w:tcPr>
+          <w:p>
+            <w:pPr>
+              <w:spacing w:after="0" w:line="240" w:lineRule="auto"/>
+              <w:jc w:val="left"/>
+            </w:pPr>
+            <w:r>
+              <w:rPr>
+                <w:rFonts w:ascii="微软雅黑" w:hAnsi="微软雅黑" w:eastAsia="微软雅黑"/>
+                <w:b w:val="0"/>
+                <w:sz w:val="15"/>
+              </w:rPr>
+              <w:t>SOP文件ID</w:t>
+            </w:r>
+          </w:p>
+        </w:tc>
+        <w:tc>
+          <w:tcPr>
+            <w:tcW w:w="2381" w:type="dxa"/>
+            <w:vAlign w:val="center"/>
+          </w:tcPr>
+          <w:p>
+            <w:pPr>
+              <w:spacing w:after="0" w:line="240" w:lineRule="auto"/>
+              <w:jc w:val="left"/>
+            </w:pPr>
+            <w:r>
+              <w:rPr>
+                <w:rFonts w:ascii="微软雅黑" w:hAnsi="微软雅黑" w:eastAsia="微软雅黑"/>
+                <w:b w:val="0"/>
+                <w:sz w:val="15"/>
+              </w:rPr>
+              <w:t>BIGINT FK NULL</w:t>
+            </w:r>
+          </w:p>
+        </w:tc>
+        <w:tc>
+          <w:tcPr>
+            <w:tcW w:w="3402" w:type="dxa"/>
+            <w:vAlign w:val="center"/>
+          </w:tcPr>
+          <w:p>
+            <w:pPr>
+              <w:spacing w:after="0" w:line="240" w:lineRule="auto"/>
+              <w:jc w:val="left"/>
+            </w:pPr>
+            <w:r>
+              <w:rPr>
+                <w:rFonts w:ascii="微软雅黑" w:hAnsi="微软雅黑" w:eastAsia="微软雅黑"/>
+                <w:b w:val="0"/>
+                <w:sz w:val="15"/>
+              </w:rPr>
+              <w:t>从路线工序复制，可关联 technical_files.id</w:t>
+            </w:r>
+          </w:p>
+        </w:tc>
+      </w:tr>
+      <w:tr>
+        <w:tblPrEx>
+          <w:tblBorders>
+            <w:top w:val="single" w:color="BFBFBF" w:sz="4" w:space="0"/>
+            <w:left w:val="single" w:color="BFBFBF" w:sz="4" w:space="0"/>
+            <w:bottom w:val="single" w:color="BFBFBF" w:sz="4" w:space="0"/>
+            <w:right w:val="single" w:color="BFBFBF" w:sz="4" w:space="0"/>
+            <w:insideH w:val="single" w:color="BFBFBF" w:sz="4" w:space="0"/>
+            <w:insideV w:val="single" w:color="BFBFBF" w:sz="4" w:space="0"/>
+          </w:tblBorders>
+        </w:tblPrEx>
+        <w:trPr>
+          <w:jc w:val="center"/>
+        </w:trPr>
+        <w:tc>
+          <w:tcPr>
+            <w:tcW w:w="2268" w:type="dxa"/>
+            <w:vAlign w:val="center"/>
+          </w:tcPr>
+          <w:p>
+            <w:pPr>
+              <w:spacing w:after="0" w:line="240" w:lineRule="auto"/>
+              <w:jc w:val="left"/>
+            </w:pPr>
+            <w:r>
+              <w:rPr>
+                <w:rFonts w:ascii="微软雅黑" w:hAnsi="微软雅黑" w:eastAsia="微软雅黑"/>
+                <w:b w:val="0"/>
+                <w:sz w:val="15"/>
+              </w:rPr>
               <w:t>responsible_user_id</w:t>
             </w:r>
           </w:p>
@@ -33964,12 +33619,6 @@
             <w:insideH w:val="single" w:color="BFBFBF" w:sz="4" w:space="0"/>
             <w:insideV w:val="single" w:color="BFBFBF" w:sz="4" w:space="0"/>
           </w:tblBorders>
-          <w:tblCellMar>
-            <w:top w:w="0" w:type="dxa"/>
-            <w:left w:w="108" w:type="dxa"/>
-            <w:bottom w:w="0" w:type="dxa"/>
-            <w:right w:w="108" w:type="dxa"/>
-          </w:tblCellMar>
         </w:tblPrEx>
         <w:trPr>
           <w:jc w:val="center"/>
@@ -34368,12 +34017,6 @@
             <w:insideH w:val="single" w:color="BFBFBF" w:sz="4" w:space="0"/>
             <w:insideV w:val="single" w:color="BFBFBF" w:sz="4" w:space="0"/>
           </w:tblBorders>
-          <w:tblCellMar>
-            <w:top w:w="0" w:type="dxa"/>
-            <w:left w:w="108" w:type="dxa"/>
-            <w:bottom w:w="0" w:type="dxa"/>
-            <w:right w:w="108" w:type="dxa"/>
-          </w:tblCellMar>
         </w:tblPrEx>
         <w:trPr>
           <w:jc w:val="center"/>
@@ -35432,12 +35075,6 @@
             <w:insideH w:val="single" w:color="BFBFBF" w:sz="4" w:space="0"/>
             <w:insideV w:val="single" w:color="BFBFBF" w:sz="4" w:space="0"/>
           </w:tblBorders>
-          <w:tblCellMar>
-            <w:top w:w="0" w:type="dxa"/>
-            <w:left w:w="108" w:type="dxa"/>
-            <w:bottom w:w="0" w:type="dxa"/>
-            <w:right w:w="108" w:type="dxa"/>
-          </w:tblCellMar>
         </w:tblPrEx>
         <w:trPr>
           <w:jc w:val="center"/>
@@ -35836,12 +35473,6 @@
             <w:insideH w:val="single" w:color="BFBFBF" w:sz="4" w:space="0"/>
             <w:insideV w:val="single" w:color="BFBFBF" w:sz="4" w:space="0"/>
           </w:tblBorders>
-          <w:tblCellMar>
-            <w:top w:w="0" w:type="dxa"/>
-            <w:left w:w="108" w:type="dxa"/>
-            <w:bottom w:w="0" w:type="dxa"/>
-            <w:right w:w="108" w:type="dxa"/>
-          </w:tblCellMar>
         </w:tblPrEx>
         <w:trPr>
           <w:jc w:val="center"/>
@@ -36240,12 +35871,6 @@
             <w:insideH w:val="single" w:color="BFBFBF" w:sz="4" w:space="0"/>
             <w:insideV w:val="single" w:color="BFBFBF" w:sz="4" w:space="0"/>
           </w:tblBorders>
-          <w:tblCellMar>
-            <w:top w:w="0" w:type="dxa"/>
-            <w:left w:w="108" w:type="dxa"/>
-            <w:bottom w:w="0" w:type="dxa"/>
-            <w:right w:w="108" w:type="dxa"/>
-          </w:tblCellMar>
         </w:tblPrEx>
         <w:trPr>
           <w:jc w:val="center"/>
@@ -36644,12 +36269,6 @@
             <w:insideH w:val="single" w:color="BFBFBF" w:sz="4" w:space="0"/>
             <w:insideV w:val="single" w:color="BFBFBF" w:sz="4" w:space="0"/>
           </w:tblBorders>
-          <w:tblCellMar>
-            <w:top w:w="0" w:type="dxa"/>
-            <w:left w:w="108" w:type="dxa"/>
-            <w:bottom w:w="0" w:type="dxa"/>
-            <w:right w:w="108" w:type="dxa"/>
-          </w:tblCellMar>
         </w:tblPrEx>
         <w:trPr>
           <w:jc w:val="center"/>
@@ -37108,12 +36727,6 @@
             <w:insideH w:val="single" w:color="BFBFBF" w:sz="4" w:space="0"/>
             <w:insideV w:val="single" w:color="BFBFBF" w:sz="4" w:space="0"/>
           </w:tblBorders>
-          <w:tblCellMar>
-            <w:top w:w="0" w:type="dxa"/>
-            <w:left w:w="108" w:type="dxa"/>
-            <w:bottom w:w="0" w:type="dxa"/>
-            <w:right w:w="108" w:type="dxa"/>
-          </w:tblCellMar>
         </w:tblPrEx>
         <w:trPr>
           <w:jc w:val="center"/>
@@ -37512,12 +37125,6 @@
             <w:insideH w:val="single" w:color="BFBFBF" w:sz="4" w:space="0"/>
             <w:insideV w:val="single" w:color="BFBFBF" w:sz="4" w:space="0"/>
           </w:tblBorders>
-          <w:tblCellMar>
-            <w:top w:w="0" w:type="dxa"/>
-            <w:left w:w="108" w:type="dxa"/>
-            <w:bottom w:w="0" w:type="dxa"/>
-            <w:right w:w="108" w:type="dxa"/>
-          </w:tblCellMar>
         </w:tblPrEx>
         <w:trPr>
           <w:jc w:val="center"/>
@@ -37714,6 +37321,12 @@
             <w:insideH w:val="single" w:color="BFBFBF" w:sz="4" w:space="0"/>
             <w:insideV w:val="single" w:color="BFBFBF" w:sz="4" w:space="0"/>
           </w:tblBorders>
+          <w:tblCellMar>
+            <w:top w:w="0" w:type="dxa"/>
+            <w:left w:w="108" w:type="dxa"/>
+            <w:bottom w:w="0" w:type="dxa"/>
+            <w:right w:w="108" w:type="dxa"/>
+          </w:tblCellMar>
         </w:tblPrEx>
         <w:trPr>
           <w:jc w:val="center"/>
@@ -37910,12 +37523,6 @@
             <w:insideH w:val="single" w:color="BFBFBF" w:sz="4" w:space="0"/>
             <w:insideV w:val="single" w:color="BFBFBF" w:sz="4" w:space="0"/>
           </w:tblBorders>
-          <w:tblCellMar>
-            <w:top w:w="0" w:type="dxa"/>
-            <w:left w:w="108" w:type="dxa"/>
-            <w:bottom w:w="0" w:type="dxa"/>
-            <w:right w:w="108" w:type="dxa"/>
-          </w:tblCellMar>
         </w:tblPrEx>
         <w:trPr>
           <w:jc w:val="center"/>
@@ -38314,12 +37921,6 @@
             <w:insideH w:val="single" w:color="BFBFBF" w:sz="4" w:space="0"/>
             <w:insideV w:val="single" w:color="BFBFBF" w:sz="4" w:space="0"/>
           </w:tblBorders>
-          <w:tblCellMar>
-            <w:top w:w="0" w:type="dxa"/>
-            <w:left w:w="108" w:type="dxa"/>
-            <w:bottom w:w="0" w:type="dxa"/>
-            <w:right w:w="108" w:type="dxa"/>
-          </w:tblCellMar>
         </w:tblPrEx>
         <w:trPr>
           <w:jc w:val="center"/>
@@ -39055,7 +38656,7 @@
         <w:gridCol w:w="2268"/>
         <w:gridCol w:w="1984"/>
         <w:gridCol w:w="2381"/>
-        <w:gridCol w:w="3636"/>
+        <w:gridCol w:w="3601"/>
       </w:tblGrid>
       <w:tr>
         <w:tblPrEx>
@@ -39378,12 +38979,6 @@
             <w:insideH w:val="single" w:color="BFBFBF" w:sz="4" w:space="0"/>
             <w:insideV w:val="single" w:color="BFBFBF" w:sz="4" w:space="0"/>
           </w:tblBorders>
-          <w:tblCellMar>
-            <w:top w:w="0" w:type="dxa"/>
-            <w:left w:w="108" w:type="dxa"/>
-            <w:bottom w:w="0" w:type="dxa"/>
-            <w:right w:w="108" w:type="dxa"/>
-          </w:tblCellMar>
         </w:tblPrEx>
         <w:trPr>
           <w:jc w:val="center"/>
@@ -39782,12 +39377,6 @@
             <w:insideH w:val="single" w:color="BFBFBF" w:sz="4" w:space="0"/>
             <w:insideV w:val="single" w:color="BFBFBF" w:sz="4" w:space="0"/>
           </w:tblBorders>
-          <w:tblCellMar>
-            <w:top w:w="0" w:type="dxa"/>
-            <w:left w:w="108" w:type="dxa"/>
-            <w:bottom w:w="0" w:type="dxa"/>
-            <w:right w:w="108" w:type="dxa"/>
-          </w:tblCellMar>
         </w:tblPrEx>
         <w:trPr>
           <w:jc w:val="center"/>
@@ -40186,12 +39775,6 @@
             <w:insideH w:val="single" w:color="BFBFBF" w:sz="4" w:space="0"/>
             <w:insideV w:val="single" w:color="BFBFBF" w:sz="4" w:space="0"/>
           </w:tblBorders>
-          <w:tblCellMar>
-            <w:top w:w="0" w:type="dxa"/>
-            <w:left w:w="108" w:type="dxa"/>
-            <w:bottom w:w="0" w:type="dxa"/>
-            <w:right w:w="108" w:type="dxa"/>
-          </w:tblCellMar>
         </w:tblPrEx>
         <w:trPr>
           <w:jc w:val="center"/>
@@ -40590,12 +40173,6 @@
             <w:insideH w:val="single" w:color="BFBFBF" w:sz="4" w:space="0"/>
             <w:insideV w:val="single" w:color="BFBFBF" w:sz="4" w:space="0"/>
           </w:tblBorders>
-          <w:tblCellMar>
-            <w:top w:w="0" w:type="dxa"/>
-            <w:left w:w="108" w:type="dxa"/>
-            <w:bottom w:w="0" w:type="dxa"/>
-            <w:right w:w="108" w:type="dxa"/>
-          </w:tblCellMar>
         </w:tblPrEx>
         <w:trPr>
           <w:jc w:val="center"/>
@@ -40994,12 +40571,6 @@
             <w:insideH w:val="single" w:color="BFBFBF" w:sz="4" w:space="0"/>
             <w:insideV w:val="single" w:color="BFBFBF" w:sz="4" w:space="0"/>
           </w:tblBorders>
-          <w:tblCellMar>
-            <w:top w:w="0" w:type="dxa"/>
-            <w:left w:w="108" w:type="dxa"/>
-            <w:bottom w:w="0" w:type="dxa"/>
-            <w:right w:w="108" w:type="dxa"/>
-          </w:tblCellMar>
         </w:tblPrEx>
         <w:trPr>
           <w:jc w:val="center"/>
@@ -41291,6 +40862,11 @@
     <w:p>
       <w:pPr>
         <w:pStyle w:val="4"/>
+        <w:rPr>
+          <w:rFonts w:hint="eastAsia" w:eastAsia="微软雅黑"/>
+          <w:lang w:eastAsia="zh"/>
+          <w:woUserID w:val="2"/>
+        </w:rPr>
       </w:pPr>
       <w:r>
         <w:rPr>
@@ -41298,6 +40874,15 @@
           <w:color w:val="1F4E79"/>
         </w:rPr>
         <w:t>6.22 finished_flow_records 成品流转记录表</w:t>
+      </w:r>
+      <w:r>
+        <w:rPr>
+          <w:rFonts w:hint="eastAsia" w:ascii="微软雅黑" w:hAnsi="微软雅黑" w:eastAsia="微软雅黑"/>
+          <w:color w:val="1F4E79"/>
+          <w:lang w:eastAsia="zh"/>
+          <w:woUserID w:val="2"/>
+        </w:rPr>
+        <w:t>（是否需要成品批次字段）</w:t>
       </w:r>
     </w:p>
     <w:p>
@@ -41660,12 +41245,6 @@
             <w:insideH w:val="single" w:color="BFBFBF" w:sz="4" w:space="0"/>
             <w:insideV w:val="single" w:color="BFBFBF" w:sz="4" w:space="0"/>
           </w:tblBorders>
-          <w:tblCellMar>
-            <w:top w:w="0" w:type="dxa"/>
-            <w:left w:w="108" w:type="dxa"/>
-            <w:bottom w:w="0" w:type="dxa"/>
-            <w:right w:w="108" w:type="dxa"/>
-          </w:tblCellMar>
         </w:tblPrEx>
         <w:trPr>
           <w:jc w:val="center"/>
@@ -42064,12 +41643,6 @@
             <w:insideH w:val="single" w:color="BFBFBF" w:sz="4" w:space="0"/>
             <w:insideV w:val="single" w:color="BFBFBF" w:sz="4" w:space="0"/>
           </w:tblBorders>
-          <w:tblCellMar>
-            <w:top w:w="0" w:type="dxa"/>
-            <w:left w:w="108" w:type="dxa"/>
-            <w:bottom w:w="0" w:type="dxa"/>
-            <w:right w:w="108" w:type="dxa"/>
-          </w:tblCellMar>
         </w:tblPrEx>
         <w:trPr>
           <w:jc w:val="center"/>
@@ -42468,12 +42041,6 @@
             <w:insideH w:val="single" w:color="BFBFBF" w:sz="4" w:space="0"/>
             <w:insideV w:val="single" w:color="BFBFBF" w:sz="4" w:space="0"/>
           </w:tblBorders>
-          <w:tblCellMar>
-            <w:top w:w="0" w:type="dxa"/>
-            <w:left w:w="108" w:type="dxa"/>
-            <w:bottom w:w="0" w:type="dxa"/>
-            <w:right w:w="108" w:type="dxa"/>
-          </w:tblCellMar>
         </w:tblPrEx>
         <w:trPr>
           <w:jc w:val="center"/>
@@ -42872,12 +42439,6 @@
             <w:insideH w:val="single" w:color="BFBFBF" w:sz="4" w:space="0"/>
             <w:insideV w:val="single" w:color="BFBFBF" w:sz="4" w:space="0"/>
           </w:tblBorders>
-          <w:tblCellMar>
-            <w:top w:w="0" w:type="dxa"/>
-            <w:left w:w="108" w:type="dxa"/>
-            <w:bottom w:w="0" w:type="dxa"/>
-            <w:right w:w="108" w:type="dxa"/>
-          </w:tblCellMar>
         </w:tblPrEx>
         <w:trPr>
           <w:jc w:val="center"/>
@@ -43099,9 +42660,9 @@
         </w:tblCellMar>
       </w:tblPr>
       <w:tblGrid>
-        <w:gridCol w:w="5043"/>
-        <w:gridCol w:w="2767"/>
-        <w:gridCol w:w="3002"/>
+        <w:gridCol w:w="5013"/>
+        <w:gridCol w:w="2785"/>
+        <w:gridCol w:w="3014"/>
       </w:tblGrid>
       <w:tr>
         <w:tblPrEx>
@@ -43680,12 +43241,6 @@
             <w:insideH w:val="single" w:color="BFBFBF" w:sz="4" w:space="0"/>
             <w:insideV w:val="single" w:color="BFBFBF" w:sz="4" w:space="0"/>
           </w:tblBorders>
-          <w:tblCellMar>
-            <w:top w:w="0" w:type="dxa"/>
-            <w:left w:w="108" w:type="dxa"/>
-            <w:bottom w:w="0" w:type="dxa"/>
-            <w:right w:w="108" w:type="dxa"/>
-          </w:tblCellMar>
         </w:tblPrEx>
         <w:trPr>
           <w:jc w:val="center"/>
@@ -44292,12 +43847,6 @@
             <w:insideH w:val="single" w:color="BFBFBF" w:sz="4" w:space="0"/>
             <w:insideV w:val="single" w:color="BFBFBF" w:sz="4" w:space="0"/>
           </w:tblBorders>
-          <w:tblCellMar>
-            <w:top w:w="0" w:type="dxa"/>
-            <w:left w:w="108" w:type="dxa"/>
-            <w:bottom w:w="0" w:type="dxa"/>
-            <w:right w:w="108" w:type="dxa"/>
-          </w:tblCellMar>
         </w:tblPrEx>
         <w:trPr>
           <w:jc w:val="center"/>
@@ -44616,12 +44165,6 @@
             <w:insideH w:val="single" w:color="BFBFBF" w:sz="4" w:space="0"/>
             <w:insideV w:val="single" w:color="BFBFBF" w:sz="4" w:space="0"/>
           </w:tblBorders>
-          <w:tblCellMar>
-            <w:top w:w="0" w:type="dxa"/>
-            <w:left w:w="108" w:type="dxa"/>
-            <w:bottom w:w="0" w:type="dxa"/>
-            <w:right w:w="108" w:type="dxa"/>
-          </w:tblCellMar>
         </w:tblPrEx>
         <w:trPr>
           <w:jc w:val="center"/>
@@ -44940,12 +44483,6 @@
             <w:insideH w:val="single" w:color="BFBFBF" w:sz="4" w:space="0"/>
             <w:insideV w:val="single" w:color="BFBFBF" w:sz="4" w:space="0"/>
           </w:tblBorders>
-          <w:tblCellMar>
-            <w:top w:w="0" w:type="dxa"/>
-            <w:left w:w="108" w:type="dxa"/>
-            <w:bottom w:w="0" w:type="dxa"/>
-            <w:right w:w="108" w:type="dxa"/>
-          </w:tblCellMar>
         </w:tblPrEx>
         <w:trPr>
           <w:jc w:val="center"/>
@@ -45264,12 +44801,6 @@
             <w:insideH w:val="single" w:color="BFBFBF" w:sz="4" w:space="0"/>
             <w:insideV w:val="single" w:color="BFBFBF" w:sz="4" w:space="0"/>
           </w:tblBorders>
-          <w:tblCellMar>
-            <w:top w:w="0" w:type="dxa"/>
-            <w:left w:w="108" w:type="dxa"/>
-            <w:bottom w:w="0" w:type="dxa"/>
-            <w:right w:w="108" w:type="dxa"/>
-          </w:tblCellMar>
         </w:tblPrEx>
         <w:trPr>
           <w:jc w:val="center"/>
@@ -45588,12 +45119,6 @@
             <w:insideH w:val="single" w:color="BFBFBF" w:sz="4" w:space="0"/>
             <w:insideV w:val="single" w:color="BFBFBF" w:sz="4" w:space="0"/>
           </w:tblBorders>
-          <w:tblCellMar>
-            <w:top w:w="0" w:type="dxa"/>
-            <w:left w:w="108" w:type="dxa"/>
-            <w:bottom w:w="0" w:type="dxa"/>
-            <w:right w:w="108" w:type="dxa"/>
-          </w:tblCellMar>
         </w:tblPrEx>
         <w:trPr>
           <w:jc w:val="center"/>
@@ -46131,12 +45656,6 @@
             <w:insideH w:val="single" w:color="BFBFBF" w:sz="4" w:space="0"/>
             <w:insideV w:val="single" w:color="BFBFBF" w:sz="4" w:space="0"/>
           </w:tblBorders>
-          <w:tblCellMar>
-            <w:top w:w="0" w:type="dxa"/>
-            <w:left w:w="108" w:type="dxa"/>
-            <w:bottom w:w="0" w:type="dxa"/>
-            <w:right w:w="108" w:type="dxa"/>
-          </w:tblCellMar>
         </w:tblPrEx>
         <w:trPr>
           <w:jc w:val="center"/>
@@ -46600,7 +46119,7 @@
     <w:lsdException w:uiPriority="99" w:name="toa heading"/>
     <w:lsdException w:qFormat="1" w:uiPriority="99" w:semiHidden="0" w:name="List"/>
     <w:lsdException w:qFormat="1" w:uiPriority="99" w:semiHidden="0" w:name="List Bullet"/>
-    <w:lsdException w:uiPriority="99" w:semiHidden="0" w:name="List Number"/>
+    <w:lsdException w:qFormat="1" w:uiPriority="99" w:semiHidden="0" w:name="List Number"/>
     <w:lsdException w:qFormat="1" w:uiPriority="99" w:semiHidden="0" w:name="List 2"/>
     <w:lsdException w:qFormat="1" w:uiPriority="99" w:semiHidden="0" w:name="List 3"/>
     <w:lsdException w:uiPriority="99" w:name="List 4"/>
@@ -46710,14 +46229,14 @@
     <w:lsdException w:qFormat="1" w:unhideWhenUsed="0" w:uiPriority="65" w:semiHidden="0" w:name="Medium List 1"/>
     <w:lsdException w:qFormat="1" w:unhideWhenUsed="0" w:uiPriority="66" w:semiHidden="0" w:name="Medium List 2"/>
     <w:lsdException w:qFormat="1" w:unhideWhenUsed="0" w:uiPriority="67" w:semiHidden="0" w:name="Medium Grid 1"/>
-    <w:lsdException w:unhideWhenUsed="0" w:uiPriority="68" w:semiHidden="0" w:name="Medium Grid 2"/>
+    <w:lsdException w:qFormat="1" w:unhideWhenUsed="0" w:uiPriority="68" w:semiHidden="0" w:name="Medium Grid 2"/>
     <w:lsdException w:qFormat="1" w:unhideWhenUsed="0" w:uiPriority="69" w:semiHidden="0" w:name="Medium Grid 3"/>
     <w:lsdException w:qFormat="1" w:unhideWhenUsed="0" w:uiPriority="70" w:semiHidden="0" w:name="Dark List"/>
     <w:lsdException w:qFormat="1" w:unhideWhenUsed="0" w:uiPriority="71" w:semiHidden="0" w:name="Colorful Shading"/>
     <w:lsdException w:qFormat="1" w:unhideWhenUsed="0" w:uiPriority="72" w:semiHidden="0" w:name="Colorful List"/>
     <w:lsdException w:qFormat="1" w:unhideWhenUsed="0" w:uiPriority="73" w:semiHidden="0" w:name="Colorful Grid"/>
     <w:lsdException w:qFormat="1" w:unhideWhenUsed="0" w:uiPriority="60" w:semiHidden="0" w:name="Light Shading Accent 1"/>
-    <w:lsdException w:unhideWhenUsed="0" w:uiPriority="61" w:semiHidden="0" w:name="Light List Accent 1"/>
+    <w:lsdException w:qFormat="1" w:unhideWhenUsed="0" w:uiPriority="61" w:semiHidden="0" w:name="Light List Accent 1"/>
     <w:lsdException w:qFormat="1" w:unhideWhenUsed="0" w:uiPriority="62" w:semiHidden="0" w:name="Light Grid Accent 1"/>
     <w:lsdException w:qFormat="1" w:unhideWhenUsed="0" w:uiPriority="63" w:semiHidden="0" w:name="Medium Shading 1 Accent 1"/>
     <w:lsdException w:qFormat="1" w:unhideWhenUsed="0" w:uiPriority="64" w:semiHidden="0" w:name="Medium Shading 2 Accent 1"/>
@@ -46729,10 +46248,10 @@
     <w:lsdException w:qFormat="1" w:unhideWhenUsed="0" w:uiPriority="67" w:semiHidden="0" w:name="Medium Grid 1 Accent 1"/>
     <w:lsdException w:qFormat="1" w:unhideWhenUsed="0" w:uiPriority="68" w:semiHidden="0" w:name="Medium Grid 2 Accent 1"/>
     <w:lsdException w:qFormat="1" w:unhideWhenUsed="0" w:uiPriority="69" w:semiHidden="0" w:name="Medium Grid 3 Accent 1"/>
-    <w:lsdException w:unhideWhenUsed="0" w:uiPriority="70" w:semiHidden="0" w:name="Dark List Accent 1"/>
+    <w:lsdException w:qFormat="1" w:unhideWhenUsed="0" w:uiPriority="70" w:semiHidden="0" w:name="Dark List Accent 1"/>
     <w:lsdException w:qFormat="1" w:unhideWhenUsed="0" w:uiPriority="71" w:semiHidden="0" w:name="Colorful Shading Accent 1"/>
     <w:lsdException w:qFormat="1" w:unhideWhenUsed="0" w:uiPriority="72" w:semiHidden="0" w:name="Colorful List Accent 1"/>
-    <w:lsdException w:unhideWhenUsed="0" w:uiPriority="73" w:semiHidden="0" w:name="Colorful Grid Accent 1"/>
+    <w:lsdException w:qFormat="1" w:unhideWhenUsed="0" w:uiPriority="73" w:semiHidden="0" w:name="Colorful Grid Accent 1"/>
     <w:lsdException w:qFormat="1" w:unhideWhenUsed="0" w:uiPriority="60" w:semiHidden="0" w:name="Light Shading Accent 2"/>
     <w:lsdException w:qFormat="1" w:unhideWhenUsed="0" w:uiPriority="61" w:semiHidden="0" w:name="Light List Accent 2"/>
     <w:lsdException w:qFormat="1" w:unhideWhenUsed="0" w:uiPriority="62" w:semiHidden="0" w:name="Light Grid Accent 2"/>
@@ -46742,13 +46261,13 @@
     <w:lsdException w:qFormat="1" w:unhideWhenUsed="0" w:uiPriority="66" w:semiHidden="0" w:name="Medium List 2 Accent 2"/>
     <w:lsdException w:qFormat="1" w:unhideWhenUsed="0" w:uiPriority="67" w:semiHidden="0" w:name="Medium Grid 1 Accent 2"/>
     <w:lsdException w:qFormat="1" w:unhideWhenUsed="0" w:uiPriority="68" w:semiHidden="0" w:name="Medium Grid 2 Accent 2"/>
-    <w:lsdException w:unhideWhenUsed="0" w:uiPriority="69" w:semiHidden="0" w:name="Medium Grid 3 Accent 2"/>
+    <w:lsdException w:qFormat="1" w:unhideWhenUsed="0" w:uiPriority="69" w:semiHidden="0" w:name="Medium Grid 3 Accent 2"/>
     <w:lsdException w:qFormat="1" w:unhideWhenUsed="0" w:uiPriority="70" w:semiHidden="0" w:name="Dark List Accent 2"/>
     <w:lsdException w:qFormat="1" w:unhideWhenUsed="0" w:uiPriority="71" w:semiHidden="0" w:name="Colorful Shading Accent 2"/>
-    <w:lsdException w:unhideWhenUsed="0" w:uiPriority="72" w:semiHidden="0" w:name="Colorful List Accent 2"/>
+    <w:lsdException w:qFormat="1" w:unhideWhenUsed="0" w:uiPriority="72" w:semiHidden="0" w:name="Colorful List Accent 2"/>
     <w:lsdException w:qFormat="1" w:unhideWhenUsed="0" w:uiPriority="73" w:semiHidden="0" w:name="Colorful Grid Accent 2"/>
-    <w:lsdException w:unhideWhenUsed="0" w:uiPriority="60" w:semiHidden="0" w:name="Light Shading Accent 3"/>
-    <w:lsdException w:unhideWhenUsed="0" w:uiPriority="61" w:semiHidden="0" w:name="Light List Accent 3"/>
+    <w:lsdException w:qFormat="1" w:unhideWhenUsed="0" w:uiPriority="60" w:semiHidden="0" w:name="Light Shading Accent 3"/>
+    <w:lsdException w:qFormat="1" w:unhideWhenUsed="0" w:uiPriority="61" w:semiHidden="0" w:name="Light List Accent 3"/>
     <w:lsdException w:qFormat="1" w:unhideWhenUsed="0" w:uiPriority="62" w:semiHidden="0" w:name="Light Grid Accent 3"/>
     <w:lsdException w:qFormat="1" w:unhideWhenUsed="0" w:uiPriority="63" w:semiHidden="0" w:name="Medium Shading 1 Accent 3"/>
     <w:lsdException w:qFormat="1" w:unhideWhenUsed="0" w:uiPriority="64" w:semiHidden="0" w:name="Medium Shading 2 Accent 3"/>
@@ -46756,7 +46275,7 @@
     <w:lsdException w:qFormat="1" w:unhideWhenUsed="0" w:uiPriority="66" w:semiHidden="0" w:name="Medium List 2 Accent 3"/>
     <w:lsdException w:qFormat="1" w:unhideWhenUsed="0" w:uiPriority="67" w:semiHidden="0" w:name="Medium Grid 1 Accent 3"/>
     <w:lsdException w:qFormat="1" w:unhideWhenUsed="0" w:uiPriority="68" w:semiHidden="0" w:name="Medium Grid 2 Accent 3"/>
-    <w:lsdException w:unhideWhenUsed="0" w:uiPriority="69" w:semiHidden="0" w:name="Medium Grid 3 Accent 3"/>
+    <w:lsdException w:qFormat="1" w:unhideWhenUsed="0" w:uiPriority="69" w:semiHidden="0" w:name="Medium Grid 3 Accent 3"/>
     <w:lsdException w:qFormat="1" w:unhideWhenUsed="0" w:uiPriority="70" w:semiHidden="0" w:name="Dark List Accent 3"/>
     <w:lsdException w:qFormat="1" w:unhideWhenUsed="0" w:uiPriority="71" w:semiHidden="0" w:name="Colorful Shading Accent 3"/>
     <w:lsdException w:qFormat="1" w:unhideWhenUsed="0" w:uiPriority="72" w:semiHidden="0" w:name="Colorful List Accent 3"/>
@@ -46768,15 +46287,15 @@
     <w:lsdException w:qFormat="1" w:unhideWhenUsed="0" w:uiPriority="64" w:semiHidden="0" w:name="Medium Shading 2 Accent 4"/>
     <w:lsdException w:qFormat="1" w:unhideWhenUsed="0" w:uiPriority="65" w:semiHidden="0" w:name="Medium List 1 Accent 4"/>
     <w:lsdException w:qFormat="1" w:unhideWhenUsed="0" w:uiPriority="66" w:semiHidden="0" w:name="Medium List 2 Accent 4"/>
-    <w:lsdException w:unhideWhenUsed="0" w:uiPriority="67" w:semiHidden="0" w:name="Medium Grid 1 Accent 4"/>
+    <w:lsdException w:qFormat="1" w:unhideWhenUsed="0" w:uiPriority="67" w:semiHidden="0" w:name="Medium Grid 1 Accent 4"/>
     <w:lsdException w:qFormat="1" w:unhideWhenUsed="0" w:uiPriority="68" w:semiHidden="0" w:name="Medium Grid 2 Accent 4"/>
     <w:lsdException w:qFormat="1" w:unhideWhenUsed="0" w:uiPriority="69" w:semiHidden="0" w:name="Medium Grid 3 Accent 4"/>
-    <w:lsdException w:unhideWhenUsed="0" w:uiPriority="70" w:semiHidden="0" w:name="Dark List Accent 4"/>
+    <w:lsdException w:qFormat="1" w:unhideWhenUsed="0" w:uiPriority="70" w:semiHidden="0" w:name="Dark List Accent 4"/>
     <w:lsdException w:qFormat="1" w:unhideWhenUsed="0" w:uiPriority="71" w:semiHidden="0" w:name="Colorful Shading Accent 4"/>
     <w:lsdException w:qFormat="1" w:unhideWhenUsed="0" w:uiPriority="72" w:semiHidden="0" w:name="Colorful List Accent 4"/>
     <w:lsdException w:qFormat="1" w:unhideWhenUsed="0" w:uiPriority="73" w:semiHidden="0" w:name="Colorful Grid Accent 4"/>
     <w:lsdException w:qFormat="1" w:unhideWhenUsed="0" w:uiPriority="60" w:semiHidden="0" w:name="Light Shading Accent 5"/>
-    <w:lsdException w:unhideWhenUsed="0" w:uiPriority="61" w:semiHidden="0" w:name="Light List Accent 5"/>
+    <w:lsdException w:qFormat="1" w:unhideWhenUsed="0" w:uiPriority="61" w:semiHidden="0" w:name="Light List Accent 5"/>
     <w:lsdException w:qFormat="1" w:unhideWhenUsed="0" w:uiPriority="62" w:semiHidden="0" w:name="Light Grid Accent 5"/>
     <w:lsdException w:qFormat="1" w:unhideWhenUsed="0" w:uiPriority="63" w:semiHidden="0" w:name="Medium Shading 1 Accent 5"/>
     <w:lsdException w:qFormat="1" w:unhideWhenUsed="0" w:uiPriority="64" w:semiHidden="0" w:name="Medium Shading 2 Accent 5"/>
@@ -46785,7 +46304,7 @@
     <w:lsdException w:qFormat="1" w:unhideWhenUsed="0" w:uiPriority="67" w:semiHidden="0" w:name="Medium Grid 1 Accent 5"/>
     <w:lsdException w:qFormat="1" w:unhideWhenUsed="0" w:uiPriority="68" w:semiHidden="0" w:name="Medium Grid 2 Accent 5"/>
     <w:lsdException w:qFormat="1" w:unhideWhenUsed="0" w:uiPriority="69" w:semiHidden="0" w:name="Medium Grid 3 Accent 5"/>
-    <w:lsdException w:unhideWhenUsed="0" w:uiPriority="70" w:semiHidden="0" w:name="Dark List Accent 5"/>
+    <w:lsdException w:qFormat="1" w:unhideWhenUsed="0" w:uiPriority="70" w:semiHidden="0" w:name="Dark List Accent 5"/>
     <w:lsdException w:qFormat="1" w:unhideWhenUsed="0" w:uiPriority="71" w:semiHidden="0" w:name="Colorful Shading Accent 5"/>
     <w:lsdException w:qFormat="1" w:unhideWhenUsed="0" w:uiPriority="72" w:semiHidden="0" w:name="Colorful List Accent 5"/>
     <w:lsdException w:qFormat="1" w:unhideWhenUsed="0" w:uiPriority="73" w:semiHidden="0" w:name="Colorful Grid Accent 5"/>
@@ -46800,7 +46319,7 @@
     <w:lsdException w:unhideWhenUsed="0" w:uiPriority="68" w:semiHidden="0" w:name="Medium Grid 2 Accent 6"/>
     <w:lsdException w:qFormat="1" w:unhideWhenUsed="0" w:uiPriority="69" w:semiHidden="0" w:name="Medium Grid 3 Accent 6"/>
     <w:lsdException w:qFormat="1" w:unhideWhenUsed="0" w:uiPriority="70" w:semiHidden="0" w:name="Dark List Accent 6"/>
-    <w:lsdException w:unhideWhenUsed="0" w:uiPriority="71" w:semiHidden="0" w:name="Colorful Shading Accent 6"/>
+    <w:lsdException w:qFormat="1" w:unhideWhenUsed="0" w:uiPriority="71" w:semiHidden="0" w:name="Colorful Shading Accent 6"/>
     <w:lsdException w:qFormat="1" w:unhideWhenUsed="0" w:uiPriority="72" w:semiHidden="0" w:name="Colorful List Accent 6"/>
     <w:lsdException w:qFormat="1" w:unhideWhenUsed="0" w:uiPriority="73" w:semiHidden="0" w:name="Colorful Grid Accent 6"/>
   </w:latentStyles>
@@ -47130,6 +46649,7 @@
     <w:name w:val="List Number"/>
     <w:basedOn w:val="1"/>
     <w:unhideWhenUsed/>
+    <w:qFormat/>
     <w:uiPriority w:val="99"/>
     <w:pPr>
       <w:numPr>
@@ -47716,6 +47236,7 @@
   <w:style w:type="table" w:styleId="37">
     <w:name w:val="Light Shading Accent 3"/>
     <w:basedOn w:val="32"/>
+    <w:qFormat/>
     <w:uiPriority w:val="60"/>
     <w:pPr>
       <w:spacing w:after="0" w:line="240" w:lineRule="auto"/>
@@ -48209,6 +47730,7 @@
   <w:style w:type="table" w:styleId="42">
     <w:name w:val="Light List Accent 1"/>
     <w:basedOn w:val="32"/>
+    <w:qFormat/>
     <w:uiPriority w:val="61"/>
     <w:pPr>
       <w:spacing w:after="0" w:line="240" w:lineRule="auto"/>
@@ -48396,6 +47918,7 @@
   <w:style w:type="table" w:styleId="44">
     <w:name w:val="Light List Accent 3"/>
     <w:basedOn w:val="32"/>
+    <w:qFormat/>
     <w:uiPriority w:val="61"/>
     <w:pPr>
       <w:spacing w:after="0" w:line="240" w:lineRule="auto"/>
@@ -48583,6 +48106,7 @@
   <w:style w:type="table" w:styleId="46">
     <w:name w:val="Light List Accent 5"/>
     <w:basedOn w:val="32"/>
+    <w:qFormat/>
     <w:uiPriority w:val="61"/>
     <w:pPr>
       <w:spacing w:after="0" w:line="240" w:lineRule="auto"/>
@@ -53404,6 +52928,7 @@
   <w:style w:type="table" w:styleId="87">
     <w:name w:val="Medium Grid 1 Accent 4"/>
     <w:basedOn w:val="32"/>
+    <w:qFormat/>
     <w:uiPriority w:val="67"/>
     <w:pPr>
       <w:spacing w:after="0" w:line="240" w:lineRule="auto"/>
@@ -53613,6 +53138,7 @@
   <w:style w:type="table" w:styleId="90">
     <w:name w:val="Medium Grid 2"/>
     <w:basedOn w:val="32"/>
+    <w:qFormat/>
     <w:uiPriority w:val="68"/>
     <w:pPr>
       <w:spacing w:after="0" w:line="240" w:lineRule="auto"/>
@@ -54956,6 +54482,7 @@
   <w:style w:type="table" w:styleId="99">
     <w:name w:val="Medium Grid 3 Accent 2"/>
     <w:basedOn w:val="32"/>
+    <w:qFormat/>
     <w:uiPriority w:val="69"/>
     <w:pPr>
       <w:spacing w:after="0" w:line="240" w:lineRule="auto"/>
@@ -55113,6 +54640,7 @@
   <w:style w:type="table" w:styleId="100">
     <w:name w:val="Medium Grid 3 Accent 3"/>
     <w:basedOn w:val="32"/>
+    <w:qFormat/>
     <w:uiPriority w:val="69"/>
     <w:pPr>
       <w:spacing w:after="0" w:line="240" w:lineRule="auto"/>
@@ -55860,6 +55388,7 @@
   <w:style w:type="table" w:styleId="105">
     <w:name w:val="Dark List Accent 1"/>
     <w:basedOn w:val="32"/>
+    <w:qFormat/>
     <w:uiPriority w:val="70"/>
     <w:pPr>
       <w:spacing w:after="0" w:line="240" w:lineRule="auto"/>
@@ -56207,6 +55736,7 @@
   <w:style w:type="table" w:styleId="108">
     <w:name w:val="Dark List Accent 4"/>
     <w:basedOn w:val="32"/>
+    <w:qFormat/>
     <w:uiPriority w:val="70"/>
     <w:pPr>
       <w:spacing w:after="0" w:line="240" w:lineRule="auto"/>
@@ -56322,6 +55852,7 @@
   <w:style w:type="table" w:styleId="109">
     <w:name w:val="Dark List Accent 5"/>
     <w:basedOn w:val="32"/>
+    <w:qFormat/>
     <w:uiPriority w:val="70"/>
     <w:pPr>
       <w:spacing w:after="0" w:line="240" w:lineRule="auto"/>
@@ -57427,6 +56958,7 @@
   <w:style w:type="table" w:styleId="117">
     <w:name w:val="Colorful Shading Accent 6"/>
     <w:basedOn w:val="32"/>
+    <w:qFormat/>
     <w:uiPriority w:val="71"/>
     <w:pPr>
       <w:spacing w:after="0" w:line="240" w:lineRule="auto"/>
@@ -57761,6 +57293,7 @@
   <w:style w:type="table" w:styleId="120">
     <w:name w:val="Colorful List Accent 2"/>
     <w:basedOn w:val="32"/>
+    <w:qFormat/>
     <w:uiPriority w:val="72"/>
     <w:pPr>
       <w:spacing w:after="0" w:line="240" w:lineRule="auto"/>
@@ -58322,6 +57855,7 @@
   <w:style w:type="table" w:styleId="126">
     <w:name w:val="Colorful Grid Accent 1"/>
     <w:basedOn w:val="32"/>
+    <w:qFormat/>
     <w:uiPriority w:val="73"/>
     <w:pPr>
       <w:spacing w:after="0" w:line="240" w:lineRule="auto"/>
@@ -58924,12 +58458,14 @@
     <w:name w:val="Header Char"/>
     <w:basedOn w:val="132"/>
     <w:link w:val="25"/>
+    <w:qFormat/>
     <w:uiPriority w:val="99"/>
   </w:style>
   <w:style w:type="character" w:customStyle="1" w:styleId="136">
     <w:name w:val="Footer Char"/>
     <w:basedOn w:val="132"/>
     <w:link w:val="24"/>
+    <w:qFormat/>
     <w:uiPriority w:val="99"/>
   </w:style>
   <w:style w:type="paragraph" w:styleId="137">
@@ -59074,6 +58610,7 @@
     <w:name w:val="Macro Text Char"/>
     <w:basedOn w:val="132"/>
     <w:link w:val="2"/>
+    <w:qFormat/>
     <w:uiPriority w:val="99"/>
     <w:rPr>
       <w:rFonts w:ascii="Courier" w:hAnsi="Courier"/>
@@ -59103,6 +58640,7 @@
     <w:name w:val="Quote Char"/>
     <w:basedOn w:val="132"/>
     <w:link w:val="148"/>
+    <w:qFormat/>
     <w:uiPriority w:val="29"/>
     <w:rPr>
       <w:i/>
@@ -59120,6 +58658,7 @@
     <w:basedOn w:val="132"/>
     <w:link w:val="6"/>
     <w:semiHidden/>
+    <w:qFormat/>
     <w:uiPriority w:val="9"/>
     <w:rPr>
       <w:rFonts w:asciiTheme="majorHAnsi" w:hAnsiTheme="majorHAnsi" w:eastAsiaTheme="majorEastAsia" w:cstheme="majorBidi"/>
@@ -59140,6 +58679,7 @@
     <w:basedOn w:val="132"/>
     <w:link w:val="7"/>
     <w:semiHidden/>
+    <w:qFormat/>
     <w:uiPriority w:val="9"/>
     <w:rPr>
       <w:rFonts w:asciiTheme="majorHAnsi" w:hAnsiTheme="majorHAnsi" w:eastAsiaTheme="majorEastAsia" w:cstheme="majorBidi"/>
@@ -59151,6 +58691,7 @@
     <w:basedOn w:val="132"/>
     <w:link w:val="8"/>
     <w:semiHidden/>
+    <w:qFormat/>
     <w:uiPriority w:val="9"/>
     <w:rPr>
       <w:rFonts w:asciiTheme="majorHAnsi" w:hAnsiTheme="majorHAnsi" w:eastAsiaTheme="majorEastAsia" w:cstheme="majorBidi"/>
@@ -59164,6 +58705,7 @@
     <w:basedOn w:val="132"/>
     <w:link w:val="9"/>
     <w:semiHidden/>
+    <w:qFormat/>
     <w:uiPriority w:val="9"/>
     <w:rPr>
       <w:rFonts w:asciiTheme="majorHAnsi" w:hAnsiTheme="majorHAnsi" w:eastAsiaTheme="majorEastAsia" w:cstheme="majorBidi"/>
@@ -59185,6 +58727,7 @@
     <w:basedOn w:val="132"/>
     <w:link w:val="10"/>
     <w:semiHidden/>
+    <w:qFormat/>
     <w:uiPriority w:val="9"/>
     <w:rPr>
       <w:rFonts w:asciiTheme="majorHAnsi" w:hAnsiTheme="majorHAnsi" w:eastAsiaTheme="majorEastAsia" w:cstheme="majorBidi"/>
@@ -59203,6 +58746,7 @@
     <w:basedOn w:val="132"/>
     <w:link w:val="11"/>
     <w:semiHidden/>
+    <w:qFormat/>
     <w:uiPriority w:val="9"/>
     <w:rPr>
       <w:rFonts w:asciiTheme="majorHAnsi" w:hAnsiTheme="majorHAnsi" w:eastAsiaTheme="majorEastAsia" w:cstheme="majorBidi"/>
@@ -59252,6 +58796,7 @@
     <w:name w:val="Intense Quote Char"/>
     <w:basedOn w:val="132"/>
     <w:link w:val="156"/>
+    <w:qFormat/>
     <w:uiPriority w:val="30"/>
     <w:rPr>
       <w:b/>
@@ -59685,7 +59230,7 @@
 </file>
 
 <file path=customXml/item1.xml><?xml version="1.0" encoding="utf-8"?>
-<b:Sources xmlns:b="http://schemas.openxmlformats.org/officeDocument/2006/bibliography" xmlns="http://schemas.openxmlformats.org/officeDocument/2006/bibliography" SelectedStyle="/APA.XSL" StyleName="APA"/>
+<b:Sources xmlns:b="http://schemas.openxmlformats.org/officeDocument/2006/bibliography" xmlns="http://schemas.openxmlformats.org/officeDocument/2006/bibliography" StyleName="APA" SelectedStyle="/APA.XSL"/>
 </file>
 
 <file path=customXml/itemProps1.xml><?xml version="1.0" encoding="utf-8"?>
